--- a/BaseDados/2016112775_rubenreis/pam_bd.docx
+++ b/BaseDados/2016112775_rubenreis/pam_bd.docx
@@ -255,6 +255,17 @@
     </w:p>
     <w:sdt>
       <w:sdtPr>
+        <w:rPr>
+          <w:rFonts w:asciiTheme="minorHAnsi" w:eastAsiaTheme="minorHAnsi" w:hAnsiTheme="minorHAnsi" w:cstheme="minorBidi"/>
+          <w:b w:val="0"/>
+          <w:bCs w:val="0"/>
+          <w:color w:val="auto"/>
+          <w:kern w:val="2"/>
+          <w:sz w:val="24"/>
+          <w:szCs w:val="24"/>
+          <w:lang w:eastAsia="en-US"/>
+          <w14:ligatures w14:val="standardContextual"/>
+        </w:rPr>
         <w:id w:val="2035536188"/>
         <w:docPartObj>
           <w:docPartGallery w:val="Table of Contents"/>
@@ -263,14 +274,7 @@
       </w:sdtPr>
       <w:sdtEndPr>
         <w:rPr>
-          <w:rFonts w:asciiTheme="minorHAnsi" w:eastAsiaTheme="minorHAnsi" w:hAnsiTheme="minorHAnsi" w:cstheme="minorBidi"/>
           <w:noProof/>
-          <w:color w:val="auto"/>
-          <w:kern w:val="2"/>
-          <w:sz w:val="24"/>
-          <w:szCs w:val="24"/>
-          <w:lang w:eastAsia="en-US"/>
-          <w14:ligatures w14:val="standardContextual"/>
         </w:rPr>
       </w:sdtEndPr>
       <w:sdtContent>
@@ -360,15 +364,7 @@
                 <w:rFonts w:cs="Times New Roman"/>
                 <w:noProof/>
               </w:rPr>
-              <w:t>D</w:t>
-            </w:r>
-            <w:r>
-              <w:rPr>
-                <w:rStyle w:val="Hiperligao"/>
-                <w:rFonts w:cs="Times New Roman"/>
-                <w:noProof/>
-              </w:rPr>
-              <w:t>escrição do Sistema</w:t>
+              <w:t>Descrição do Sistema</w:t>
             </w:r>
             <w:r>
               <w:rPr>
@@ -1081,8 +1077,8 @@
         </w:rPr>
         <w:drawing>
           <wp:inline distT="0" distB="0" distL="0" distR="0">
-            <wp:extent cx="5400040" cy="4177030"/>
-            <wp:effectExtent l="0" t="0" r="0" b="1270"/>
+            <wp:extent cx="5400040" cy="4009359"/>
+            <wp:effectExtent l="0" t="0" r="0" b="4445"/>
             <wp:docPr id="452831243" name="Imagem 2"/>
             <wp:cNvGraphicFramePr>
               <a:graphicFrameLocks xmlns:a="http://schemas.openxmlformats.org/drawingml/2006/main" noChangeAspect="1"/>
@@ -1091,24 +1087,12 @@
               <a:graphicData uri="http://schemas.openxmlformats.org/drawingml/2006/picture">
                 <pic:pic xmlns:pic="http://schemas.openxmlformats.org/drawingml/2006/picture">
                   <pic:nvPicPr>
-                    <pic:cNvPr id="452831243" name="Imagem 452831243"/>
+                    <pic:cNvPr id="452831243" name="Imagem 2"/>
                     <pic:cNvPicPr/>
                   </pic:nvPicPr>
                   <pic:blipFill>
                     <a:blip r:embed="rId11" cstate="print">
                       <a:extLst>
-                        <a:ext uri="{BEBA8EAE-BF5A-486C-A8C5-ECC9F3942E4B}">
-                          <a14:imgProps xmlns:a14="http://schemas.microsoft.com/office/drawing/2010/main">
-                            <a14:imgLayer r:embed="rId12">
-                              <a14:imgEffect>
-                                <a14:sharpenSoften amount="50000"/>
-                              </a14:imgEffect>
-                              <a14:imgEffect>
-                                <a14:brightnessContrast contrast="-20000"/>
-                              </a14:imgEffect>
-                            </a14:imgLayer>
-                          </a14:imgProps>
-                        </a:ext>
                         <a:ext uri="{28A0092B-C50C-407E-A947-70E740481C1C}">
                           <a14:useLocalDpi xmlns:a14="http://schemas.microsoft.com/office/drawing/2010/main" val="0"/>
                         </a:ext>
@@ -1121,7 +1105,7 @@
                   <pic:spPr>
                     <a:xfrm>
                       <a:off x="0" y="0"/>
-                      <a:ext cx="5400040" cy="4177030"/>
+                      <a:ext cx="5400040" cy="4009359"/>
                     </a:xfrm>
                     <a:prstGeom prst="rect">
                       <a:avLst/>
@@ -2732,75 +2716,6 @@
           <w:rFonts w:ascii="Times New Roman" w:hAnsi="Times New Roman" w:cs="Times New Roman"/>
         </w:rPr>
       </w:pPr>
-      <w:proofErr w:type="spellStart"/>
-      <w:proofErr w:type="gramStart"/>
-      <w:r>
-        <w:rPr>
-          <w:rFonts w:ascii="Times New Roman" w:hAnsi="Times New Roman" w:cs="Times New Roman"/>
-        </w:rPr>
-        <w:t>shifts</w:t>
-      </w:r>
-      <w:proofErr w:type="spellEnd"/>
-      <w:r>
-        <w:rPr>
-          <w:rFonts w:ascii="Times New Roman" w:hAnsi="Times New Roman" w:cs="Times New Roman"/>
-        </w:rPr>
-        <w:t>(</w:t>
-      </w:r>
-      <w:proofErr w:type="gramEnd"/>
-      <w:r>
-        <w:rPr>
-          <w:rFonts w:ascii="Times New Roman" w:hAnsi="Times New Roman" w:cs="Times New Roman"/>
-          <w:b/>
-          <w:bCs/>
-          <w:u w:val="single"/>
-        </w:rPr>
-        <w:t>id</w:t>
-      </w:r>
-      <w:r>
-        <w:rPr>
-          <w:rFonts w:ascii="Times New Roman" w:hAnsi="Times New Roman" w:cs="Times New Roman"/>
-        </w:rPr>
-        <w:t xml:space="preserve">, </w:t>
-      </w:r>
-      <w:proofErr w:type="spellStart"/>
-      <w:r>
-        <w:rPr>
-          <w:rFonts w:ascii="Times New Roman" w:hAnsi="Times New Roman" w:cs="Times New Roman"/>
-        </w:rPr>
-        <w:t>hour_start</w:t>
-      </w:r>
-      <w:proofErr w:type="spellEnd"/>
-      <w:r>
-        <w:rPr>
-          <w:rFonts w:ascii="Times New Roman" w:hAnsi="Times New Roman" w:cs="Times New Roman"/>
-        </w:rPr>
-        <w:t xml:space="preserve">, </w:t>
-      </w:r>
-      <w:proofErr w:type="spellStart"/>
-      <w:r>
-        <w:rPr>
-          <w:rFonts w:ascii="Times New Roman" w:hAnsi="Times New Roman" w:cs="Times New Roman"/>
-        </w:rPr>
-        <w:t>hour_end</w:t>
-      </w:r>
-      <w:proofErr w:type="spellEnd"/>
-      <w:r>
-        <w:rPr>
-          <w:rFonts w:ascii="Times New Roman" w:hAnsi="Times New Roman" w:cs="Times New Roman"/>
-        </w:rPr>
-        <w:t>)</w:t>
-      </w:r>
-    </w:p>
-    <w:p>
-      <w:pPr>
-        <w:pStyle w:val="PargrafodaLista"/>
-        <w:spacing w:line="360" w:lineRule="auto"/>
-        <w:ind w:left="2844" w:firstLine="696"/>
-        <w:rPr>
-          <w:rFonts w:ascii="Times New Roman" w:hAnsi="Times New Roman" w:cs="Times New Roman"/>
-        </w:rPr>
-      </w:pPr>
       <w:r>
         <w:rPr>
           <w:rFonts w:ascii="Times New Roman" w:hAnsi="Times New Roman" w:cs="Times New Roman"/>
@@ -2809,18 +2724,18 @@
         <mc:AlternateContent>
           <mc:Choice Requires="wps">
             <w:drawing>
-              <wp:anchor distT="0" distB="0" distL="114300" distR="114300" simplePos="0" relativeHeight="251698176" behindDoc="0" locked="0" layoutInCell="1" allowOverlap="1" wp14:anchorId="292D380A" wp14:editId="46CBAF13">
+              <wp:anchor distT="0" distB="0" distL="114300" distR="114300" simplePos="0" relativeHeight="251719680" behindDoc="0" locked="0" layoutInCell="1" allowOverlap="1" wp14:anchorId="4B088C66" wp14:editId="21FEFDD9">
                 <wp:simplePos x="0" y="0"/>
                 <wp:positionH relativeFrom="column">
-                  <wp:posOffset>4064000</wp:posOffset>
+                  <wp:posOffset>1887513</wp:posOffset>
                 </wp:positionH>
                 <wp:positionV relativeFrom="paragraph">
-                  <wp:posOffset>112590</wp:posOffset>
+                  <wp:posOffset>121529</wp:posOffset>
                 </wp:positionV>
                 <wp:extent cx="331177" cy="137257"/>
                 <wp:effectExtent l="12700" t="63500" r="0" b="15240"/>
                 <wp:wrapNone/>
-                <wp:docPr id="489436692" name="Conexão em Ângulos Retos 8"/>
+                <wp:docPr id="1778773768" name="Conexão em Ângulos Retos 8"/>
                 <wp:cNvGraphicFramePr/>
                 <a:graphic xmlns:a="http://schemas.openxmlformats.org/drawingml/2006/main">
                   <a:graphicData uri="http://schemas.microsoft.com/office/word/2010/wordprocessingShape">
@@ -2869,13 +2784,223 @@
           </mc:Choice>
           <mc:Fallback>
             <w:pict>
-              <v:shape w14:anchorId="11CEB9B9" id="Conexão em Ângulos Retos 8" o:spid="_x0000_s1026" type="#_x0000_t34" style="position:absolute;margin-left:320pt;margin-top:8.85pt;width:26.1pt;height:10.8pt;flip:y;z-index:251698176;visibility:visible;mso-wrap-style:square;mso-width-percent:0;mso-height-percent:0;mso-wrap-distance-left:9pt;mso-wrap-distance-top:0;mso-wrap-distance-right:9pt;mso-wrap-distance-bottom:0;mso-position-horizontal:absolute;mso-position-horizontal-relative:text;mso-position-vertical:absolute;mso-position-vertical-relative:text;mso-width-percent:0;mso-height-percent:0;mso-width-relative:margin;mso-height-relative:margin" o:gfxdata="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" adj="-203" strokecolor="#4472c4 [3204]" strokeweight=".5pt">
+              <v:shapetype w14:anchorId="1FC89CB4" id="_x0000_t34" coordsize="21600,21600" o:spt="34" o:oned="t" adj="10800" path="m,l@0,0@0,21600,21600,21600e" filled="f">
+                <v:stroke joinstyle="miter"/>
+                <v:formulas>
+                  <v:f eqn="val #0"/>
+                </v:formulas>
+                <v:path arrowok="t" fillok="f" o:connecttype="none"/>
+                <v:handles>
+                  <v:h position="#0,center"/>
+                </v:handles>
+                <o:lock v:ext="edit" shapetype="t"/>
+              </v:shapetype>
+              <v:shape id="Conexão em Ângulos Retos 8" o:spid="_x0000_s1026" type="#_x0000_t34" style="position:absolute;margin-left:148.6pt;margin-top:9.55pt;width:26.1pt;height:10.8pt;flip:y;z-index:251719680;visibility:visible;mso-wrap-style:square;mso-width-percent:0;mso-height-percent:0;mso-wrap-distance-left:9pt;mso-wrap-distance-top:0;mso-wrap-distance-right:9pt;mso-wrap-distance-bottom:0;mso-position-horizontal:absolute;mso-position-horizontal-relative:text;mso-position-vertical:absolute;mso-position-vertical-relative:text;mso-width-percent:0;mso-height-percent:0;mso-width-relative:margin;mso-height-relative:margin" o:gfxdata="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" adj="-203" strokecolor="#4472c4 [3204]" strokeweight=".5pt">
                 <v:stroke endarrow="block"/>
               </v:shape>
             </w:pict>
           </mc:Fallback>
         </mc:AlternateContent>
       </w:r>
+      <w:r>
+        <w:rPr>
+          <w:rFonts w:ascii="Times New Roman" w:hAnsi="Times New Roman" w:cs="Times New Roman"/>
+        </w:rPr>
+        <w:tab/>
+      </w:r>
+      <w:r>
+        <w:rPr>
+          <w:rFonts w:ascii="Times New Roman" w:hAnsi="Times New Roman" w:cs="Times New Roman"/>
+        </w:rPr>
+        <w:tab/>
+      </w:r>
+      <w:r>
+        <w:rPr>
+          <w:rFonts w:ascii="Times New Roman" w:hAnsi="Times New Roman" w:cs="Times New Roman"/>
+        </w:rPr>
+        <w:tab/>
+      </w:r>
+      <w:r>
+        <w:rPr>
+          <w:rFonts w:ascii="Times New Roman" w:hAnsi="Times New Roman" w:cs="Times New Roman"/>
+        </w:rPr>
+        <w:tab/>
+      </w:r>
+      <w:proofErr w:type="spellStart"/>
+      <w:r>
+        <w:rPr>
+          <w:rFonts w:ascii="Times New Roman" w:hAnsi="Times New Roman" w:cs="Times New Roman"/>
+        </w:rPr>
+        <w:t>volunteers</w:t>
+      </w:r>
+      <w:proofErr w:type="spellEnd"/>
+    </w:p>
+    <w:p>
+      <w:pPr>
+        <w:pStyle w:val="PargrafodaLista"/>
+        <w:spacing w:line="360" w:lineRule="auto"/>
+        <w:rPr>
+          <w:rFonts w:ascii="Times New Roman" w:hAnsi="Times New Roman" w:cs="Times New Roman"/>
+        </w:rPr>
+      </w:pPr>
+      <w:proofErr w:type="spellStart"/>
+      <w:r>
+        <w:rPr>
+          <w:rFonts w:ascii="Times New Roman" w:hAnsi="Times New Roman" w:cs="Times New Roman"/>
+        </w:rPr>
+        <w:t>shift_</w:t>
+      </w:r>
+      <w:proofErr w:type="gramStart"/>
+      <w:r>
+        <w:rPr>
+          <w:rFonts w:ascii="Times New Roman" w:hAnsi="Times New Roman" w:cs="Times New Roman"/>
+        </w:rPr>
+        <w:t>volunteers</w:t>
+      </w:r>
+      <w:proofErr w:type="spellEnd"/>
+      <w:r>
+        <w:rPr>
+          <w:rFonts w:ascii="Times New Roman" w:hAnsi="Times New Roman" w:cs="Times New Roman"/>
+        </w:rPr>
+        <w:t>(</w:t>
+      </w:r>
+      <w:proofErr w:type="gramEnd"/>
+      <w:r>
+        <w:rPr>
+          <w:rFonts w:ascii="Times New Roman" w:hAnsi="Times New Roman" w:cs="Times New Roman"/>
+          <w:b/>
+          <w:bCs/>
+          <w:u w:val="single"/>
+        </w:rPr>
+        <w:t>id</w:t>
+      </w:r>
+      <w:r>
+        <w:rPr>
+          <w:rFonts w:ascii="Times New Roman" w:hAnsi="Times New Roman" w:cs="Times New Roman"/>
+        </w:rPr>
+        <w:t xml:space="preserve">, </w:t>
+      </w:r>
+      <w:proofErr w:type="spellStart"/>
+      <w:r>
+        <w:rPr>
+          <w:rFonts w:ascii="Times New Roman" w:hAnsi="Times New Roman" w:cs="Times New Roman"/>
+          <w:u w:val="dotted"/>
+        </w:rPr>
+        <w:t>volunteers_id</w:t>
+      </w:r>
+      <w:proofErr w:type="spellEnd"/>
+      <w:r>
+        <w:rPr>
+          <w:rFonts w:ascii="Times New Roman" w:hAnsi="Times New Roman" w:cs="Times New Roman"/>
+        </w:rPr>
+        <w:t xml:space="preserve">, date, </w:t>
+      </w:r>
+      <w:proofErr w:type="spellStart"/>
+      <w:r>
+        <w:rPr>
+          <w:rFonts w:ascii="Times New Roman" w:hAnsi="Times New Roman" w:cs="Times New Roman"/>
+        </w:rPr>
+        <w:t>hour_start</w:t>
+      </w:r>
+      <w:proofErr w:type="spellEnd"/>
+      <w:r>
+        <w:rPr>
+          <w:rFonts w:ascii="Times New Roman" w:hAnsi="Times New Roman" w:cs="Times New Roman"/>
+        </w:rPr>
+        <w:t xml:space="preserve">, </w:t>
+      </w:r>
+      <w:proofErr w:type="spellStart"/>
+      <w:r>
+        <w:rPr>
+          <w:rFonts w:ascii="Times New Roman" w:hAnsi="Times New Roman" w:cs="Times New Roman"/>
+        </w:rPr>
+        <w:t>hour_end</w:t>
+      </w:r>
+      <w:proofErr w:type="spellEnd"/>
+      <w:r>
+        <w:rPr>
+          <w:rFonts w:ascii="Times New Roman" w:hAnsi="Times New Roman" w:cs="Times New Roman"/>
+        </w:rPr>
+        <w:t>, notes)</w:t>
+      </w:r>
+    </w:p>
+    <w:p>
+      <w:pPr>
+        <w:pStyle w:val="PargrafodaLista"/>
+        <w:spacing w:line="360" w:lineRule="auto"/>
+        <w:rPr>
+          <w:rFonts w:ascii="Times New Roman" w:hAnsi="Times New Roman" w:cs="Times New Roman"/>
+        </w:rPr>
+      </w:pPr>
+      <w:proofErr w:type="spellStart"/>
+      <w:proofErr w:type="gramStart"/>
+      <w:r>
+        <w:rPr>
+          <w:rFonts w:ascii="Times New Roman" w:hAnsi="Times New Roman" w:cs="Times New Roman"/>
+        </w:rPr>
+        <w:t>shifts</w:t>
+      </w:r>
+      <w:proofErr w:type="spellEnd"/>
+      <w:r>
+        <w:rPr>
+          <w:rFonts w:ascii="Times New Roman" w:hAnsi="Times New Roman" w:cs="Times New Roman"/>
+        </w:rPr>
+        <w:t>(</w:t>
+      </w:r>
+      <w:proofErr w:type="gramEnd"/>
+      <w:r>
+        <w:rPr>
+          <w:rFonts w:ascii="Times New Roman" w:hAnsi="Times New Roman" w:cs="Times New Roman"/>
+          <w:b/>
+          <w:bCs/>
+          <w:u w:val="single"/>
+        </w:rPr>
+        <w:t>id</w:t>
+      </w:r>
+      <w:r>
+        <w:rPr>
+          <w:rFonts w:ascii="Times New Roman" w:hAnsi="Times New Roman" w:cs="Times New Roman"/>
+        </w:rPr>
+        <w:t xml:space="preserve">, </w:t>
+      </w:r>
+      <w:proofErr w:type="spellStart"/>
+      <w:r>
+        <w:rPr>
+          <w:rFonts w:ascii="Times New Roman" w:hAnsi="Times New Roman" w:cs="Times New Roman"/>
+        </w:rPr>
+        <w:t>hour_start</w:t>
+      </w:r>
+      <w:proofErr w:type="spellEnd"/>
+      <w:r>
+        <w:rPr>
+          <w:rFonts w:ascii="Times New Roman" w:hAnsi="Times New Roman" w:cs="Times New Roman"/>
+        </w:rPr>
+        <w:t xml:space="preserve">, </w:t>
+      </w:r>
+      <w:proofErr w:type="spellStart"/>
+      <w:r>
+        <w:rPr>
+          <w:rFonts w:ascii="Times New Roman" w:hAnsi="Times New Roman" w:cs="Times New Roman"/>
+        </w:rPr>
+        <w:t>hour_end</w:t>
+      </w:r>
+      <w:proofErr w:type="spellEnd"/>
+      <w:r>
+        <w:rPr>
+          <w:rFonts w:ascii="Times New Roman" w:hAnsi="Times New Roman" w:cs="Times New Roman"/>
+        </w:rPr>
+        <w:t>)</w:t>
+      </w:r>
+    </w:p>
+    <w:p>
+      <w:pPr>
+        <w:pStyle w:val="PargrafodaLista"/>
+        <w:spacing w:line="360" w:lineRule="auto"/>
+        <w:ind w:left="3552" w:firstLine="696"/>
+        <w:rPr>
+          <w:rFonts w:ascii="Times New Roman" w:hAnsi="Times New Roman" w:cs="Times New Roman"/>
+        </w:rPr>
+      </w:pPr>
       <w:r>
         <w:rPr>
           <w:rFonts w:ascii="Times New Roman" w:hAnsi="Times New Roman" w:cs="Times New Roman"/>
@@ -2887,12 +3012,12 @@
               <wp:anchor distT="0" distB="0" distL="114300" distR="114300" simplePos="0" relativeHeight="251696128" behindDoc="0" locked="0" layoutInCell="1" allowOverlap="1" wp14:anchorId="292D380A" wp14:editId="46CBAF13">
                 <wp:simplePos x="0" y="0"/>
                 <wp:positionH relativeFrom="column">
-                  <wp:posOffset>2774461</wp:posOffset>
+                  <wp:posOffset>3258185</wp:posOffset>
                 </wp:positionH>
                 <wp:positionV relativeFrom="paragraph">
-                  <wp:posOffset>114740</wp:posOffset>
+                  <wp:posOffset>114300</wp:posOffset>
                 </wp:positionV>
-                <wp:extent cx="331177" cy="137257"/>
+                <wp:extent cx="330835" cy="137160"/>
                 <wp:effectExtent l="12700" t="63500" r="0" b="15240"/>
                 <wp:wrapNone/>
                 <wp:docPr id="563577943" name="Conexão em Ângulos Retos 8"/>
@@ -2904,7 +3029,7 @@
                       <wps:spPr>
                         <a:xfrm flipV="1">
                           <a:off x="0" y="0"/>
-                          <a:ext cx="331177" cy="137257"/>
+                          <a:ext cx="330835" cy="137160"/>
                         </a:xfrm>
                         <a:prstGeom prst="bentConnector3">
                           <a:avLst>
@@ -2944,7 +3069,7 @@
           </mc:Choice>
           <mc:Fallback>
             <w:pict>
-              <v:shape w14:anchorId="57D5AA9B" id="Conexão em Ângulos Retos 8" o:spid="_x0000_s1026" type="#_x0000_t34" style="position:absolute;margin-left:218.45pt;margin-top:9.05pt;width:26.1pt;height:10.8pt;flip:y;z-index:251696128;visibility:visible;mso-wrap-style:square;mso-width-percent:0;mso-height-percent:0;mso-wrap-distance-left:9pt;mso-wrap-distance-top:0;mso-wrap-distance-right:9pt;mso-wrap-distance-bottom:0;mso-position-horizontal:absolute;mso-position-horizontal-relative:text;mso-position-vertical:absolute;mso-position-vertical-relative:text;mso-width-percent:0;mso-height-percent:0;mso-width-relative:margin;mso-height-relative:margin" o:gfxdata="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" adj="-203" strokecolor="#4472c4 [3204]" strokeweight=".5pt">
+              <v:shape w14:anchorId="32D7A29B" id="Conexão em Ângulos Retos 8" o:spid="_x0000_s1026" type="#_x0000_t34" style="position:absolute;margin-left:256.55pt;margin-top:9pt;width:26.05pt;height:10.8pt;flip:y;z-index:251696128;visibility:visible;mso-wrap-style:square;mso-width-percent:0;mso-height-percent:0;mso-wrap-distance-left:9pt;mso-wrap-distance-top:0;mso-wrap-distance-right:9pt;mso-wrap-distance-bottom:0;mso-position-horizontal:absolute;mso-position-horizontal-relative:text;mso-position-vertical:absolute;mso-position-vertical-relative:text;mso-width-percent:0;mso-height-percent:0;mso-width-relative:margin;mso-height-relative:margin" o:gfxdata="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" adj="-203" strokecolor="#4472c4 [3204]" strokeweight=".5pt">
                 <v:stroke endarrow="block"/>
               </v:shape>
             </w:pict>
@@ -2962,7 +3087,7 @@
               <wp:anchor distT="0" distB="0" distL="114300" distR="114300" simplePos="0" relativeHeight="251694080" behindDoc="0" locked="0" layoutInCell="1" allowOverlap="1" wp14:anchorId="292D380A" wp14:editId="46CBAF13">
                 <wp:simplePos x="0" y="0"/>
                 <wp:positionH relativeFrom="column">
-                  <wp:posOffset>2077280</wp:posOffset>
+                  <wp:posOffset>2502046</wp:posOffset>
                 </wp:positionH>
                 <wp:positionV relativeFrom="paragraph">
                   <wp:posOffset>113030</wp:posOffset>
@@ -3019,7 +3144,7 @@
           </mc:Choice>
           <mc:Fallback>
             <w:pict>
-              <v:shape w14:anchorId="6F620375" id="Conexão em Ângulos Retos 8" o:spid="_x0000_s1026" type="#_x0000_t34" style="position:absolute;margin-left:163.55pt;margin-top:8.9pt;width:11.05pt;height:14.1pt;flip:y;z-index:251694080;visibility:visible;mso-wrap-style:square;mso-width-percent:0;mso-height-percent:0;mso-wrap-distance-left:9pt;mso-wrap-distance-top:0;mso-wrap-distance-right:9pt;mso-wrap-distance-bottom:0;mso-position-horizontal:absolute;mso-position-horizontal-relative:text;mso-position-vertical:absolute;mso-position-vertical-relative:text;mso-width-percent:0;mso-height-percent:0;mso-width-relative:margin;mso-height-relative:margin" o:gfxdata="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" adj="-203" strokecolor="#4472c4 [3204]" strokeweight=".5pt">
+              <v:shape w14:anchorId="6625933C" id="Conexão em Ângulos Retos 8" o:spid="_x0000_s1026" type="#_x0000_t34" style="position:absolute;margin-left:197pt;margin-top:8.9pt;width:11.05pt;height:14.1pt;flip:y;z-index:251694080;visibility:visible;mso-wrap-style:square;mso-width-percent:0;mso-height-percent:0;mso-wrap-distance-left:9pt;mso-wrap-distance-top:0;mso-wrap-distance-right:9pt;mso-wrap-distance-bottom:0;mso-position-horizontal:absolute;mso-position-horizontal-relative:text;mso-position-vertical:absolute;mso-position-vertical-relative:text;mso-width-percent:0;mso-height-percent:0;mso-width-relative:margin;mso-height-relative:margin" o:gfxdata="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" adj="-203" strokecolor="#4472c4 [3204]" strokeweight=".5pt">
                 <v:stroke endarrow="block"/>
               </v:shape>
             </w:pict>
@@ -3032,26 +3157,6 @@
           <w:rFonts w:ascii="Times New Roman" w:hAnsi="Times New Roman" w:cs="Times New Roman"/>
         </w:rPr>
         <w:t>shifts</w:t>
-      </w:r>
-      <w:proofErr w:type="spellEnd"/>
-      <w:r>
-        <w:rPr>
-          <w:rFonts w:ascii="Times New Roman" w:hAnsi="Times New Roman" w:cs="Times New Roman"/>
-        </w:rPr>
-        <w:tab/>
-      </w:r>
-      <w:r>
-        <w:rPr>
-          <w:rFonts w:ascii="Times New Roman" w:hAnsi="Times New Roman" w:cs="Times New Roman"/>
-        </w:rPr>
-        <w:tab/>
-      </w:r>
-      <w:proofErr w:type="spellStart"/>
-      <w:r>
-        <w:rPr>
-          <w:rFonts w:ascii="Times New Roman" w:hAnsi="Times New Roman" w:cs="Times New Roman"/>
-        </w:rPr>
-        <w:t>volunteers</w:t>
       </w:r>
       <w:proofErr w:type="spellEnd"/>
       <w:r>
@@ -3095,7 +3200,7 @@
         <w:rPr>
           <w:rFonts w:ascii="Times New Roman" w:hAnsi="Times New Roman" w:cs="Times New Roman"/>
         </w:rPr>
-        <w:t>workers</w:t>
+        <w:t>veterinarians</w:t>
       </w:r>
       <w:proofErr w:type="spellEnd"/>
       <w:r>
@@ -3127,21 +3232,6 @@
           <w:u w:val="dotted"/>
         </w:rPr>
         <w:t>shifts_id</w:t>
-      </w:r>
-      <w:proofErr w:type="spellEnd"/>
-      <w:r>
-        <w:rPr>
-          <w:rFonts w:ascii="Times New Roman" w:hAnsi="Times New Roman" w:cs="Times New Roman"/>
-        </w:rPr>
-        <w:t xml:space="preserve">, </w:t>
-      </w:r>
-      <w:proofErr w:type="spellStart"/>
-      <w:r>
-        <w:rPr>
-          <w:rFonts w:ascii="Times New Roman" w:hAnsi="Times New Roman" w:cs="Times New Roman"/>
-          <w:u w:val="dotted"/>
-        </w:rPr>
-        <w:t>volunteers_id</w:t>
       </w:r>
       <w:proofErr w:type="spellEnd"/>
       <w:r>
@@ -3650,7 +3740,7 @@
       <w:pPr>
         <w:pStyle w:val="PargrafodaLista"/>
         <w:spacing w:line="360" w:lineRule="auto"/>
-        <w:ind w:left="2136" w:firstLine="696"/>
+        <w:ind w:left="4232" w:hanging="1400"/>
         <w:rPr>
           <w:rFonts w:ascii="Times New Roman" w:hAnsi="Times New Roman" w:cs="Times New Roman"/>
         </w:rPr>
@@ -3663,18 +3753,18 @@
         <mc:AlternateContent>
           <mc:Choice Requires="wps">
             <w:drawing>
-              <wp:anchor distT="0" distB="0" distL="114300" distR="114300" simplePos="0" relativeHeight="251716608" behindDoc="0" locked="0" layoutInCell="1" allowOverlap="1" wp14:anchorId="292D380A" wp14:editId="46CBAF13">
+              <wp:anchor distT="0" distB="0" distL="114300" distR="114300" simplePos="0" relativeHeight="251714560" behindDoc="0" locked="0" layoutInCell="1" allowOverlap="1" wp14:anchorId="292D380A" wp14:editId="46CBAF13">
                 <wp:simplePos x="0" y="0"/>
                 <wp:positionH relativeFrom="column">
-                  <wp:posOffset>2305538</wp:posOffset>
+                  <wp:posOffset>1491127</wp:posOffset>
                 </wp:positionH>
                 <wp:positionV relativeFrom="paragraph">
-                  <wp:posOffset>118550</wp:posOffset>
+                  <wp:posOffset>99450</wp:posOffset>
                 </wp:positionV>
-                <wp:extent cx="331177" cy="137257"/>
-                <wp:effectExtent l="12700" t="63500" r="0" b="15240"/>
+                <wp:extent cx="265381" cy="460131"/>
+                <wp:effectExtent l="12700" t="63500" r="0" b="22860"/>
                 <wp:wrapNone/>
-                <wp:docPr id="1353657783" name="Conexão em Ângulos Retos 8"/>
+                <wp:docPr id="1756793922" name="Conexão em Ângulos Retos 8"/>
                 <wp:cNvGraphicFramePr/>
                 <a:graphic xmlns:a="http://schemas.openxmlformats.org/drawingml/2006/main">
                   <a:graphicData uri="http://schemas.microsoft.com/office/word/2010/wordprocessingShape">
@@ -3683,7 +3773,7 @@
                       <wps:spPr>
                         <a:xfrm flipV="1">
                           <a:off x="0" y="0"/>
-                          <a:ext cx="331177" cy="137257"/>
+                          <a:ext cx="265381" cy="460131"/>
                         </a:xfrm>
                         <a:prstGeom prst="bentConnector3">
                           <a:avLst>
@@ -3723,7 +3813,7 @@
           </mc:Choice>
           <mc:Fallback>
             <w:pict>
-              <v:shape w14:anchorId="2EE7115D" id="Conexão em Ângulos Retos 8" o:spid="_x0000_s1026" type="#_x0000_t34" style="position:absolute;margin-left:181.55pt;margin-top:9.35pt;width:26.1pt;height:10.8pt;flip:y;z-index:251716608;visibility:visible;mso-wrap-style:square;mso-width-percent:0;mso-height-percent:0;mso-wrap-distance-left:9pt;mso-wrap-distance-top:0;mso-wrap-distance-right:9pt;mso-wrap-distance-bottom:0;mso-position-horizontal:absolute;mso-position-horizontal-relative:text;mso-position-vertical:absolute;mso-position-vertical-relative:text;mso-width-percent:0;mso-height-percent:0;mso-width-relative:margin;mso-height-relative:margin" o:gfxdata="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" adj="-203" strokecolor="#4472c4 [3204]" strokeweight=".5pt">
+              <v:shape w14:anchorId="41DA38EB" id="Conexão em Ângulos Retos 8" o:spid="_x0000_s1026" type="#_x0000_t34" style="position:absolute;margin-left:117.4pt;margin-top:7.85pt;width:20.9pt;height:36.25pt;flip:y;z-index:251714560;visibility:visible;mso-wrap-style:square;mso-width-percent:0;mso-height-percent:0;mso-wrap-distance-left:9pt;mso-wrap-distance-top:0;mso-wrap-distance-right:9pt;mso-wrap-distance-bottom:0;mso-position-horizontal:absolute;mso-position-horizontal-relative:text;mso-position-vertical:absolute;mso-position-vertical-relative:text;mso-width-percent:0;mso-height-percent:0;mso-width-relative:margin;mso-height-relative:margin" o:gfxdata="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" adj="-203" strokecolor="#4472c4 [3204]" strokeweight=".5pt">
                 <v:stroke endarrow="block"/>
               </v:shape>
             </w:pict>
@@ -3738,18 +3828,18 @@
         <mc:AlternateContent>
           <mc:Choice Requires="wps">
             <w:drawing>
-              <wp:anchor distT="0" distB="0" distL="114300" distR="114300" simplePos="0" relativeHeight="251714560" behindDoc="0" locked="0" layoutInCell="1" allowOverlap="1" wp14:anchorId="292D380A" wp14:editId="46CBAF13">
+              <wp:anchor distT="0" distB="0" distL="114300" distR="114300" simplePos="0" relativeHeight="251716608" behindDoc="0" locked="0" layoutInCell="1" allowOverlap="1" wp14:anchorId="292D380A" wp14:editId="46CBAF13">
                 <wp:simplePos x="0" y="0"/>
                 <wp:positionH relativeFrom="column">
-                  <wp:posOffset>1429922</wp:posOffset>
+                  <wp:posOffset>2350819</wp:posOffset>
                 </wp:positionH>
                 <wp:positionV relativeFrom="paragraph">
-                  <wp:posOffset>104091</wp:posOffset>
+                  <wp:posOffset>115082</wp:posOffset>
                 </wp:positionV>
-                <wp:extent cx="331177" cy="137257"/>
-                <wp:effectExtent l="12700" t="63500" r="0" b="15240"/>
+                <wp:extent cx="288827" cy="444500"/>
+                <wp:effectExtent l="12700" t="63500" r="0" b="12700"/>
                 <wp:wrapNone/>
-                <wp:docPr id="1756793922" name="Conexão em Ângulos Retos 8"/>
+                <wp:docPr id="1353657783" name="Conexão em Ângulos Retos 8"/>
                 <wp:cNvGraphicFramePr/>
                 <a:graphic xmlns:a="http://schemas.openxmlformats.org/drawingml/2006/main">
                   <a:graphicData uri="http://schemas.microsoft.com/office/word/2010/wordprocessingShape">
@@ -3758,7 +3848,7 @@
                       <wps:spPr>
                         <a:xfrm flipV="1">
                           <a:off x="0" y="0"/>
-                          <a:ext cx="331177" cy="137257"/>
+                          <a:ext cx="288827" cy="444500"/>
                         </a:xfrm>
                         <a:prstGeom prst="bentConnector3">
                           <a:avLst>
@@ -3798,7 +3888,7 @@
           </mc:Choice>
           <mc:Fallback>
             <w:pict>
-              <v:shape w14:anchorId="65A98113" id="Conexão em Ângulos Retos 8" o:spid="_x0000_s1026" type="#_x0000_t34" style="position:absolute;margin-left:112.6pt;margin-top:8.2pt;width:26.1pt;height:10.8pt;flip:y;z-index:251714560;visibility:visible;mso-wrap-style:square;mso-width-percent:0;mso-height-percent:0;mso-wrap-distance-left:9pt;mso-wrap-distance-top:0;mso-wrap-distance-right:9pt;mso-wrap-distance-bottom:0;mso-position-horizontal:absolute;mso-position-horizontal-relative:text;mso-position-vertical:absolute;mso-position-vertical-relative:text;mso-width-percent:0;mso-height-percent:0;mso-width-relative:margin;mso-height-relative:margin" o:gfxdata="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" adj="-203" strokecolor="#4472c4 [3204]" strokeweight=".5pt">
+              <v:shape w14:anchorId="5A5A8D6D" id="Conexão em Ângulos Retos 8" o:spid="_x0000_s1026" type="#_x0000_t34" style="position:absolute;margin-left:185.1pt;margin-top:9.05pt;width:22.75pt;height:35pt;flip:y;z-index:251716608;visibility:visible;mso-wrap-style:square;mso-width-percent:0;mso-height-percent:0;mso-wrap-distance-left:9pt;mso-wrap-distance-top:0;mso-wrap-distance-right:9pt;mso-wrap-distance-bottom:0;mso-position-horizontal:absolute;mso-position-horizontal-relative:text;mso-position-vertical:absolute;mso-position-vertical-relative:text;mso-width-percent:0;mso-height-percent:0;mso-width-relative:margin;mso-height-relative:margin" o:gfxdata="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" adj="-203" strokecolor="#4472c4 [3204]" strokeweight=".5pt">
                 <v:stroke endarrow="block"/>
               </v:shape>
             </w:pict>
@@ -3833,6 +3923,26 @@
         <w:t>breeds</w:t>
       </w:r>
       <w:proofErr w:type="spellEnd"/>
+      <w:r>
+        <w:rPr>
+          <w:rFonts w:ascii="Times New Roman" w:hAnsi="Times New Roman" w:cs="Times New Roman"/>
+        </w:rPr>
+        <w:t xml:space="preserve"> (</w:t>
+      </w:r>
+      <w:proofErr w:type="spellStart"/>
+      <w:r>
+        <w:rPr>
+          <w:rFonts w:ascii="Times New Roman" w:hAnsi="Times New Roman" w:cs="Times New Roman"/>
+        </w:rPr>
+        <w:t>desnormalização</w:t>
+      </w:r>
+      <w:proofErr w:type="spellEnd"/>
+      <w:r>
+        <w:rPr>
+          <w:rFonts w:ascii="Times New Roman" w:hAnsi="Times New Roman" w:cs="Times New Roman"/>
+        </w:rPr>
+        <w:t xml:space="preserve"> para facilitar a criação de tabelas)</w:t>
+      </w:r>
     </w:p>
     <w:p>
       <w:pPr>
@@ -3957,7 +4067,13 @@
         <w:rPr>
           <w:rFonts w:ascii="Times New Roman" w:hAnsi="Times New Roman" w:cs="Times New Roman"/>
         </w:rPr>
-        <w:t xml:space="preserve">, </w:t>
+        <w:t>,</w:t>
+      </w:r>
+      <w:r>
+        <w:rPr>
+          <w:rFonts w:ascii="Times New Roman" w:hAnsi="Times New Roman" w:cs="Times New Roman"/>
+        </w:rPr>
+        <w:br w:type="page"/>
       </w:r>
     </w:p>
     <w:p>
@@ -3974,6 +4090,7 @@
           <w:rFonts w:ascii="Times New Roman" w:hAnsi="Times New Roman" w:cs="Times New Roman"/>
           <w:noProof/>
         </w:rPr>
+        <w:lastRenderedPageBreak/>
         <mc:AlternateContent>
           <mc:Choice Requires="wps">
             <w:drawing>
@@ -4059,6 +4176,7 @@
         <w:spacing w:line="360" w:lineRule="auto"/>
         <w:rPr>
           <w:rFonts w:ascii="Times New Roman" w:hAnsi="Times New Roman" w:cs="Times New Roman"/>
+          <w:noProof/>
         </w:rPr>
       </w:pPr>
       <w:proofErr w:type="spellStart"/>
@@ -4117,13 +4235,6 @@
           <w:rFonts w:ascii="Times New Roman" w:hAnsi="Times New Roman" w:cs="Times New Roman"/>
         </w:rPr>
         <w:t>, date, notes)</w:t>
-      </w:r>
-      <w:r>
-        <w:rPr>
-          <w:rFonts w:ascii="Times New Roman" w:hAnsi="Times New Roman" w:cs="Times New Roman"/>
-          <w:noProof/>
-        </w:rPr>
-        <w:t xml:space="preserve"> </w:t>
       </w:r>
     </w:p>
     <w:p>
@@ -4135,81 +4246,6 @@
           <w:rFonts w:ascii="Times New Roman" w:hAnsi="Times New Roman" w:cs="Times New Roman"/>
         </w:rPr>
       </w:pPr>
-      <w:r>
-        <w:rPr>
-          <w:rFonts w:ascii="Times New Roman" w:hAnsi="Times New Roman" w:cs="Times New Roman"/>
-          <w:noProof/>
-        </w:rPr>
-        <mc:AlternateContent>
-          <mc:Choice Requires="wps">
-            <w:drawing>
-              <wp:anchor distT="0" distB="0" distL="114300" distR="114300" simplePos="0" relativeHeight="251710464" behindDoc="0" locked="0" layoutInCell="1" allowOverlap="1" wp14:anchorId="292D380A" wp14:editId="46CBAF13">
-                <wp:simplePos x="0" y="0"/>
-                <wp:positionH relativeFrom="column">
-                  <wp:posOffset>3204308</wp:posOffset>
-                </wp:positionH>
-                <wp:positionV relativeFrom="paragraph">
-                  <wp:posOffset>107559</wp:posOffset>
-                </wp:positionV>
-                <wp:extent cx="331177" cy="137257"/>
-                <wp:effectExtent l="12700" t="63500" r="0" b="15240"/>
-                <wp:wrapNone/>
-                <wp:docPr id="55858134" name="Conexão em Ângulos Retos 8"/>
-                <wp:cNvGraphicFramePr/>
-                <a:graphic xmlns:a="http://schemas.openxmlformats.org/drawingml/2006/main">
-                  <a:graphicData uri="http://schemas.microsoft.com/office/word/2010/wordprocessingShape">
-                    <wps:wsp>
-                      <wps:cNvCnPr/>
-                      <wps:spPr>
-                        <a:xfrm flipV="1">
-                          <a:off x="0" y="0"/>
-                          <a:ext cx="331177" cy="137257"/>
-                        </a:xfrm>
-                        <a:prstGeom prst="bentConnector3">
-                          <a:avLst>
-                            <a:gd name="adj1" fmla="val -940"/>
-                          </a:avLst>
-                        </a:prstGeom>
-                        <a:ln>
-                          <a:tailEnd type="triangle"/>
-                        </a:ln>
-                      </wps:spPr>
-                      <wps:style>
-                        <a:lnRef idx="1">
-                          <a:schemeClr val="accent1"/>
-                        </a:lnRef>
-                        <a:fillRef idx="0">
-                          <a:schemeClr val="accent1"/>
-                        </a:fillRef>
-                        <a:effectRef idx="0">
-                          <a:schemeClr val="accent1"/>
-                        </a:effectRef>
-                        <a:fontRef idx="minor">
-                          <a:schemeClr val="tx1"/>
-                        </a:fontRef>
-                      </wps:style>
-                      <wps:bodyPr/>
-                    </wps:wsp>
-                  </a:graphicData>
-                </a:graphic>
-                <wp14:sizeRelH relativeFrom="margin">
-                  <wp14:pctWidth>0</wp14:pctWidth>
-                </wp14:sizeRelH>
-                <wp14:sizeRelV relativeFrom="margin">
-                  <wp14:pctHeight>0</wp14:pctHeight>
-                </wp14:sizeRelV>
-              </wp:anchor>
-            </w:drawing>
-          </mc:Choice>
-          <mc:Fallback>
-            <w:pict>
-              <v:shape w14:anchorId="31670963" id="Conexão em Ângulos Retos 8" o:spid="_x0000_s1026" type="#_x0000_t34" style="position:absolute;margin-left:252.3pt;margin-top:8.45pt;width:26.1pt;height:10.8pt;flip:y;z-index:251710464;visibility:visible;mso-wrap-style:square;mso-width-percent:0;mso-height-percent:0;mso-wrap-distance-left:9pt;mso-wrap-distance-top:0;mso-wrap-distance-right:9pt;mso-wrap-distance-bottom:0;mso-position-horizontal:absolute;mso-position-horizontal-relative:text;mso-position-vertical:absolute;mso-position-vertical-relative:text;mso-width-percent:0;mso-height-percent:0;mso-width-relative:margin;mso-height-relative:margin" o:gfxdata="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" adj="-203" strokecolor="#4472c4 [3204]" strokeweight=".5pt">
-                <v:stroke endarrow="block"/>
-              </v:shape>
-            </w:pict>
-          </mc:Fallback>
-        </mc:AlternateContent>
-      </w:r>
       <w:r>
         <w:rPr>
           <w:rFonts w:ascii="Times New Roman" w:hAnsi="Times New Roman" w:cs="Times New Roman"/>
@@ -4278,7 +4314,7 @@
           </mc:Choice>
           <mc:Fallback>
             <w:pict>
-              <v:shape w14:anchorId="564628C3" id="Conexão em Ângulos Retos 8" o:spid="_x0000_s1026" type="#_x0000_t34" style="position:absolute;margin-left:181.55pt;margin-top:8.3pt;width:26.1pt;height:10.8pt;flip:y;z-index:251708416;visibility:visible;mso-wrap-style:square;mso-width-percent:0;mso-height-percent:0;mso-wrap-distance-left:9pt;mso-wrap-distance-top:0;mso-wrap-distance-right:9pt;mso-wrap-distance-bottom:0;mso-position-horizontal:absolute;mso-position-horizontal-relative:text;mso-position-vertical:absolute;mso-position-vertical-relative:text;mso-width-percent:0;mso-height-percent:0;mso-width-relative:margin;mso-height-relative:margin" o:gfxdata="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" adj="-203" strokecolor="#4472c4 [3204]" strokeweight=".5pt">
+              <v:shape w14:anchorId="1C48407E" id="Conexão em Ângulos Retos 8" o:spid="_x0000_s1026" type="#_x0000_t34" style="position:absolute;margin-left:181.55pt;margin-top:8.3pt;width:26.1pt;height:10.8pt;flip:y;z-index:251708416;visibility:visible;mso-wrap-style:square;mso-width-percent:0;mso-height-percent:0;mso-wrap-distance-left:9pt;mso-wrap-distance-top:0;mso-wrap-distance-right:9pt;mso-wrap-distance-bottom:0;mso-position-horizontal:absolute;mso-position-horizontal-relative:text;mso-position-vertical:absolute;mso-position-vertical-relative:text;mso-width-percent:0;mso-height-percent:0;mso-width-relative:margin;mso-height-relative:margin" o:gfxdata="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" adj="-203" strokecolor="#4472c4 [3204]" strokeweight=".5pt">
                 <v:stroke endarrow="block"/>
               </v:shape>
             </w:pict>
@@ -4353,7 +4389,7 @@
           </mc:Choice>
           <mc:Fallback>
             <w:pict>
-              <v:shape w14:anchorId="5440A43C" id="Conexão em Ângulos Retos 8" o:spid="_x0000_s1026" type="#_x0000_t34" style="position:absolute;margin-left:122.1pt;margin-top:8.35pt;width:16.2pt;height:10.8pt;flip:y;z-index:251706368;visibility:visible;mso-wrap-style:square;mso-width-percent:0;mso-height-percent:0;mso-wrap-distance-left:9pt;mso-wrap-distance-top:0;mso-wrap-distance-right:9pt;mso-wrap-distance-bottom:0;mso-position-horizontal:absolute;mso-position-horizontal-relative:text;mso-position-vertical:absolute;mso-position-vertical-relative:text;mso-width-percent:0;mso-height-percent:0;mso-width-relative:margin;mso-height-relative:margin" o:gfxdata="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" adj="-203" strokecolor="#4472c4 [3204]" strokeweight=".5pt">
+              <v:shape w14:anchorId="6FA31DC8" id="Conexão em Ângulos Retos 8" o:spid="_x0000_s1026" type="#_x0000_t34" style="position:absolute;margin-left:122.1pt;margin-top:8.35pt;width:16.2pt;height:10.8pt;flip:y;z-index:251706368;visibility:visible;mso-wrap-style:square;mso-width-percent:0;mso-height-percent:0;mso-wrap-distance-left:9pt;mso-wrap-distance-top:0;mso-wrap-distance-right:9pt;mso-wrap-distance-bottom:0;mso-position-horizontal:absolute;mso-position-horizontal-relative:text;mso-position-vertical:absolute;mso-position-vertical-relative:text;mso-width-percent:0;mso-height-percent:0;mso-width-relative:margin;mso-height-relative:margin" o:gfxdata="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" adj="-203" strokecolor="#4472c4 [3204]" strokeweight=".5pt">
                 <v:stroke endarrow="block"/>
               </v:shape>
             </w:pict>
@@ -4386,26 +4422,6 @@
           <w:rFonts w:ascii="Times New Roman" w:hAnsi="Times New Roman" w:cs="Times New Roman"/>
         </w:rPr>
         <w:t>events</w:t>
-      </w:r>
-      <w:proofErr w:type="spellEnd"/>
-      <w:r>
-        <w:rPr>
-          <w:rFonts w:ascii="Times New Roman" w:hAnsi="Times New Roman" w:cs="Times New Roman"/>
-        </w:rPr>
-        <w:tab/>
-      </w:r>
-      <w:r>
-        <w:rPr>
-          <w:rFonts w:ascii="Times New Roman" w:hAnsi="Times New Roman" w:cs="Times New Roman"/>
-        </w:rPr>
-        <w:tab/>
-      </w:r>
-      <w:proofErr w:type="spellStart"/>
-      <w:r>
-        <w:rPr>
-          <w:rFonts w:ascii="Times New Roman" w:hAnsi="Times New Roman" w:cs="Times New Roman"/>
-        </w:rPr>
-        <w:t>animals</w:t>
       </w:r>
       <w:proofErr w:type="spellEnd"/>
     </w:p>
@@ -4476,21 +4492,6 @@
         <w:rPr>
           <w:rFonts w:ascii="Times New Roman" w:hAnsi="Times New Roman" w:cs="Times New Roman"/>
         </w:rPr>
-        <w:t xml:space="preserve">, </w:t>
-      </w:r>
-      <w:proofErr w:type="spellStart"/>
-      <w:r>
-        <w:rPr>
-          <w:rFonts w:ascii="Times New Roman" w:hAnsi="Times New Roman" w:cs="Times New Roman"/>
-          <w:u w:val="dotted"/>
-        </w:rPr>
-        <w:t>animals_id</w:t>
-      </w:r>
-      <w:proofErr w:type="spellEnd"/>
-      <w:r>
-        <w:rPr>
-          <w:rFonts w:ascii="Times New Roman" w:hAnsi="Times New Roman" w:cs="Times New Roman"/>
-        </w:rPr>
         <w:t>)</w:t>
       </w:r>
       <w:r>
@@ -4509,6 +4510,284 @@
           <w:rFonts w:ascii="Times New Roman" w:hAnsi="Times New Roman" w:cs="Times New Roman"/>
         </w:rPr>
       </w:pPr>
+      <w:r>
+        <w:rPr>
+          <w:rFonts w:ascii="Times New Roman" w:hAnsi="Times New Roman" w:cs="Times New Roman"/>
+          <w:noProof/>
+        </w:rPr>
+        <mc:AlternateContent>
+          <mc:Choice Requires="wps">
+            <w:drawing>
+              <wp:anchor distT="0" distB="0" distL="114300" distR="114300" simplePos="0" relativeHeight="251723776" behindDoc="0" locked="0" layoutInCell="1" allowOverlap="1" wp14:anchorId="2E379551" wp14:editId="25682144">
+                <wp:simplePos x="0" y="0"/>
+                <wp:positionH relativeFrom="column">
+                  <wp:posOffset>2061650</wp:posOffset>
+                </wp:positionH>
+                <wp:positionV relativeFrom="paragraph">
+                  <wp:posOffset>112883</wp:posOffset>
+                </wp:positionV>
+                <wp:extent cx="155965" cy="137257"/>
+                <wp:effectExtent l="12700" t="50800" r="0" b="15240"/>
+                <wp:wrapNone/>
+                <wp:docPr id="1537045229" name="Conexão em Ângulos Retos 8"/>
+                <wp:cNvGraphicFramePr/>
+                <a:graphic xmlns:a="http://schemas.openxmlformats.org/drawingml/2006/main">
+                  <a:graphicData uri="http://schemas.microsoft.com/office/word/2010/wordprocessingShape">
+                    <wps:wsp>
+                      <wps:cNvCnPr/>
+                      <wps:spPr>
+                        <a:xfrm flipV="1">
+                          <a:off x="0" y="0"/>
+                          <a:ext cx="155965" cy="137257"/>
+                        </a:xfrm>
+                        <a:prstGeom prst="bentConnector3">
+                          <a:avLst>
+                            <a:gd name="adj1" fmla="val -940"/>
+                          </a:avLst>
+                        </a:prstGeom>
+                        <a:ln>
+                          <a:tailEnd type="triangle"/>
+                        </a:ln>
+                      </wps:spPr>
+                      <wps:style>
+                        <a:lnRef idx="1">
+                          <a:schemeClr val="accent1"/>
+                        </a:lnRef>
+                        <a:fillRef idx="0">
+                          <a:schemeClr val="accent1"/>
+                        </a:fillRef>
+                        <a:effectRef idx="0">
+                          <a:schemeClr val="accent1"/>
+                        </a:effectRef>
+                        <a:fontRef idx="minor">
+                          <a:schemeClr val="tx1"/>
+                        </a:fontRef>
+                      </wps:style>
+                      <wps:bodyPr/>
+                    </wps:wsp>
+                  </a:graphicData>
+                </a:graphic>
+                <wp14:sizeRelH relativeFrom="margin">
+                  <wp14:pctWidth>0</wp14:pctWidth>
+                </wp14:sizeRelH>
+                <wp14:sizeRelV relativeFrom="margin">
+                  <wp14:pctHeight>0</wp14:pctHeight>
+                </wp14:sizeRelV>
+              </wp:anchor>
+            </w:drawing>
+          </mc:Choice>
+          <mc:Fallback>
+            <w:pict>
+              <v:shape w14:anchorId="180E17A8" id="Conexão em Ângulos Retos 8" o:spid="_x0000_s1026" type="#_x0000_t34" style="position:absolute;margin-left:162.35pt;margin-top:8.9pt;width:12.3pt;height:10.8pt;flip:y;z-index:251723776;visibility:visible;mso-wrap-style:square;mso-width-percent:0;mso-height-percent:0;mso-wrap-distance-left:9pt;mso-wrap-distance-top:0;mso-wrap-distance-right:9pt;mso-wrap-distance-bottom:0;mso-position-horizontal:absolute;mso-position-horizontal-relative:text;mso-position-vertical:absolute;mso-position-vertical-relative:text;mso-width-percent:0;mso-height-percent:0;mso-width-relative:margin;mso-height-relative:margin" o:gfxdata="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" adj="-203" strokecolor="#4472c4 [3204]" strokeweight=".5pt">
+                <v:stroke endarrow="block"/>
+              </v:shape>
+            </w:pict>
+          </mc:Fallback>
+        </mc:AlternateContent>
+      </w:r>
+      <w:r>
+        <w:rPr>
+          <w:rFonts w:ascii="Times New Roman" w:hAnsi="Times New Roman" w:cs="Times New Roman"/>
+          <w:noProof/>
+        </w:rPr>
+        <mc:AlternateContent>
+          <mc:Choice Requires="wps">
+            <w:drawing>
+              <wp:anchor distT="0" distB="0" distL="114300" distR="114300" simplePos="0" relativeHeight="251721728" behindDoc="0" locked="0" layoutInCell="1" allowOverlap="1" wp14:anchorId="2E379551" wp14:editId="25682144">
+                <wp:simplePos x="0" y="0"/>
+                <wp:positionH relativeFrom="column">
+                  <wp:posOffset>3226533</wp:posOffset>
+                </wp:positionH>
+                <wp:positionV relativeFrom="paragraph">
+                  <wp:posOffset>116254</wp:posOffset>
+                </wp:positionV>
+                <wp:extent cx="331177" cy="137257"/>
+                <wp:effectExtent l="12700" t="63500" r="0" b="15240"/>
+                <wp:wrapNone/>
+                <wp:docPr id="1721995408" name="Conexão em Ângulos Retos 8"/>
+                <wp:cNvGraphicFramePr/>
+                <a:graphic xmlns:a="http://schemas.openxmlformats.org/drawingml/2006/main">
+                  <a:graphicData uri="http://schemas.microsoft.com/office/word/2010/wordprocessingShape">
+                    <wps:wsp>
+                      <wps:cNvCnPr/>
+                      <wps:spPr>
+                        <a:xfrm flipV="1">
+                          <a:off x="0" y="0"/>
+                          <a:ext cx="331177" cy="137257"/>
+                        </a:xfrm>
+                        <a:prstGeom prst="bentConnector3">
+                          <a:avLst>
+                            <a:gd name="adj1" fmla="val -940"/>
+                          </a:avLst>
+                        </a:prstGeom>
+                        <a:ln>
+                          <a:tailEnd type="triangle"/>
+                        </a:ln>
+                      </wps:spPr>
+                      <wps:style>
+                        <a:lnRef idx="1">
+                          <a:schemeClr val="accent1"/>
+                        </a:lnRef>
+                        <a:fillRef idx="0">
+                          <a:schemeClr val="accent1"/>
+                        </a:fillRef>
+                        <a:effectRef idx="0">
+                          <a:schemeClr val="accent1"/>
+                        </a:effectRef>
+                        <a:fontRef idx="minor">
+                          <a:schemeClr val="tx1"/>
+                        </a:fontRef>
+                      </wps:style>
+                      <wps:bodyPr/>
+                    </wps:wsp>
+                  </a:graphicData>
+                </a:graphic>
+                <wp14:sizeRelH relativeFrom="margin">
+                  <wp14:pctWidth>0</wp14:pctWidth>
+                </wp14:sizeRelH>
+                <wp14:sizeRelV relativeFrom="margin">
+                  <wp14:pctHeight>0</wp14:pctHeight>
+                </wp14:sizeRelV>
+              </wp:anchor>
+            </w:drawing>
+          </mc:Choice>
+          <mc:Fallback>
+            <w:pict>
+              <v:shape w14:anchorId="4F1C2373" id="Conexão em Ângulos Retos 8" o:spid="_x0000_s1026" type="#_x0000_t34" style="position:absolute;margin-left:254.05pt;margin-top:9.15pt;width:26.1pt;height:10.8pt;flip:y;z-index:251721728;visibility:visible;mso-wrap-style:square;mso-width-percent:0;mso-height-percent:0;mso-wrap-distance-left:9pt;mso-wrap-distance-top:0;mso-wrap-distance-right:9pt;mso-wrap-distance-bottom:0;mso-position-horizontal:absolute;mso-position-horizontal-relative:text;mso-position-vertical:absolute;mso-position-vertical-relative:text;mso-width-percent:0;mso-height-percent:0;mso-width-relative:margin;mso-height-relative:margin" o:gfxdata="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" adj="-203" strokecolor="#4472c4 [3204]" strokeweight=".5pt">
+                <v:stroke endarrow="block"/>
+              </v:shape>
+            </w:pict>
+          </mc:Fallback>
+        </mc:AlternateContent>
+      </w:r>
+      <w:r>
+        <w:rPr>
+          <w:rFonts w:ascii="Times New Roman" w:hAnsi="Times New Roman" w:cs="Times New Roman"/>
+        </w:rPr>
+        <w:tab/>
+      </w:r>
+      <w:r>
+        <w:rPr>
+          <w:rFonts w:ascii="Times New Roman" w:hAnsi="Times New Roman" w:cs="Times New Roman"/>
+        </w:rPr>
+        <w:tab/>
+      </w:r>
+      <w:r>
+        <w:rPr>
+          <w:rFonts w:ascii="Times New Roman" w:hAnsi="Times New Roman" w:cs="Times New Roman"/>
+        </w:rPr>
+        <w:tab/>
+      </w:r>
+      <w:r>
+        <w:rPr>
+          <w:rFonts w:ascii="Times New Roman" w:hAnsi="Times New Roman" w:cs="Times New Roman"/>
+        </w:rPr>
+        <w:tab/>
+      </w:r>
+      <w:proofErr w:type="spellStart"/>
+      <w:r>
+        <w:rPr>
+          <w:rFonts w:ascii="Times New Roman" w:hAnsi="Times New Roman" w:cs="Times New Roman"/>
+        </w:rPr>
+        <w:t>participants</w:t>
+      </w:r>
+      <w:proofErr w:type="spellEnd"/>
+      <w:r>
+        <w:rPr>
+          <w:rFonts w:ascii="Times New Roman" w:hAnsi="Times New Roman" w:cs="Times New Roman"/>
+        </w:rPr>
+        <w:tab/>
+      </w:r>
+      <w:r>
+        <w:rPr>
+          <w:rFonts w:ascii="Times New Roman" w:hAnsi="Times New Roman" w:cs="Times New Roman"/>
+        </w:rPr>
+        <w:tab/>
+      </w:r>
+      <w:proofErr w:type="spellStart"/>
+      <w:r>
+        <w:rPr>
+          <w:rFonts w:ascii="Times New Roman" w:hAnsi="Times New Roman" w:cs="Times New Roman"/>
+        </w:rPr>
+        <w:t>animals</w:t>
+      </w:r>
+      <w:proofErr w:type="spellEnd"/>
+    </w:p>
+    <w:p>
+      <w:pPr>
+        <w:pStyle w:val="PargrafodaLista"/>
+        <w:spacing w:line="360" w:lineRule="auto"/>
+        <w:rPr>
+          <w:rFonts w:ascii="Times New Roman" w:hAnsi="Times New Roman" w:cs="Times New Roman"/>
+        </w:rPr>
+      </w:pPr>
+      <w:proofErr w:type="spellStart"/>
+      <w:r>
+        <w:rPr>
+          <w:rFonts w:ascii="Times New Roman" w:hAnsi="Times New Roman" w:cs="Times New Roman"/>
+        </w:rPr>
+        <w:t>participants_</w:t>
+      </w:r>
+      <w:proofErr w:type="gramStart"/>
+      <w:r>
+        <w:rPr>
+          <w:rFonts w:ascii="Times New Roman" w:hAnsi="Times New Roman" w:cs="Times New Roman"/>
+        </w:rPr>
+        <w:t>animals</w:t>
+      </w:r>
+      <w:proofErr w:type="spellEnd"/>
+      <w:r>
+        <w:rPr>
+          <w:rFonts w:ascii="Times New Roman" w:hAnsi="Times New Roman" w:cs="Times New Roman"/>
+        </w:rPr>
+        <w:t>(</w:t>
+      </w:r>
+      <w:proofErr w:type="gramEnd"/>
+      <w:r>
+        <w:rPr>
+          <w:rFonts w:ascii="Times New Roman" w:hAnsi="Times New Roman" w:cs="Times New Roman"/>
+          <w:b/>
+          <w:bCs/>
+          <w:u w:val="single"/>
+        </w:rPr>
+        <w:t>id</w:t>
+      </w:r>
+      <w:r>
+        <w:rPr>
+          <w:rFonts w:ascii="Times New Roman" w:hAnsi="Times New Roman" w:cs="Times New Roman"/>
+        </w:rPr>
+        <w:t xml:space="preserve">, </w:t>
+      </w:r>
+      <w:proofErr w:type="spellStart"/>
+      <w:r>
+        <w:rPr>
+          <w:rFonts w:ascii="Times New Roman" w:hAnsi="Times New Roman" w:cs="Times New Roman"/>
+          <w:u w:val="dotted"/>
+        </w:rPr>
+        <w:t>participants_id</w:t>
+      </w:r>
+      <w:proofErr w:type="spellEnd"/>
+      <w:r>
+        <w:rPr>
+          <w:rFonts w:ascii="Times New Roman" w:hAnsi="Times New Roman" w:cs="Times New Roman"/>
+        </w:rPr>
+        <w:t xml:space="preserve">, </w:t>
+      </w:r>
+      <w:proofErr w:type="spellStart"/>
+      <w:r>
+        <w:rPr>
+          <w:rFonts w:ascii="Times New Roman" w:hAnsi="Times New Roman" w:cs="Times New Roman"/>
+          <w:u w:val="dotted"/>
+        </w:rPr>
+        <w:t>animals_id</w:t>
+      </w:r>
+      <w:proofErr w:type="spellEnd"/>
+      <w:r>
+        <w:rPr>
+          <w:rFonts w:ascii="Times New Roman" w:hAnsi="Times New Roman" w:cs="Times New Roman"/>
+        </w:rPr>
+        <w:t>)</w:t>
+      </w:r>
     </w:p>
     <w:p>
       <w:pPr>
@@ -4530,12 +4809,12 @@
               <wp:anchor distT="0" distB="0" distL="114300" distR="114300" simplePos="0" relativeHeight="251704320" behindDoc="0" locked="0" layoutInCell="1" allowOverlap="1" wp14:anchorId="292D380A" wp14:editId="46CBAF13">
                 <wp:simplePos x="0" y="0"/>
                 <wp:positionH relativeFrom="column">
-                  <wp:posOffset>3484050</wp:posOffset>
+                  <wp:posOffset>3601280</wp:posOffset>
                 </wp:positionH>
                 <wp:positionV relativeFrom="paragraph">
-                  <wp:posOffset>112200</wp:posOffset>
+                  <wp:posOffset>110733</wp:posOffset>
                 </wp:positionV>
-                <wp:extent cx="534035" cy="178777"/>
+                <wp:extent cx="416805" cy="178777"/>
                 <wp:effectExtent l="0" t="63500" r="0" b="24765"/>
                 <wp:wrapNone/>
                 <wp:docPr id="468381822" name="Conexão em Ângulos Retos 8"/>
@@ -4547,7 +4826,7 @@
                       <wps:spPr>
                         <a:xfrm flipV="1">
                           <a:off x="0" y="0"/>
-                          <a:ext cx="534035" cy="178777"/>
+                          <a:ext cx="416805" cy="178777"/>
                         </a:xfrm>
                         <a:prstGeom prst="bentConnector3">
                           <a:avLst>
@@ -4587,7 +4866,7 @@
           </mc:Choice>
           <mc:Fallback>
             <w:pict>
-              <v:shape w14:anchorId="787FB38B" id="Conexão em Ângulos Retos 8" o:spid="_x0000_s1026" type="#_x0000_t34" style="position:absolute;margin-left:274.35pt;margin-top:8.85pt;width:42.05pt;height:14.1pt;flip:y;z-index:251704320;visibility:visible;mso-wrap-style:square;mso-width-percent:0;mso-height-percent:0;mso-wrap-distance-left:9pt;mso-wrap-distance-top:0;mso-wrap-distance-right:9pt;mso-wrap-distance-bottom:0;mso-position-horizontal:absolute;mso-position-horizontal-relative:text;mso-position-vertical:absolute;mso-position-vertical-relative:text;mso-width-percent:0;mso-height-percent:0;mso-width-relative:margin;mso-height-relative:margin" o:gfxdata="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" adj="6933" strokecolor="#4472c4 [3204]" strokeweight=".5pt">
+              <v:shape w14:anchorId="03ADDE8F" id="Conexão em Ângulos Retos 8" o:spid="_x0000_s1026" type="#_x0000_t34" style="position:absolute;margin-left:283.55pt;margin-top:8.7pt;width:32.8pt;height:14.1pt;flip:y;z-index:251704320;visibility:visible;mso-wrap-style:square;mso-width-percent:0;mso-height-percent:0;mso-wrap-distance-left:9pt;mso-wrap-distance-top:0;mso-wrap-distance-right:9pt;mso-wrap-distance-bottom:0;mso-position-horizontal:absolute;mso-position-horizontal-relative:text;mso-position-vertical:absolute;mso-position-vertical-relative:text;mso-width-percent:0;mso-height-percent:0;mso-width-relative:margin;mso-height-relative:margin" o:gfxdata="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" adj="6933" strokecolor="#4472c4 [3204]" strokeweight=".5pt">
                 <v:stroke endarrow="block"/>
               </v:shape>
             </w:pict>
@@ -5777,19 +6056,6 @@
           <w:szCs w:val="28"/>
         </w:rPr>
       </w:pPr>
-    </w:p>
-    <w:p>
-      <w:pPr>
-        <w:pStyle w:val="PargrafodaLista"/>
-        <w:spacing w:line="360" w:lineRule="auto"/>
-        <w:rPr>
-          <w:rFonts w:ascii="Times New Roman" w:hAnsi="Times New Roman" w:cs="Times New Roman"/>
-          <w:b/>
-          <w:bCs/>
-          <w:sz w:val="28"/>
-          <w:szCs w:val="28"/>
-        </w:rPr>
-      </w:pPr>
       <w:proofErr w:type="spellStart"/>
       <w:r>
         <w:rPr>
@@ -5985,7 +6251,16 @@
                 <w:bCs/>
                 <w:u w:val="single"/>
               </w:rPr>
-              <w:t>id</w:t>
+              <w:t>i</w:t>
+            </w:r>
+            <w:r>
+              <w:rPr>
+                <w:rFonts w:ascii="Times New Roman" w:hAnsi="Times New Roman" w:cs="Times New Roman"/>
+                <w:b/>
+                <w:bCs/>
+                <w:u w:val="single"/>
+              </w:rPr>
+              <w:t>d</w:t>
             </w:r>
           </w:p>
         </w:tc>
@@ -6026,6 +6301,21 @@
                 <w:rFonts w:ascii="Times New Roman" w:hAnsi="Times New Roman" w:cs="Times New Roman"/>
               </w:rPr>
               <w:t>INT</w:t>
+            </w:r>
+          </w:p>
+          <w:p>
+            <w:pPr>
+              <w:pStyle w:val="PargrafodaLista"/>
+              <w:ind w:left="0"/>
+              <w:rPr>
+                <w:rFonts w:ascii="Times New Roman" w:hAnsi="Times New Roman" w:cs="Times New Roman"/>
+              </w:rPr>
+            </w:pPr>
+            <w:r>
+              <w:rPr>
+                <w:rFonts w:ascii="Times New Roman" w:hAnsi="Times New Roman" w:cs="Times New Roman"/>
+              </w:rPr>
+              <w:t>UNSIGNED</w:t>
             </w:r>
           </w:p>
         </w:tc>
@@ -6152,6 +6442,21 @@
                 <w:rFonts w:ascii="Times New Roman" w:hAnsi="Times New Roman" w:cs="Times New Roman"/>
               </w:rPr>
               <w:t>VARCHAR</w:t>
+            </w:r>
+          </w:p>
+          <w:p>
+            <w:pPr>
+              <w:pStyle w:val="PargrafodaLista"/>
+              <w:ind w:left="0"/>
+              <w:rPr>
+                <w:rFonts w:ascii="Times New Roman" w:hAnsi="Times New Roman" w:cs="Times New Roman"/>
+              </w:rPr>
+            </w:pPr>
+            <w:r>
+              <w:rPr>
+                <w:rFonts w:ascii="Times New Roman" w:hAnsi="Times New Roman" w:cs="Times New Roman"/>
+              </w:rPr>
+              <w:t>(100)</w:t>
             </w:r>
           </w:p>
         </w:tc>
@@ -6267,6 +6572,21 @@
               <w:t>VARCHAR</w:t>
             </w:r>
           </w:p>
+          <w:p>
+            <w:pPr>
+              <w:pStyle w:val="PargrafodaLista"/>
+              <w:ind w:left="0"/>
+              <w:rPr>
+                <w:rFonts w:ascii="Times New Roman" w:hAnsi="Times New Roman" w:cs="Times New Roman"/>
+              </w:rPr>
+            </w:pPr>
+            <w:r>
+              <w:rPr>
+                <w:rFonts w:ascii="Times New Roman" w:hAnsi="Times New Roman" w:cs="Times New Roman"/>
+              </w:rPr>
+              <w:t>(100)</w:t>
+            </w:r>
+          </w:p>
         </w:tc>
         <w:tc>
           <w:tcPr>
@@ -6375,6 +6695,21 @@
                 <w:rFonts w:ascii="Times New Roman" w:hAnsi="Times New Roman" w:cs="Times New Roman"/>
               </w:rPr>
               <w:t>VARCHAR</w:t>
+            </w:r>
+          </w:p>
+          <w:p>
+            <w:pPr>
+              <w:pStyle w:val="PargrafodaLista"/>
+              <w:ind w:left="0"/>
+              <w:rPr>
+                <w:rFonts w:ascii="Times New Roman" w:hAnsi="Times New Roman" w:cs="Times New Roman"/>
+              </w:rPr>
+            </w:pPr>
+            <w:r>
+              <w:rPr>
+                <w:rFonts w:ascii="Times New Roman" w:hAnsi="Times New Roman" w:cs="Times New Roman"/>
+              </w:rPr>
+              <w:t>(50)</w:t>
             </w:r>
           </w:p>
         </w:tc>
@@ -6687,7 +7022,13 @@
               <w:rPr>
                 <w:rFonts w:ascii="Times New Roman" w:hAnsi="Times New Roman" w:cs="Times New Roman"/>
               </w:rPr>
-              <w:t>nif</w:t>
+              <w:t>n</w:t>
+            </w:r>
+            <w:r>
+              <w:rPr>
+                <w:rFonts w:ascii="Times New Roman" w:hAnsi="Times New Roman" w:cs="Times New Roman"/>
+              </w:rPr>
+              <w:t>if</w:t>
             </w:r>
             <w:proofErr w:type="spellEnd"/>
           </w:p>
@@ -6729,6 +7070,21 @@
                 <w:rFonts w:ascii="Times New Roman" w:hAnsi="Times New Roman" w:cs="Times New Roman"/>
               </w:rPr>
               <w:t>CHAR</w:t>
+            </w:r>
+          </w:p>
+          <w:p>
+            <w:pPr>
+              <w:pStyle w:val="PargrafodaLista"/>
+              <w:ind w:left="0"/>
+              <w:rPr>
+                <w:rFonts w:ascii="Times New Roman" w:hAnsi="Times New Roman" w:cs="Times New Roman"/>
+              </w:rPr>
+            </w:pPr>
+            <w:r>
+              <w:rPr>
+                <w:rFonts w:ascii="Times New Roman" w:hAnsi="Times New Roman" w:cs="Times New Roman"/>
+              </w:rPr>
+              <w:t>(9)</w:t>
             </w:r>
           </w:p>
         </w:tc>
@@ -7094,6 +7450,21 @@
                 <w:rFonts w:ascii="Times New Roman" w:hAnsi="Times New Roman" w:cs="Times New Roman"/>
               </w:rPr>
               <w:t>VARCHAR</w:t>
+            </w:r>
+          </w:p>
+          <w:p>
+            <w:pPr>
+              <w:pStyle w:val="PargrafodaLista"/>
+              <w:ind w:left="0"/>
+              <w:rPr>
+                <w:rFonts w:ascii="Times New Roman" w:hAnsi="Times New Roman" w:cs="Times New Roman"/>
+              </w:rPr>
+            </w:pPr>
+            <w:r>
+              <w:rPr>
+                <w:rFonts w:ascii="Times New Roman" w:hAnsi="Times New Roman" w:cs="Times New Roman"/>
+              </w:rPr>
+              <w:t>(255)</w:t>
             </w:r>
           </w:p>
         </w:tc>
@@ -7203,12 +7574,12 @@
         <w:tblLook w:val="0420" w:firstRow="1" w:lastRow="0" w:firstColumn="0" w:lastColumn="0" w:noHBand="0" w:noVBand="1"/>
       </w:tblPr>
       <w:tblGrid>
-        <w:gridCol w:w="1039"/>
+        <w:gridCol w:w="1028"/>
         <w:gridCol w:w="1882"/>
-        <w:gridCol w:w="1409"/>
+        <w:gridCol w:w="1459"/>
         <w:gridCol w:w="1443"/>
         <w:gridCol w:w="1149"/>
-        <w:gridCol w:w="1867"/>
+        <w:gridCol w:w="1828"/>
       </w:tblGrid>
       <w:tr>
         <w:trPr>
@@ -7419,6 +7790,21 @@
               <w:t>INT</w:t>
             </w:r>
           </w:p>
+          <w:p>
+            <w:pPr>
+              <w:pStyle w:val="PargrafodaLista"/>
+              <w:ind w:left="0"/>
+              <w:rPr>
+                <w:rFonts w:ascii="Times New Roman" w:hAnsi="Times New Roman" w:cs="Times New Roman"/>
+              </w:rPr>
+            </w:pPr>
+            <w:r>
+              <w:rPr>
+                <w:rFonts w:ascii="Times New Roman" w:hAnsi="Times New Roman" w:cs="Times New Roman"/>
+              </w:rPr>
+              <w:t>UNSIGNED</w:t>
+            </w:r>
+          </w:p>
         </w:tc>
         <w:tc>
           <w:tcPr>
@@ -7557,6 +7943,21 @@
                 <w:rFonts w:ascii="Times New Roman" w:hAnsi="Times New Roman" w:cs="Times New Roman"/>
               </w:rPr>
               <w:t>INT</w:t>
+            </w:r>
+          </w:p>
+          <w:p>
+            <w:pPr>
+              <w:pStyle w:val="PargrafodaLista"/>
+              <w:ind w:left="0"/>
+              <w:rPr>
+                <w:rFonts w:ascii="Times New Roman" w:hAnsi="Times New Roman" w:cs="Times New Roman"/>
+              </w:rPr>
+            </w:pPr>
+            <w:r>
+              <w:rPr>
+                <w:rFonts w:ascii="Times New Roman" w:hAnsi="Times New Roman" w:cs="Times New Roman"/>
+              </w:rPr>
+              <w:t>UNSIGNED</w:t>
             </w:r>
           </w:p>
         </w:tc>
@@ -7678,6 +8079,21 @@
               <w:t>VARCHAR</w:t>
             </w:r>
           </w:p>
+          <w:p>
+            <w:pPr>
+              <w:pStyle w:val="PargrafodaLista"/>
+              <w:ind w:left="0"/>
+              <w:rPr>
+                <w:rFonts w:ascii="Times New Roman" w:hAnsi="Times New Roman" w:cs="Times New Roman"/>
+              </w:rPr>
+            </w:pPr>
+            <w:r>
+              <w:rPr>
+                <w:rFonts w:ascii="Times New Roman" w:hAnsi="Times New Roman" w:cs="Times New Roman"/>
+              </w:rPr>
+              <w:t>(100)</w:t>
+            </w:r>
+          </w:p>
         </w:tc>
         <w:tc>
           <w:tcPr>
@@ -7788,6 +8204,21 @@
                 <w:rFonts w:ascii="Times New Roman" w:hAnsi="Times New Roman" w:cs="Times New Roman"/>
               </w:rPr>
               <w:t>VARCHAR</w:t>
+            </w:r>
+          </w:p>
+          <w:p>
+            <w:pPr>
+              <w:pStyle w:val="PargrafodaLista"/>
+              <w:ind w:left="0"/>
+              <w:rPr>
+                <w:rFonts w:ascii="Times New Roman" w:hAnsi="Times New Roman" w:cs="Times New Roman"/>
+              </w:rPr>
+            </w:pPr>
+            <w:r>
+              <w:rPr>
+                <w:rFonts w:ascii="Times New Roman" w:hAnsi="Times New Roman" w:cs="Times New Roman"/>
+              </w:rPr>
+              <w:t>(100)</w:t>
             </w:r>
           </w:p>
         </w:tc>
@@ -7903,6 +8334,21 @@
               <w:t>VARCHAR</w:t>
             </w:r>
           </w:p>
+          <w:p>
+            <w:pPr>
+              <w:pStyle w:val="PargrafodaLista"/>
+              <w:ind w:left="0"/>
+              <w:rPr>
+                <w:rFonts w:ascii="Times New Roman" w:hAnsi="Times New Roman" w:cs="Times New Roman"/>
+              </w:rPr>
+            </w:pPr>
+            <w:r>
+              <w:rPr>
+                <w:rFonts w:ascii="Times New Roman" w:hAnsi="Times New Roman" w:cs="Times New Roman"/>
+              </w:rPr>
+              <w:t>(150)</w:t>
+            </w:r>
+          </w:p>
         </w:tc>
         <w:tc>
           <w:tcPr>
@@ -8013,6 +8459,21 @@
                 <w:rFonts w:ascii="Times New Roman" w:hAnsi="Times New Roman" w:cs="Times New Roman"/>
               </w:rPr>
               <w:t>VARCHAR</w:t>
+            </w:r>
+          </w:p>
+          <w:p>
+            <w:pPr>
+              <w:pStyle w:val="PargrafodaLista"/>
+              <w:ind w:left="0"/>
+              <w:rPr>
+                <w:rFonts w:ascii="Times New Roman" w:hAnsi="Times New Roman" w:cs="Times New Roman"/>
+              </w:rPr>
+            </w:pPr>
+            <w:r>
+              <w:rPr>
+                <w:rFonts w:ascii="Times New Roman" w:hAnsi="Times New Roman" w:cs="Times New Roman"/>
+              </w:rPr>
+              <w:t>(20)</w:t>
             </w:r>
           </w:p>
         </w:tc>
@@ -8085,7 +8546,13 @@
               <w:rPr>
                 <w:rFonts w:ascii="Times New Roman" w:hAnsi="Times New Roman" w:cs="Times New Roman"/>
               </w:rPr>
-              <w:t>zip</w:t>
+              <w:t>z</w:t>
+            </w:r>
+            <w:r>
+              <w:rPr>
+                <w:rFonts w:ascii="Times New Roman" w:hAnsi="Times New Roman" w:cs="Times New Roman"/>
+              </w:rPr>
+              <w:t>ip</w:t>
             </w:r>
           </w:p>
         </w:tc>
@@ -8126,6 +8593,21 @@
                 <w:rFonts w:ascii="Times New Roman" w:hAnsi="Times New Roman" w:cs="Times New Roman"/>
               </w:rPr>
               <w:t>VARCHAR</w:t>
+            </w:r>
+          </w:p>
+          <w:p>
+            <w:pPr>
+              <w:pStyle w:val="PargrafodaLista"/>
+              <w:ind w:left="0"/>
+              <w:rPr>
+                <w:rFonts w:ascii="Times New Roman" w:hAnsi="Times New Roman" w:cs="Times New Roman"/>
+              </w:rPr>
+            </w:pPr>
+            <w:r>
+              <w:rPr>
+                <w:rFonts w:ascii="Times New Roman" w:hAnsi="Times New Roman" w:cs="Times New Roman"/>
+              </w:rPr>
+              <w:t>(20)</w:t>
             </w:r>
           </w:p>
         </w:tc>
@@ -8450,6 +8932,21 @@
               <w:t>INT</w:t>
             </w:r>
           </w:p>
+          <w:p>
+            <w:pPr>
+              <w:pStyle w:val="PargrafodaLista"/>
+              <w:ind w:left="0"/>
+              <w:rPr>
+                <w:rFonts w:ascii="Times New Roman" w:hAnsi="Times New Roman" w:cs="Times New Roman"/>
+              </w:rPr>
+            </w:pPr>
+            <w:r>
+              <w:rPr>
+                <w:rFonts w:ascii="Times New Roman" w:hAnsi="Times New Roman" w:cs="Times New Roman"/>
+              </w:rPr>
+              <w:t>UNSIGNED</w:t>
+            </w:r>
+          </w:p>
         </w:tc>
         <w:tc>
           <w:tcPr>
@@ -8576,6 +9073,21 @@
                 <w:rFonts w:ascii="Times New Roman" w:hAnsi="Times New Roman" w:cs="Times New Roman"/>
               </w:rPr>
               <w:t>INT</w:t>
+            </w:r>
+          </w:p>
+          <w:p>
+            <w:pPr>
+              <w:pStyle w:val="PargrafodaLista"/>
+              <w:ind w:left="0"/>
+              <w:rPr>
+                <w:rFonts w:ascii="Times New Roman" w:hAnsi="Times New Roman" w:cs="Times New Roman"/>
+              </w:rPr>
+            </w:pPr>
+            <w:r>
+              <w:rPr>
+                <w:rFonts w:ascii="Times New Roman" w:hAnsi="Times New Roman" w:cs="Times New Roman"/>
+              </w:rPr>
+              <w:t>UNSIGNED</w:t>
             </w:r>
           </w:p>
         </w:tc>
@@ -8655,7 +9167,13 @@
               <w:rPr>
                 <w:rFonts w:ascii="Times New Roman" w:hAnsi="Times New Roman" w:cs="Times New Roman"/>
               </w:rPr>
-              <w:t>Number</w:t>
+              <w:t>n</w:t>
+            </w:r>
+            <w:r>
+              <w:rPr>
+                <w:rFonts w:ascii="Times New Roman" w:hAnsi="Times New Roman" w:cs="Times New Roman"/>
+              </w:rPr>
+              <w:t>umber</w:t>
             </w:r>
             <w:proofErr w:type="spellEnd"/>
           </w:p>
@@ -8697,6 +9215,21 @@
                 <w:rFonts w:ascii="Times New Roman" w:hAnsi="Times New Roman" w:cs="Times New Roman"/>
               </w:rPr>
               <w:t>VARCHAR</w:t>
+            </w:r>
+          </w:p>
+          <w:p>
+            <w:pPr>
+              <w:pStyle w:val="PargrafodaLista"/>
+              <w:ind w:left="0"/>
+              <w:rPr>
+                <w:rFonts w:ascii="Times New Roman" w:hAnsi="Times New Roman" w:cs="Times New Roman"/>
+              </w:rPr>
+            </w:pPr>
+            <w:r>
+              <w:rPr>
+                <w:rFonts w:ascii="Times New Roman" w:hAnsi="Times New Roman" w:cs="Times New Roman"/>
+              </w:rPr>
+              <w:t>(20)</w:t>
             </w:r>
           </w:p>
         </w:tc>
@@ -8767,7 +9300,13 @@
               <w:rPr>
                 <w:rFonts w:ascii="Times New Roman" w:hAnsi="Times New Roman" w:cs="Times New Roman"/>
               </w:rPr>
-              <w:t>Is_primary</w:t>
+              <w:t>i</w:t>
+            </w:r>
+            <w:r>
+              <w:rPr>
+                <w:rFonts w:ascii="Times New Roman" w:hAnsi="Times New Roman" w:cs="Times New Roman"/>
+              </w:rPr>
+              <w:t>s_primary</w:t>
             </w:r>
             <w:proofErr w:type="spellEnd"/>
           </w:p>
@@ -9086,7 +9625,16 @@
                 <w:bCs/>
                 <w:u w:val="single"/>
               </w:rPr>
-              <w:t>id</w:t>
+              <w:t>i</w:t>
+            </w:r>
+            <w:r>
+              <w:rPr>
+                <w:rFonts w:ascii="Times New Roman" w:hAnsi="Times New Roman" w:cs="Times New Roman"/>
+                <w:b/>
+                <w:bCs/>
+                <w:u w:val="single"/>
+              </w:rPr>
+              <w:t>d</w:t>
             </w:r>
           </w:p>
         </w:tc>
@@ -9127,6 +9675,21 @@
                 <w:rFonts w:ascii="Times New Roman" w:hAnsi="Times New Roman" w:cs="Times New Roman"/>
               </w:rPr>
               <w:t>INT</w:t>
+            </w:r>
+          </w:p>
+          <w:p>
+            <w:pPr>
+              <w:pStyle w:val="PargrafodaLista"/>
+              <w:ind w:left="0"/>
+              <w:rPr>
+                <w:rFonts w:ascii="Times New Roman" w:hAnsi="Times New Roman" w:cs="Times New Roman"/>
+              </w:rPr>
+            </w:pPr>
+            <w:r>
+              <w:rPr>
+                <w:rFonts w:ascii="Times New Roman" w:hAnsi="Times New Roman" w:cs="Times New Roman"/>
+              </w:rPr>
+              <w:t>UNSIGNED</w:t>
             </w:r>
           </w:p>
         </w:tc>
@@ -9255,6 +9818,21 @@
                 <w:rFonts w:ascii="Times New Roman" w:hAnsi="Times New Roman" w:cs="Times New Roman"/>
               </w:rPr>
               <w:t>INT</w:t>
+            </w:r>
+          </w:p>
+          <w:p>
+            <w:pPr>
+              <w:pStyle w:val="PargrafodaLista"/>
+              <w:ind w:left="0"/>
+              <w:rPr>
+                <w:rFonts w:ascii="Times New Roman" w:hAnsi="Times New Roman" w:cs="Times New Roman"/>
+              </w:rPr>
+            </w:pPr>
+            <w:r>
+              <w:rPr>
+                <w:rFonts w:ascii="Times New Roman" w:hAnsi="Times New Roman" w:cs="Times New Roman"/>
+              </w:rPr>
+              <w:t>UNSIGNED</w:t>
             </w:r>
           </w:p>
         </w:tc>
@@ -9890,6 +10468,21 @@
               <w:t>INT</w:t>
             </w:r>
           </w:p>
+          <w:p>
+            <w:pPr>
+              <w:pStyle w:val="PargrafodaLista"/>
+              <w:ind w:left="0"/>
+              <w:rPr>
+                <w:rFonts w:ascii="Times New Roman" w:hAnsi="Times New Roman" w:cs="Times New Roman"/>
+              </w:rPr>
+            </w:pPr>
+            <w:r>
+              <w:rPr>
+                <w:rFonts w:ascii="Times New Roman" w:hAnsi="Times New Roman" w:cs="Times New Roman"/>
+              </w:rPr>
+              <w:t>UNSIGNED</w:t>
+            </w:r>
+          </w:p>
         </w:tc>
         <w:tc>
           <w:tcPr>
@@ -10016,6 +10609,21 @@
                 <w:rFonts w:ascii="Times New Roman" w:hAnsi="Times New Roman" w:cs="Times New Roman"/>
               </w:rPr>
               <w:t>INT</w:t>
+            </w:r>
+          </w:p>
+          <w:p>
+            <w:pPr>
+              <w:pStyle w:val="PargrafodaLista"/>
+              <w:ind w:left="0"/>
+              <w:rPr>
+                <w:rFonts w:ascii="Times New Roman" w:hAnsi="Times New Roman" w:cs="Times New Roman"/>
+              </w:rPr>
+            </w:pPr>
+            <w:r>
+              <w:rPr>
+                <w:rFonts w:ascii="Times New Roman" w:hAnsi="Times New Roman" w:cs="Times New Roman"/>
+              </w:rPr>
+              <w:t>UNSIGNED</w:t>
             </w:r>
           </w:p>
         </w:tc>
@@ -10610,7 +11218,16 @@
                 <w:bCs/>
                 <w:u w:val="single"/>
               </w:rPr>
-              <w:t>id</w:t>
+              <w:t>i</w:t>
+            </w:r>
+            <w:r>
+              <w:rPr>
+                <w:rFonts w:ascii="Times New Roman" w:hAnsi="Times New Roman" w:cs="Times New Roman"/>
+                <w:b/>
+                <w:bCs/>
+                <w:u w:val="single"/>
+              </w:rPr>
+              <w:t>d</w:t>
             </w:r>
           </w:p>
         </w:tc>
@@ -10651,6 +11268,21 @@
                 <w:rFonts w:ascii="Times New Roman" w:hAnsi="Times New Roman" w:cs="Times New Roman"/>
               </w:rPr>
               <w:t>INT</w:t>
+            </w:r>
+          </w:p>
+          <w:p>
+            <w:pPr>
+              <w:pStyle w:val="PargrafodaLista"/>
+              <w:ind w:left="0"/>
+              <w:rPr>
+                <w:rFonts w:ascii="Times New Roman" w:hAnsi="Times New Roman" w:cs="Times New Roman"/>
+              </w:rPr>
+            </w:pPr>
+            <w:r>
+              <w:rPr>
+                <w:rFonts w:ascii="Times New Roman" w:hAnsi="Times New Roman" w:cs="Times New Roman"/>
+              </w:rPr>
+              <w:t>UNSIGNED</w:t>
             </w:r>
           </w:p>
         </w:tc>
@@ -10779,6 +11411,21 @@
                 <w:rFonts w:ascii="Times New Roman" w:hAnsi="Times New Roman" w:cs="Times New Roman"/>
               </w:rPr>
               <w:t>INT</w:t>
+            </w:r>
+          </w:p>
+          <w:p>
+            <w:pPr>
+              <w:pStyle w:val="PargrafodaLista"/>
+              <w:ind w:left="0"/>
+              <w:rPr>
+                <w:rFonts w:ascii="Times New Roman" w:hAnsi="Times New Roman" w:cs="Times New Roman"/>
+              </w:rPr>
+            </w:pPr>
+            <w:r>
+              <w:rPr>
+                <w:rFonts w:ascii="Times New Roman" w:hAnsi="Times New Roman" w:cs="Times New Roman"/>
+              </w:rPr>
+              <w:t>UNSIGNED</w:t>
             </w:r>
           </w:p>
         </w:tc>
@@ -11362,7 +12009,16 @@
                 <w:bCs/>
                 <w:u w:val="single"/>
               </w:rPr>
-              <w:t>id</w:t>
+              <w:t>i</w:t>
+            </w:r>
+            <w:r>
+              <w:rPr>
+                <w:rFonts w:ascii="Times New Roman" w:hAnsi="Times New Roman" w:cs="Times New Roman"/>
+                <w:b/>
+                <w:bCs/>
+                <w:u w:val="single"/>
+              </w:rPr>
+              <w:t>d</w:t>
             </w:r>
           </w:p>
         </w:tc>
@@ -11403,6 +12059,21 @@
                 <w:rFonts w:ascii="Times New Roman" w:hAnsi="Times New Roman" w:cs="Times New Roman"/>
               </w:rPr>
               <w:t>INT</w:t>
+            </w:r>
+          </w:p>
+          <w:p>
+            <w:pPr>
+              <w:pStyle w:val="PargrafodaLista"/>
+              <w:ind w:left="0"/>
+              <w:rPr>
+                <w:rFonts w:ascii="Times New Roman" w:hAnsi="Times New Roman" w:cs="Times New Roman"/>
+              </w:rPr>
+            </w:pPr>
+            <w:r>
+              <w:rPr>
+                <w:rFonts w:ascii="Times New Roman" w:hAnsi="Times New Roman" w:cs="Times New Roman"/>
+              </w:rPr>
+              <w:t>UNSIGNED</w:t>
             </w:r>
           </w:p>
         </w:tc>
@@ -11531,6 +12202,21 @@
                 <w:rFonts w:ascii="Times New Roman" w:hAnsi="Times New Roman" w:cs="Times New Roman"/>
               </w:rPr>
               <w:t>INT</w:t>
+            </w:r>
+          </w:p>
+          <w:p>
+            <w:pPr>
+              <w:pStyle w:val="PargrafodaLista"/>
+              <w:ind w:left="0"/>
+              <w:rPr>
+                <w:rFonts w:ascii="Times New Roman" w:hAnsi="Times New Roman" w:cs="Times New Roman"/>
+              </w:rPr>
+            </w:pPr>
+            <w:r>
+              <w:rPr>
+                <w:rFonts w:ascii="Times New Roman" w:hAnsi="Times New Roman" w:cs="Times New Roman"/>
+              </w:rPr>
+              <w:t>UNSIGNED</w:t>
             </w:r>
           </w:p>
         </w:tc>
@@ -11954,11 +12640,8 @@
           <w:szCs w:val="28"/>
         </w:rPr>
       </w:pPr>
-    </w:p>
-    <w:p>
-      <w:pPr>
-        <w:pStyle w:val="PargrafodaLista"/>
-        <w:spacing w:line="360" w:lineRule="auto"/>
+      <w:proofErr w:type="spellStart"/>
+      <w:r>
         <w:rPr>
           <w:rFonts w:ascii="Times New Roman" w:hAnsi="Times New Roman" w:cs="Times New Roman"/>
           <w:b/>
@@ -11966,16 +12649,7 @@
           <w:sz w:val="28"/>
           <w:szCs w:val="28"/>
         </w:rPr>
-      </w:pPr>
-      <w:proofErr w:type="spellStart"/>
-      <w:r>
-        <w:rPr>
-          <w:rFonts w:ascii="Times New Roman" w:hAnsi="Times New Roman" w:cs="Times New Roman"/>
-          <w:b/>
-          <w:bCs/>
-          <w:sz w:val="28"/>
-          <w:szCs w:val="28"/>
-        </w:rPr>
+        <w:lastRenderedPageBreak/>
         <w:t>donations</w:t>
       </w:r>
       <w:proofErr w:type="spellEnd"/>
@@ -12204,6 +12878,21 @@
               <w:t>INT</w:t>
             </w:r>
           </w:p>
+          <w:p>
+            <w:pPr>
+              <w:pStyle w:val="PargrafodaLista"/>
+              <w:ind w:left="0"/>
+              <w:rPr>
+                <w:rFonts w:ascii="Times New Roman" w:hAnsi="Times New Roman" w:cs="Times New Roman"/>
+              </w:rPr>
+            </w:pPr>
+            <w:r>
+              <w:rPr>
+                <w:rFonts w:ascii="Times New Roman" w:hAnsi="Times New Roman" w:cs="Times New Roman"/>
+              </w:rPr>
+              <w:t>UNSIGNED</w:t>
+            </w:r>
+          </w:p>
         </w:tc>
         <w:tc>
           <w:tcPr>
@@ -12330,6 +13019,21 @@
                 <w:rFonts w:ascii="Times New Roman" w:hAnsi="Times New Roman" w:cs="Times New Roman"/>
               </w:rPr>
               <w:t>INT</w:t>
+            </w:r>
+          </w:p>
+          <w:p>
+            <w:pPr>
+              <w:pStyle w:val="PargrafodaLista"/>
+              <w:ind w:left="0"/>
+              <w:rPr>
+                <w:rFonts w:ascii="Times New Roman" w:hAnsi="Times New Roman" w:cs="Times New Roman"/>
+              </w:rPr>
+            </w:pPr>
+            <w:r>
+              <w:rPr>
+                <w:rFonts w:ascii="Times New Roman" w:hAnsi="Times New Roman" w:cs="Times New Roman"/>
+              </w:rPr>
+              <w:t>UNSIGNED</w:t>
             </w:r>
           </w:p>
         </w:tc>
@@ -12453,6 +13157,21 @@
               <w:t>VARCHAR</w:t>
             </w:r>
           </w:p>
+          <w:p>
+            <w:pPr>
+              <w:pStyle w:val="PargrafodaLista"/>
+              <w:ind w:left="0"/>
+              <w:rPr>
+                <w:rFonts w:ascii="Times New Roman" w:hAnsi="Times New Roman" w:cs="Times New Roman"/>
+              </w:rPr>
+            </w:pPr>
+            <w:r>
+              <w:rPr>
+                <w:rFonts w:ascii="Times New Roman" w:hAnsi="Times New Roman" w:cs="Times New Roman"/>
+              </w:rPr>
+              <w:t>(100)</w:t>
+            </w:r>
+          </w:p>
         </w:tc>
         <w:tc>
           <w:tcPr>
@@ -12521,7 +13240,13 @@
               <w:rPr>
                 <w:rFonts w:ascii="Times New Roman" w:hAnsi="Times New Roman" w:cs="Times New Roman"/>
               </w:rPr>
-              <w:t>nif</w:t>
+              <w:t>n</w:t>
+            </w:r>
+            <w:r>
+              <w:rPr>
+                <w:rFonts w:ascii="Times New Roman" w:hAnsi="Times New Roman" w:cs="Times New Roman"/>
+              </w:rPr>
+              <w:t>if</w:t>
             </w:r>
             <w:proofErr w:type="spellEnd"/>
           </w:p>
@@ -12563,6 +13288,21 @@
                 <w:rFonts w:ascii="Times New Roman" w:hAnsi="Times New Roman" w:cs="Times New Roman"/>
               </w:rPr>
               <w:t>CHAR</w:t>
+            </w:r>
+          </w:p>
+          <w:p>
+            <w:pPr>
+              <w:pStyle w:val="PargrafodaLista"/>
+              <w:ind w:left="0"/>
+              <w:rPr>
+                <w:rFonts w:ascii="Times New Roman" w:hAnsi="Times New Roman" w:cs="Times New Roman"/>
+              </w:rPr>
+            </w:pPr>
+            <w:r>
+              <w:rPr>
+                <w:rFonts w:ascii="Times New Roman" w:hAnsi="Times New Roman" w:cs="Times New Roman"/>
+              </w:rPr>
+              <w:t>(9)</w:t>
             </w:r>
           </w:p>
         </w:tc>
@@ -12680,6 +13420,21 @@
               <w:t>DECIMAL</w:t>
             </w:r>
           </w:p>
+          <w:p>
+            <w:pPr>
+              <w:pStyle w:val="PargrafodaLista"/>
+              <w:ind w:left="0"/>
+              <w:rPr>
+                <w:rFonts w:ascii="Times New Roman" w:hAnsi="Times New Roman" w:cs="Times New Roman"/>
+              </w:rPr>
+            </w:pPr>
+            <w:r>
+              <w:rPr>
+                <w:rFonts w:ascii="Times New Roman" w:hAnsi="Times New Roman" w:cs="Times New Roman"/>
+              </w:rPr>
+              <w:t>(10,2)</w:t>
+            </w:r>
+          </w:p>
         </w:tc>
         <w:tc>
           <w:tcPr>
@@ -12788,6 +13543,21 @@
                 <w:rFonts w:ascii="Times New Roman" w:hAnsi="Times New Roman" w:cs="Times New Roman"/>
               </w:rPr>
               <w:t>VARCHAR</w:t>
+            </w:r>
+          </w:p>
+          <w:p>
+            <w:pPr>
+              <w:pStyle w:val="PargrafodaLista"/>
+              <w:ind w:left="0"/>
+              <w:rPr>
+                <w:rFonts w:ascii="Times New Roman" w:hAnsi="Times New Roman" w:cs="Times New Roman"/>
+              </w:rPr>
+            </w:pPr>
+            <w:r>
+              <w:rPr>
+                <w:rFonts w:ascii="Times New Roman" w:hAnsi="Times New Roman" w:cs="Times New Roman"/>
+              </w:rPr>
+              <w:t>(255)</w:t>
             </w:r>
           </w:p>
         </w:tc>
@@ -13248,6 +14018,21 @@
               <w:t>INT</w:t>
             </w:r>
           </w:p>
+          <w:p>
+            <w:pPr>
+              <w:pStyle w:val="PargrafodaLista"/>
+              <w:ind w:left="0"/>
+              <w:rPr>
+                <w:rFonts w:ascii="Times New Roman" w:hAnsi="Times New Roman" w:cs="Times New Roman"/>
+              </w:rPr>
+            </w:pPr>
+            <w:r>
+              <w:rPr>
+                <w:rFonts w:ascii="Times New Roman" w:hAnsi="Times New Roman" w:cs="Times New Roman"/>
+              </w:rPr>
+              <w:t>UNSIGNED</w:t>
+            </w:r>
+          </w:p>
         </w:tc>
         <w:tc>
           <w:tcPr>
@@ -13374,6 +14159,21 @@
                 <w:rFonts w:ascii="Times New Roman" w:hAnsi="Times New Roman" w:cs="Times New Roman"/>
               </w:rPr>
               <w:t>INT</w:t>
+            </w:r>
+          </w:p>
+          <w:p>
+            <w:pPr>
+              <w:pStyle w:val="PargrafodaLista"/>
+              <w:ind w:left="0"/>
+              <w:rPr>
+                <w:rFonts w:ascii="Times New Roman" w:hAnsi="Times New Roman" w:cs="Times New Roman"/>
+              </w:rPr>
+            </w:pPr>
+            <w:r>
+              <w:rPr>
+                <w:rFonts w:ascii="Times New Roman" w:hAnsi="Times New Roman" w:cs="Times New Roman"/>
+              </w:rPr>
+              <w:t>UNSIGNED</w:t>
             </w:r>
           </w:p>
         </w:tc>
@@ -13497,6 +14297,21 @@
               <w:t>VARCHAR</w:t>
             </w:r>
           </w:p>
+          <w:p>
+            <w:pPr>
+              <w:pStyle w:val="PargrafodaLista"/>
+              <w:ind w:left="0"/>
+              <w:rPr>
+                <w:rFonts w:ascii="Times New Roman" w:hAnsi="Times New Roman" w:cs="Times New Roman"/>
+              </w:rPr>
+            </w:pPr>
+            <w:r>
+              <w:rPr>
+                <w:rFonts w:ascii="Times New Roman" w:hAnsi="Times New Roman" w:cs="Times New Roman"/>
+              </w:rPr>
+              <w:t>(100)</w:t>
+            </w:r>
+          </w:p>
         </w:tc>
         <w:tc>
           <w:tcPr>
@@ -13565,7 +14380,13 @@
               <w:rPr>
                 <w:rFonts w:ascii="Times New Roman" w:hAnsi="Times New Roman" w:cs="Times New Roman"/>
               </w:rPr>
-              <w:t>cv</w:t>
+              <w:t>c</w:t>
+            </w:r>
+            <w:r>
+              <w:rPr>
+                <w:rFonts w:ascii="Times New Roman" w:hAnsi="Times New Roman" w:cs="Times New Roman"/>
+              </w:rPr>
+              <w:t>v</w:t>
             </w:r>
             <w:proofErr w:type="spellEnd"/>
           </w:p>
@@ -13607,6 +14428,21 @@
                 <w:rFonts w:ascii="Times New Roman" w:hAnsi="Times New Roman" w:cs="Times New Roman"/>
               </w:rPr>
               <w:t>VARCHAR</w:t>
+            </w:r>
+          </w:p>
+          <w:p>
+            <w:pPr>
+              <w:pStyle w:val="PargrafodaLista"/>
+              <w:ind w:left="0"/>
+              <w:rPr>
+                <w:rFonts w:ascii="Times New Roman" w:hAnsi="Times New Roman" w:cs="Times New Roman"/>
+              </w:rPr>
+            </w:pPr>
+            <w:r>
+              <w:rPr>
+                <w:rFonts w:ascii="Times New Roman" w:hAnsi="Times New Roman" w:cs="Times New Roman"/>
+              </w:rPr>
+              <w:t>(255)</w:t>
             </w:r>
           </w:p>
         </w:tc>
@@ -13722,6 +14558,21 @@
               <w:t>VARCHAR</w:t>
             </w:r>
           </w:p>
+          <w:p>
+            <w:pPr>
+              <w:pStyle w:val="PargrafodaLista"/>
+              <w:ind w:left="0"/>
+              <w:rPr>
+                <w:rFonts w:ascii="Times New Roman" w:hAnsi="Times New Roman" w:cs="Times New Roman"/>
+              </w:rPr>
+            </w:pPr>
+            <w:r>
+              <w:rPr>
+                <w:rFonts w:ascii="Times New Roman" w:hAnsi="Times New Roman" w:cs="Times New Roman"/>
+              </w:rPr>
+              <w:t>(255)</w:t>
+            </w:r>
+          </w:p>
         </w:tc>
         <w:tc>
           <w:tcPr>
@@ -13789,7 +14640,13 @@
               <w:rPr>
                 <w:rFonts w:ascii="Times New Roman" w:hAnsi="Times New Roman" w:cs="Times New Roman"/>
               </w:rPr>
-              <w:t>date</w:t>
+              <w:t>d</w:t>
+            </w:r>
+            <w:r>
+              <w:rPr>
+                <w:rFonts w:ascii="Times New Roman" w:hAnsi="Times New Roman" w:cs="Times New Roman"/>
+              </w:rPr>
+              <w:t>ate</w:t>
             </w:r>
           </w:p>
         </w:tc>
@@ -14198,6 +15055,21 @@
               <w:t>INT</w:t>
             </w:r>
           </w:p>
+          <w:p>
+            <w:pPr>
+              <w:pStyle w:val="PargrafodaLista"/>
+              <w:ind w:left="0"/>
+              <w:rPr>
+                <w:rFonts w:ascii="Times New Roman" w:hAnsi="Times New Roman" w:cs="Times New Roman"/>
+              </w:rPr>
+            </w:pPr>
+            <w:r>
+              <w:rPr>
+                <w:rFonts w:ascii="Times New Roman" w:hAnsi="Times New Roman" w:cs="Times New Roman"/>
+              </w:rPr>
+              <w:t>UNSIGNED</w:t>
+            </w:r>
+          </w:p>
         </w:tc>
         <w:tc>
           <w:tcPr>
@@ -14334,6 +15206,21 @@
                 <w:rFonts w:ascii="Times New Roman" w:hAnsi="Times New Roman" w:cs="Times New Roman"/>
               </w:rPr>
               <w:t>VARCHAR</w:t>
+            </w:r>
+          </w:p>
+          <w:p>
+            <w:pPr>
+              <w:pStyle w:val="PargrafodaLista"/>
+              <w:ind w:left="0"/>
+              <w:rPr>
+                <w:rFonts w:ascii="Times New Roman" w:hAnsi="Times New Roman" w:cs="Times New Roman"/>
+              </w:rPr>
+            </w:pPr>
+            <w:r>
+              <w:rPr>
+                <w:rFonts w:ascii="Times New Roman" w:hAnsi="Times New Roman" w:cs="Times New Roman"/>
+              </w:rPr>
+              <w:t>(100)</w:t>
             </w:r>
           </w:p>
         </w:tc>
@@ -14593,6 +15480,939 @@
                 <w:rFonts w:ascii="Times New Roman" w:hAnsi="Times New Roman" w:cs="Times New Roman"/>
               </w:rPr>
               <w:t>Sim</w:t>
+            </w:r>
+          </w:p>
+        </w:tc>
+        <w:tc>
+          <w:tcPr>
+            <w:tcW w:w="1149" w:type="dxa"/>
+          </w:tcPr>
+          <w:p>
+            <w:pPr>
+              <w:pStyle w:val="PargrafodaLista"/>
+              <w:ind w:left="0"/>
+              <w:rPr>
+                <w:rFonts w:ascii="Times New Roman" w:hAnsi="Times New Roman" w:cs="Times New Roman"/>
+              </w:rPr>
+            </w:pPr>
+          </w:p>
+        </w:tc>
+        <w:tc>
+          <w:tcPr>
+            <w:tcW w:w="2141" w:type="dxa"/>
+          </w:tcPr>
+          <w:p>
+            <w:pPr>
+              <w:pStyle w:val="PargrafodaLista"/>
+              <w:ind w:left="0"/>
+              <w:rPr>
+                <w:rFonts w:ascii="Times New Roman" w:hAnsi="Times New Roman" w:cs="Times New Roman"/>
+              </w:rPr>
+            </w:pPr>
+          </w:p>
+        </w:tc>
+      </w:tr>
+    </w:tbl>
+    <w:p>
+      <w:pPr>
+        <w:pStyle w:val="PargrafodaLista"/>
+        <w:spacing w:line="360" w:lineRule="auto"/>
+        <w:rPr>
+          <w:rFonts w:ascii="Times New Roman" w:hAnsi="Times New Roman" w:cs="Times New Roman"/>
+          <w:b/>
+          <w:bCs/>
+          <w:sz w:val="28"/>
+          <w:szCs w:val="28"/>
+        </w:rPr>
+      </w:pPr>
+    </w:p>
+    <w:p>
+      <w:pPr>
+        <w:pStyle w:val="PargrafodaLista"/>
+        <w:spacing w:line="360" w:lineRule="auto"/>
+        <w:rPr>
+          <w:rFonts w:ascii="Times New Roman" w:hAnsi="Times New Roman" w:cs="Times New Roman"/>
+          <w:b/>
+          <w:bCs/>
+          <w:sz w:val="28"/>
+          <w:szCs w:val="28"/>
+        </w:rPr>
+      </w:pPr>
+      <w:proofErr w:type="spellStart"/>
+      <w:r>
+        <w:rPr>
+          <w:rFonts w:ascii="Times New Roman" w:hAnsi="Times New Roman" w:cs="Times New Roman"/>
+          <w:b/>
+          <w:bCs/>
+          <w:sz w:val="28"/>
+          <w:szCs w:val="28"/>
+        </w:rPr>
+        <w:t>shift_volunteers</w:t>
+      </w:r>
+      <w:proofErr w:type="spellEnd"/>
+    </w:p>
+    <w:tbl>
+      <w:tblPr>
+        <w:tblStyle w:val="TabeladeGrelha4-Destaque1"/>
+        <w:tblW w:w="8856" w:type="dxa"/>
+        <w:tblInd w:w="595" w:type="dxa"/>
+        <w:tblLook w:val="0420" w:firstRow="1" w:lastRow="0" w:firstColumn="0" w:lastColumn="0" w:noHBand="0" w:noVBand="1"/>
+      </w:tblPr>
+      <w:tblGrid>
+        <w:gridCol w:w="1523"/>
+        <w:gridCol w:w="1278"/>
+        <w:gridCol w:w="1509"/>
+        <w:gridCol w:w="1443"/>
+        <w:gridCol w:w="1149"/>
+        <w:gridCol w:w="1954"/>
+      </w:tblGrid>
+      <w:tr>
+        <w:trPr>
+          <w:cnfStyle w:val="100000000000" w:firstRow="1" w:lastRow="0" w:firstColumn="0" w:lastColumn="0" w:oddVBand="0" w:evenVBand="0" w:oddHBand="0" w:evenHBand="0" w:firstRowFirstColumn="0" w:firstRowLastColumn="0" w:lastRowFirstColumn="0" w:lastRowLastColumn="0"/>
+        </w:trPr>
+        <w:tc>
+          <w:tcPr>
+            <w:tcW w:w="1190" w:type="dxa"/>
+          </w:tcPr>
+          <w:p>
+            <w:pPr>
+              <w:pStyle w:val="PargrafodaLista"/>
+              <w:ind w:left="0"/>
+              <w:jc w:val="center"/>
+              <w:rPr>
+                <w:rFonts w:ascii="Times New Roman" w:hAnsi="Times New Roman" w:cs="Times New Roman"/>
+              </w:rPr>
+            </w:pPr>
+            <w:r>
+              <w:rPr>
+                <w:rFonts w:ascii="Times New Roman" w:hAnsi="Times New Roman" w:cs="Times New Roman"/>
+              </w:rPr>
+              <w:t>Coluna</w:t>
+            </w:r>
+          </w:p>
+        </w:tc>
+        <w:tc>
+          <w:tcPr>
+            <w:tcW w:w="1349" w:type="dxa"/>
+          </w:tcPr>
+          <w:p>
+            <w:pPr>
+              <w:pStyle w:val="PargrafodaLista"/>
+              <w:ind w:left="0"/>
+              <w:jc w:val="center"/>
+              <w:rPr>
+                <w:rFonts w:ascii="Times New Roman" w:hAnsi="Times New Roman" w:cs="Times New Roman"/>
+              </w:rPr>
+            </w:pPr>
+            <w:r>
+              <w:rPr>
+                <w:rFonts w:ascii="Times New Roman" w:hAnsi="Times New Roman" w:cs="Times New Roman"/>
+              </w:rPr>
+              <w:t>Descrição</w:t>
+            </w:r>
+          </w:p>
+        </w:tc>
+        <w:tc>
+          <w:tcPr>
+            <w:tcW w:w="1584" w:type="dxa"/>
+          </w:tcPr>
+          <w:p>
+            <w:pPr>
+              <w:pStyle w:val="PargrafodaLista"/>
+              <w:ind w:left="0"/>
+              <w:jc w:val="center"/>
+              <w:rPr>
+                <w:rFonts w:ascii="Times New Roman" w:hAnsi="Times New Roman" w:cs="Times New Roman"/>
+              </w:rPr>
+            </w:pPr>
+            <w:r>
+              <w:rPr>
+                <w:rFonts w:ascii="Times New Roman" w:hAnsi="Times New Roman" w:cs="Times New Roman"/>
+              </w:rPr>
+              <w:t>Tipo</w:t>
+            </w:r>
+          </w:p>
+        </w:tc>
+        <w:tc>
+          <w:tcPr>
+            <w:tcW w:w="1443" w:type="dxa"/>
+          </w:tcPr>
+          <w:p>
+            <w:pPr>
+              <w:pStyle w:val="PargrafodaLista"/>
+              <w:ind w:left="0"/>
+              <w:jc w:val="center"/>
+              <w:rPr>
+                <w:rFonts w:ascii="Times New Roman" w:hAnsi="Times New Roman" w:cs="Times New Roman"/>
+              </w:rPr>
+            </w:pPr>
+            <w:r>
+              <w:rPr>
+                <w:rFonts w:ascii="Times New Roman" w:hAnsi="Times New Roman" w:cs="Times New Roman"/>
+              </w:rPr>
+              <w:t>Obrigatório</w:t>
+            </w:r>
+          </w:p>
+        </w:tc>
+        <w:tc>
+          <w:tcPr>
+            <w:tcW w:w="1149" w:type="dxa"/>
+          </w:tcPr>
+          <w:p>
+            <w:pPr>
+              <w:pStyle w:val="PargrafodaLista"/>
+              <w:ind w:left="0"/>
+              <w:jc w:val="center"/>
+              <w:rPr>
+                <w:rFonts w:ascii="Times New Roman" w:hAnsi="Times New Roman" w:cs="Times New Roman"/>
+              </w:rPr>
+            </w:pPr>
+            <w:r>
+              <w:rPr>
+                <w:rFonts w:ascii="Times New Roman" w:hAnsi="Times New Roman" w:cs="Times New Roman"/>
+              </w:rPr>
+              <w:t>Chave Primária</w:t>
+            </w:r>
+          </w:p>
+        </w:tc>
+        <w:tc>
+          <w:tcPr>
+            <w:tcW w:w="2141" w:type="dxa"/>
+          </w:tcPr>
+          <w:p>
+            <w:pPr>
+              <w:pStyle w:val="PargrafodaLista"/>
+              <w:ind w:left="0"/>
+              <w:jc w:val="center"/>
+              <w:rPr>
+                <w:rFonts w:ascii="Times New Roman" w:hAnsi="Times New Roman" w:cs="Times New Roman"/>
+              </w:rPr>
+            </w:pPr>
+            <w:r>
+              <w:rPr>
+                <w:rFonts w:ascii="Times New Roman" w:hAnsi="Times New Roman" w:cs="Times New Roman"/>
+              </w:rPr>
+              <w:t>Observações</w:t>
+            </w:r>
+          </w:p>
+        </w:tc>
+      </w:tr>
+      <w:tr>
+        <w:trPr>
+          <w:cnfStyle w:val="000000100000" w:firstRow="0" w:lastRow="0" w:firstColumn="0" w:lastColumn="0" w:oddVBand="0" w:evenVBand="0" w:oddHBand="1" w:evenHBand="0" w:firstRowFirstColumn="0" w:firstRowLastColumn="0" w:lastRowFirstColumn="0" w:lastRowLastColumn="0"/>
+        </w:trPr>
+        <w:tc>
+          <w:tcPr>
+            <w:tcW w:w="1190" w:type="dxa"/>
+          </w:tcPr>
+          <w:p>
+            <w:pPr>
+              <w:pStyle w:val="PargrafodaLista"/>
+              <w:ind w:left="0"/>
+              <w:rPr>
+                <w:rFonts w:ascii="Times New Roman" w:hAnsi="Times New Roman" w:cs="Times New Roman"/>
+                <w:b/>
+                <w:bCs/>
+                <w:u w:val="single"/>
+              </w:rPr>
+            </w:pPr>
+            <w:r>
+              <w:rPr>
+                <w:rFonts w:ascii="Times New Roman" w:hAnsi="Times New Roman" w:cs="Times New Roman"/>
+                <w:b/>
+                <w:bCs/>
+                <w:u w:val="single"/>
+              </w:rPr>
+              <w:t>id</w:t>
+            </w:r>
+          </w:p>
+        </w:tc>
+        <w:tc>
+          <w:tcPr>
+            <w:tcW w:w="1349" w:type="dxa"/>
+          </w:tcPr>
+          <w:p>
+            <w:pPr>
+              <w:pStyle w:val="PargrafodaLista"/>
+              <w:ind w:left="0"/>
+              <w:rPr>
+                <w:rFonts w:ascii="Times New Roman" w:hAnsi="Times New Roman" w:cs="Times New Roman"/>
+              </w:rPr>
+            </w:pPr>
+            <w:r>
+              <w:rPr>
+                <w:rFonts w:ascii="Times New Roman" w:hAnsi="Times New Roman" w:cs="Times New Roman"/>
+              </w:rPr>
+              <w:t>Id da coluna</w:t>
+            </w:r>
+          </w:p>
+        </w:tc>
+        <w:tc>
+          <w:tcPr>
+            <w:tcW w:w="1584" w:type="dxa"/>
+          </w:tcPr>
+          <w:p>
+            <w:pPr>
+              <w:pStyle w:val="PargrafodaLista"/>
+              <w:ind w:left="0"/>
+              <w:rPr>
+                <w:rFonts w:ascii="Times New Roman" w:hAnsi="Times New Roman" w:cs="Times New Roman"/>
+              </w:rPr>
+            </w:pPr>
+            <w:r>
+              <w:rPr>
+                <w:rFonts w:ascii="Times New Roman" w:hAnsi="Times New Roman" w:cs="Times New Roman"/>
+              </w:rPr>
+              <w:t>INT</w:t>
+            </w:r>
+          </w:p>
+          <w:p>
+            <w:pPr>
+              <w:pStyle w:val="PargrafodaLista"/>
+              <w:ind w:left="0"/>
+              <w:rPr>
+                <w:rFonts w:ascii="Times New Roman" w:hAnsi="Times New Roman" w:cs="Times New Roman"/>
+              </w:rPr>
+            </w:pPr>
+            <w:r>
+              <w:rPr>
+                <w:rFonts w:ascii="Times New Roman" w:hAnsi="Times New Roman" w:cs="Times New Roman"/>
+              </w:rPr>
+              <w:t>UNSIGNED</w:t>
+            </w:r>
+          </w:p>
+        </w:tc>
+        <w:tc>
+          <w:tcPr>
+            <w:tcW w:w="1443" w:type="dxa"/>
+          </w:tcPr>
+          <w:p>
+            <w:pPr>
+              <w:pStyle w:val="PargrafodaLista"/>
+              <w:ind w:left="0"/>
+              <w:rPr>
+                <w:rFonts w:ascii="Times New Roman" w:hAnsi="Times New Roman" w:cs="Times New Roman"/>
+              </w:rPr>
+            </w:pPr>
+            <w:r>
+              <w:rPr>
+                <w:rFonts w:ascii="Times New Roman" w:hAnsi="Times New Roman" w:cs="Times New Roman"/>
+              </w:rPr>
+              <w:t>Sim</w:t>
+            </w:r>
+          </w:p>
+        </w:tc>
+        <w:tc>
+          <w:tcPr>
+            <w:tcW w:w="1149" w:type="dxa"/>
+          </w:tcPr>
+          <w:p>
+            <w:pPr>
+              <w:pStyle w:val="PargrafodaLista"/>
+              <w:ind w:left="0"/>
+              <w:rPr>
+                <w:rFonts w:ascii="Times New Roman" w:hAnsi="Times New Roman" w:cs="Times New Roman"/>
+              </w:rPr>
+            </w:pPr>
+            <w:r>
+              <w:rPr>
+                <w:rFonts w:ascii="Times New Roman" w:hAnsi="Times New Roman" w:cs="Times New Roman"/>
+              </w:rPr>
+              <w:t>Sim</w:t>
+            </w:r>
+          </w:p>
+        </w:tc>
+        <w:tc>
+          <w:tcPr>
+            <w:tcW w:w="2141" w:type="dxa"/>
+          </w:tcPr>
+          <w:p>
+            <w:pPr>
+              <w:pStyle w:val="PargrafodaLista"/>
+              <w:ind w:left="0"/>
+              <w:rPr>
+                <w:rFonts w:ascii="Times New Roman" w:hAnsi="Times New Roman" w:cs="Times New Roman"/>
+              </w:rPr>
+            </w:pPr>
+            <w:proofErr w:type="spellStart"/>
+            <w:r>
+              <w:rPr>
+                <w:rFonts w:ascii="Times New Roman" w:hAnsi="Times New Roman" w:cs="Times New Roman"/>
+              </w:rPr>
+              <w:t>Auto_Increment</w:t>
+            </w:r>
+            <w:proofErr w:type="spellEnd"/>
+          </w:p>
+        </w:tc>
+      </w:tr>
+      <w:tr>
+        <w:tc>
+          <w:tcPr>
+            <w:tcW w:w="1190" w:type="dxa"/>
+          </w:tcPr>
+          <w:p>
+            <w:pPr>
+              <w:pStyle w:val="PargrafodaLista"/>
+              <w:ind w:left="0"/>
+              <w:rPr>
+                <w:rFonts w:ascii="Times New Roman" w:hAnsi="Times New Roman" w:cs="Times New Roman"/>
+                <w:u w:val="dotted"/>
+              </w:rPr>
+            </w:pPr>
+            <w:proofErr w:type="spellStart"/>
+            <w:r>
+              <w:rPr>
+                <w:rFonts w:ascii="Times New Roman" w:hAnsi="Times New Roman" w:cs="Times New Roman"/>
+                <w:u w:val="dotted"/>
+              </w:rPr>
+              <w:t>volunteers_id</w:t>
+            </w:r>
+            <w:proofErr w:type="spellEnd"/>
+          </w:p>
+        </w:tc>
+        <w:tc>
+          <w:tcPr>
+            <w:tcW w:w="1349" w:type="dxa"/>
+          </w:tcPr>
+          <w:p>
+            <w:pPr>
+              <w:pStyle w:val="PargrafodaLista"/>
+              <w:ind w:left="0"/>
+              <w:rPr>
+                <w:rFonts w:ascii="Times New Roman" w:hAnsi="Times New Roman" w:cs="Times New Roman"/>
+              </w:rPr>
+            </w:pPr>
+            <w:r>
+              <w:rPr>
+                <w:rFonts w:ascii="Times New Roman" w:hAnsi="Times New Roman" w:cs="Times New Roman"/>
+              </w:rPr>
+              <w:t>Id do voluntário</w:t>
+            </w:r>
+          </w:p>
+        </w:tc>
+        <w:tc>
+          <w:tcPr>
+            <w:tcW w:w="1584" w:type="dxa"/>
+          </w:tcPr>
+          <w:p>
+            <w:pPr>
+              <w:pStyle w:val="PargrafodaLista"/>
+              <w:ind w:left="0"/>
+              <w:rPr>
+                <w:rFonts w:ascii="Times New Roman" w:hAnsi="Times New Roman" w:cs="Times New Roman"/>
+              </w:rPr>
+            </w:pPr>
+            <w:r>
+              <w:rPr>
+                <w:rFonts w:ascii="Times New Roman" w:hAnsi="Times New Roman" w:cs="Times New Roman"/>
+              </w:rPr>
+              <w:t>INT</w:t>
+            </w:r>
+          </w:p>
+          <w:p>
+            <w:pPr>
+              <w:pStyle w:val="PargrafodaLista"/>
+              <w:ind w:left="0"/>
+              <w:rPr>
+                <w:rFonts w:ascii="Times New Roman" w:hAnsi="Times New Roman" w:cs="Times New Roman"/>
+              </w:rPr>
+            </w:pPr>
+            <w:r>
+              <w:rPr>
+                <w:rFonts w:ascii="Times New Roman" w:hAnsi="Times New Roman" w:cs="Times New Roman"/>
+              </w:rPr>
+              <w:t>UNSIGNED</w:t>
+            </w:r>
+          </w:p>
+        </w:tc>
+        <w:tc>
+          <w:tcPr>
+            <w:tcW w:w="1443" w:type="dxa"/>
+          </w:tcPr>
+          <w:p>
+            <w:pPr>
+              <w:pStyle w:val="PargrafodaLista"/>
+              <w:ind w:left="0"/>
+              <w:rPr>
+                <w:rFonts w:ascii="Times New Roman" w:hAnsi="Times New Roman" w:cs="Times New Roman"/>
+              </w:rPr>
+            </w:pPr>
+            <w:r>
+              <w:rPr>
+                <w:rFonts w:ascii="Times New Roman" w:hAnsi="Times New Roman" w:cs="Times New Roman"/>
+              </w:rPr>
+              <w:t>Sim</w:t>
+            </w:r>
+          </w:p>
+        </w:tc>
+        <w:tc>
+          <w:tcPr>
+            <w:tcW w:w="1149" w:type="dxa"/>
+          </w:tcPr>
+          <w:p>
+            <w:pPr>
+              <w:pStyle w:val="PargrafodaLista"/>
+              <w:ind w:left="0"/>
+              <w:rPr>
+                <w:rFonts w:ascii="Times New Roman" w:hAnsi="Times New Roman" w:cs="Times New Roman"/>
+              </w:rPr>
+            </w:pPr>
+          </w:p>
+        </w:tc>
+        <w:tc>
+          <w:tcPr>
+            <w:tcW w:w="2141" w:type="dxa"/>
+          </w:tcPr>
+          <w:p>
+            <w:pPr>
+              <w:pStyle w:val="PargrafodaLista"/>
+              <w:ind w:left="0"/>
+              <w:rPr>
+                <w:rFonts w:ascii="Times New Roman" w:hAnsi="Times New Roman" w:cs="Times New Roman"/>
+              </w:rPr>
+            </w:pPr>
+            <w:r>
+              <w:rPr>
+                <w:rFonts w:ascii="Times New Roman" w:hAnsi="Times New Roman" w:cs="Times New Roman"/>
+              </w:rPr>
+              <w:t>Chave Estrangeira</w:t>
+            </w:r>
+          </w:p>
+        </w:tc>
+      </w:tr>
+      <w:tr>
+        <w:trPr>
+          <w:cnfStyle w:val="000000100000" w:firstRow="0" w:lastRow="0" w:firstColumn="0" w:lastColumn="0" w:oddVBand="0" w:evenVBand="0" w:oddHBand="1" w:evenHBand="0" w:firstRowFirstColumn="0" w:firstRowLastColumn="0" w:lastRowFirstColumn="0" w:lastRowLastColumn="0"/>
+        </w:trPr>
+        <w:tc>
+          <w:tcPr>
+            <w:tcW w:w="1190" w:type="dxa"/>
+          </w:tcPr>
+          <w:p>
+            <w:pPr>
+              <w:pStyle w:val="PargrafodaLista"/>
+              <w:ind w:left="0"/>
+              <w:rPr>
+                <w:rFonts w:ascii="Times New Roman" w:hAnsi="Times New Roman" w:cs="Times New Roman"/>
+              </w:rPr>
+            </w:pPr>
+            <w:r>
+              <w:rPr>
+                <w:rFonts w:ascii="Times New Roman" w:hAnsi="Times New Roman" w:cs="Times New Roman"/>
+              </w:rPr>
+              <w:t>date</w:t>
+            </w:r>
+          </w:p>
+        </w:tc>
+        <w:tc>
+          <w:tcPr>
+            <w:tcW w:w="1349" w:type="dxa"/>
+          </w:tcPr>
+          <w:p>
+            <w:pPr>
+              <w:pStyle w:val="PargrafodaLista"/>
+              <w:ind w:left="0"/>
+              <w:rPr>
+                <w:rFonts w:ascii="Times New Roman" w:hAnsi="Times New Roman" w:cs="Times New Roman"/>
+              </w:rPr>
+            </w:pPr>
+            <w:r>
+              <w:rPr>
+                <w:rFonts w:ascii="Times New Roman" w:hAnsi="Times New Roman" w:cs="Times New Roman"/>
+              </w:rPr>
+              <w:t>Dia que o turno foi / vais ser feito</w:t>
+            </w:r>
+          </w:p>
+        </w:tc>
+        <w:tc>
+          <w:tcPr>
+            <w:tcW w:w="1584" w:type="dxa"/>
+          </w:tcPr>
+          <w:p>
+            <w:pPr>
+              <w:pStyle w:val="PargrafodaLista"/>
+              <w:ind w:left="0"/>
+              <w:rPr>
+                <w:rFonts w:ascii="Times New Roman" w:hAnsi="Times New Roman" w:cs="Times New Roman"/>
+              </w:rPr>
+            </w:pPr>
+            <w:r>
+              <w:rPr>
+                <w:rFonts w:ascii="Times New Roman" w:hAnsi="Times New Roman" w:cs="Times New Roman"/>
+              </w:rPr>
+              <w:t>DATE</w:t>
+            </w:r>
+          </w:p>
+        </w:tc>
+        <w:tc>
+          <w:tcPr>
+            <w:tcW w:w="1443" w:type="dxa"/>
+          </w:tcPr>
+          <w:p>
+            <w:pPr>
+              <w:pStyle w:val="PargrafodaLista"/>
+              <w:ind w:left="0"/>
+              <w:rPr>
+                <w:rFonts w:ascii="Times New Roman" w:hAnsi="Times New Roman" w:cs="Times New Roman"/>
+              </w:rPr>
+            </w:pPr>
+            <w:r>
+              <w:rPr>
+                <w:rFonts w:ascii="Times New Roman" w:hAnsi="Times New Roman" w:cs="Times New Roman"/>
+              </w:rPr>
+              <w:t>Sim</w:t>
+            </w:r>
+          </w:p>
+        </w:tc>
+        <w:tc>
+          <w:tcPr>
+            <w:tcW w:w="1149" w:type="dxa"/>
+          </w:tcPr>
+          <w:p>
+            <w:pPr>
+              <w:pStyle w:val="PargrafodaLista"/>
+              <w:ind w:left="0"/>
+              <w:rPr>
+                <w:rFonts w:ascii="Times New Roman" w:hAnsi="Times New Roman" w:cs="Times New Roman"/>
+              </w:rPr>
+            </w:pPr>
+          </w:p>
+        </w:tc>
+        <w:tc>
+          <w:tcPr>
+            <w:tcW w:w="2141" w:type="dxa"/>
+          </w:tcPr>
+          <w:p>
+            <w:pPr>
+              <w:pStyle w:val="PargrafodaLista"/>
+              <w:ind w:left="0"/>
+              <w:rPr>
+                <w:rFonts w:ascii="Times New Roman" w:hAnsi="Times New Roman" w:cs="Times New Roman"/>
+              </w:rPr>
+            </w:pPr>
+          </w:p>
+        </w:tc>
+      </w:tr>
+      <w:tr>
+        <w:tc>
+          <w:tcPr>
+            <w:tcW w:w="1190" w:type="dxa"/>
+          </w:tcPr>
+          <w:p>
+            <w:pPr>
+              <w:pStyle w:val="PargrafodaLista"/>
+              <w:ind w:left="0"/>
+              <w:rPr>
+                <w:rFonts w:ascii="Times New Roman" w:hAnsi="Times New Roman" w:cs="Times New Roman"/>
+              </w:rPr>
+            </w:pPr>
+            <w:proofErr w:type="spellStart"/>
+            <w:r>
+              <w:rPr>
+                <w:rFonts w:ascii="Times New Roman" w:hAnsi="Times New Roman" w:cs="Times New Roman"/>
+              </w:rPr>
+              <w:t>hour_start</w:t>
+            </w:r>
+            <w:proofErr w:type="spellEnd"/>
+          </w:p>
+        </w:tc>
+        <w:tc>
+          <w:tcPr>
+            <w:tcW w:w="1349" w:type="dxa"/>
+          </w:tcPr>
+          <w:p>
+            <w:pPr>
+              <w:pStyle w:val="PargrafodaLista"/>
+              <w:ind w:left="0"/>
+              <w:rPr>
+                <w:rFonts w:ascii="Times New Roman" w:hAnsi="Times New Roman" w:cs="Times New Roman"/>
+              </w:rPr>
+            </w:pPr>
+            <w:r>
+              <w:rPr>
+                <w:rFonts w:ascii="Times New Roman" w:hAnsi="Times New Roman" w:cs="Times New Roman"/>
+              </w:rPr>
+              <w:t>Início do turno</w:t>
+            </w:r>
+          </w:p>
+        </w:tc>
+        <w:tc>
+          <w:tcPr>
+            <w:tcW w:w="1584" w:type="dxa"/>
+          </w:tcPr>
+          <w:p>
+            <w:pPr>
+              <w:pStyle w:val="PargrafodaLista"/>
+              <w:ind w:left="0"/>
+              <w:rPr>
+                <w:rFonts w:ascii="Times New Roman" w:hAnsi="Times New Roman" w:cs="Times New Roman"/>
+              </w:rPr>
+            </w:pPr>
+            <w:r>
+              <w:rPr>
+                <w:rFonts w:ascii="Times New Roman" w:hAnsi="Times New Roman" w:cs="Times New Roman"/>
+              </w:rPr>
+              <w:t>TIME</w:t>
+            </w:r>
+          </w:p>
+        </w:tc>
+        <w:tc>
+          <w:tcPr>
+            <w:tcW w:w="1443" w:type="dxa"/>
+          </w:tcPr>
+          <w:p>
+            <w:pPr>
+              <w:pStyle w:val="PargrafodaLista"/>
+              <w:ind w:left="0"/>
+              <w:rPr>
+                <w:rFonts w:ascii="Times New Roman" w:hAnsi="Times New Roman" w:cs="Times New Roman"/>
+              </w:rPr>
+            </w:pPr>
+            <w:r>
+              <w:rPr>
+                <w:rFonts w:ascii="Times New Roman" w:hAnsi="Times New Roman" w:cs="Times New Roman"/>
+              </w:rPr>
+              <w:t>Sim</w:t>
+            </w:r>
+          </w:p>
+        </w:tc>
+        <w:tc>
+          <w:tcPr>
+            <w:tcW w:w="1149" w:type="dxa"/>
+          </w:tcPr>
+          <w:p>
+            <w:pPr>
+              <w:pStyle w:val="PargrafodaLista"/>
+              <w:ind w:left="0"/>
+              <w:rPr>
+                <w:rFonts w:ascii="Times New Roman" w:hAnsi="Times New Roman" w:cs="Times New Roman"/>
+              </w:rPr>
+            </w:pPr>
+          </w:p>
+        </w:tc>
+        <w:tc>
+          <w:tcPr>
+            <w:tcW w:w="2141" w:type="dxa"/>
+          </w:tcPr>
+          <w:p>
+            <w:pPr>
+              <w:pStyle w:val="PargrafodaLista"/>
+              <w:ind w:left="0"/>
+              <w:rPr>
+                <w:rFonts w:ascii="Times New Roman" w:hAnsi="Times New Roman" w:cs="Times New Roman"/>
+              </w:rPr>
+            </w:pPr>
+          </w:p>
+        </w:tc>
+      </w:tr>
+      <w:tr>
+        <w:trPr>
+          <w:cnfStyle w:val="000000100000" w:firstRow="0" w:lastRow="0" w:firstColumn="0" w:lastColumn="0" w:oddVBand="0" w:evenVBand="0" w:oddHBand="1" w:evenHBand="0" w:firstRowFirstColumn="0" w:firstRowLastColumn="0" w:lastRowFirstColumn="0" w:lastRowLastColumn="0"/>
+        </w:trPr>
+        <w:tc>
+          <w:tcPr>
+            <w:tcW w:w="1190" w:type="dxa"/>
+          </w:tcPr>
+          <w:p>
+            <w:pPr>
+              <w:pStyle w:val="PargrafodaLista"/>
+              <w:ind w:left="0"/>
+              <w:rPr>
+                <w:rFonts w:ascii="Times New Roman" w:hAnsi="Times New Roman" w:cs="Times New Roman"/>
+              </w:rPr>
+            </w:pPr>
+            <w:proofErr w:type="spellStart"/>
+            <w:r>
+              <w:rPr>
+                <w:rFonts w:ascii="Times New Roman" w:hAnsi="Times New Roman" w:cs="Times New Roman"/>
+              </w:rPr>
+              <w:t>hour_end</w:t>
+            </w:r>
+            <w:proofErr w:type="spellEnd"/>
+          </w:p>
+        </w:tc>
+        <w:tc>
+          <w:tcPr>
+            <w:tcW w:w="1349" w:type="dxa"/>
+          </w:tcPr>
+          <w:p>
+            <w:pPr>
+              <w:pStyle w:val="PargrafodaLista"/>
+              <w:ind w:left="0"/>
+              <w:rPr>
+                <w:rFonts w:ascii="Times New Roman" w:hAnsi="Times New Roman" w:cs="Times New Roman"/>
+              </w:rPr>
+            </w:pPr>
+            <w:r>
+              <w:rPr>
+                <w:rFonts w:ascii="Times New Roman" w:hAnsi="Times New Roman" w:cs="Times New Roman"/>
+              </w:rPr>
+              <w:t>Fim do turno</w:t>
+            </w:r>
+          </w:p>
+        </w:tc>
+        <w:tc>
+          <w:tcPr>
+            <w:tcW w:w="1584" w:type="dxa"/>
+          </w:tcPr>
+          <w:p>
+            <w:pPr>
+              <w:pStyle w:val="PargrafodaLista"/>
+              <w:ind w:left="0"/>
+              <w:rPr>
+                <w:rFonts w:ascii="Times New Roman" w:hAnsi="Times New Roman" w:cs="Times New Roman"/>
+              </w:rPr>
+            </w:pPr>
+            <w:r>
+              <w:rPr>
+                <w:rFonts w:ascii="Times New Roman" w:hAnsi="Times New Roman" w:cs="Times New Roman"/>
+              </w:rPr>
+              <w:t>TIME</w:t>
+            </w:r>
+          </w:p>
+        </w:tc>
+        <w:tc>
+          <w:tcPr>
+            <w:tcW w:w="1443" w:type="dxa"/>
+          </w:tcPr>
+          <w:p>
+            <w:pPr>
+              <w:pStyle w:val="PargrafodaLista"/>
+              <w:ind w:left="0"/>
+              <w:rPr>
+                <w:rFonts w:ascii="Times New Roman" w:hAnsi="Times New Roman" w:cs="Times New Roman"/>
+              </w:rPr>
+            </w:pPr>
+            <w:r>
+              <w:rPr>
+                <w:rFonts w:ascii="Times New Roman" w:hAnsi="Times New Roman" w:cs="Times New Roman"/>
+              </w:rPr>
+              <w:t>Sim</w:t>
+            </w:r>
+          </w:p>
+        </w:tc>
+        <w:tc>
+          <w:tcPr>
+            <w:tcW w:w="1149" w:type="dxa"/>
+          </w:tcPr>
+          <w:p>
+            <w:pPr>
+              <w:pStyle w:val="PargrafodaLista"/>
+              <w:ind w:left="0"/>
+              <w:rPr>
+                <w:rFonts w:ascii="Times New Roman" w:hAnsi="Times New Roman" w:cs="Times New Roman"/>
+              </w:rPr>
+            </w:pPr>
+          </w:p>
+        </w:tc>
+        <w:tc>
+          <w:tcPr>
+            <w:tcW w:w="2141" w:type="dxa"/>
+          </w:tcPr>
+          <w:p>
+            <w:pPr>
+              <w:pStyle w:val="PargrafodaLista"/>
+              <w:ind w:left="0"/>
+              <w:rPr>
+                <w:rFonts w:ascii="Times New Roman" w:hAnsi="Times New Roman" w:cs="Times New Roman"/>
+              </w:rPr>
+            </w:pPr>
+          </w:p>
+        </w:tc>
+      </w:tr>
+      <w:tr>
+        <w:tc>
+          <w:tcPr>
+            <w:tcW w:w="1190" w:type="dxa"/>
+          </w:tcPr>
+          <w:p>
+            <w:pPr>
+              <w:pStyle w:val="PargrafodaLista"/>
+              <w:ind w:left="0"/>
+              <w:rPr>
+                <w:rFonts w:ascii="Times New Roman" w:hAnsi="Times New Roman" w:cs="Times New Roman"/>
+              </w:rPr>
+            </w:pPr>
+            <w:r>
+              <w:rPr>
+                <w:rFonts w:ascii="Times New Roman" w:hAnsi="Times New Roman" w:cs="Times New Roman"/>
+              </w:rPr>
+              <w:t>notes</w:t>
+            </w:r>
+          </w:p>
+        </w:tc>
+        <w:tc>
+          <w:tcPr>
+            <w:tcW w:w="1349" w:type="dxa"/>
+          </w:tcPr>
+          <w:p>
+            <w:pPr>
+              <w:pStyle w:val="PargrafodaLista"/>
+              <w:ind w:left="0"/>
+              <w:rPr>
+                <w:rFonts w:ascii="Times New Roman" w:hAnsi="Times New Roman" w:cs="Times New Roman"/>
+              </w:rPr>
+            </w:pPr>
+            <w:r>
+              <w:rPr>
+                <w:rFonts w:ascii="Times New Roman" w:hAnsi="Times New Roman" w:cs="Times New Roman"/>
+              </w:rPr>
+              <w:t>Detalhes, por exemplo se o voluntário não apareceu</w:t>
+            </w:r>
+          </w:p>
+        </w:tc>
+        <w:tc>
+          <w:tcPr>
+            <w:tcW w:w="1584" w:type="dxa"/>
+          </w:tcPr>
+          <w:p>
+            <w:pPr>
+              <w:pStyle w:val="PargrafodaLista"/>
+              <w:ind w:left="0"/>
+              <w:rPr>
+                <w:rFonts w:ascii="Times New Roman" w:hAnsi="Times New Roman" w:cs="Times New Roman"/>
+              </w:rPr>
+            </w:pPr>
+            <w:r>
+              <w:rPr>
+                <w:rFonts w:ascii="Times New Roman" w:hAnsi="Times New Roman" w:cs="Times New Roman"/>
+              </w:rPr>
+              <w:t>VARCHAR</w:t>
+            </w:r>
+          </w:p>
+          <w:p>
+            <w:pPr>
+              <w:pStyle w:val="PargrafodaLista"/>
+              <w:ind w:left="0"/>
+              <w:rPr>
+                <w:rFonts w:ascii="Times New Roman" w:hAnsi="Times New Roman" w:cs="Times New Roman"/>
+              </w:rPr>
+            </w:pPr>
+            <w:r>
+              <w:rPr>
+                <w:rFonts w:ascii="Times New Roman" w:hAnsi="Times New Roman" w:cs="Times New Roman"/>
+              </w:rPr>
+              <w:t>(255)</w:t>
+            </w:r>
+          </w:p>
+        </w:tc>
+        <w:tc>
+          <w:tcPr>
+            <w:tcW w:w="1443" w:type="dxa"/>
+          </w:tcPr>
+          <w:p>
+            <w:pPr>
+              <w:pStyle w:val="PargrafodaLista"/>
+              <w:ind w:left="0"/>
+              <w:rPr>
+                <w:rFonts w:ascii="Times New Roman" w:hAnsi="Times New Roman" w:cs="Times New Roman"/>
+              </w:rPr>
+            </w:pPr>
+            <w:r>
+              <w:rPr>
+                <w:rFonts w:ascii="Times New Roman" w:hAnsi="Times New Roman" w:cs="Times New Roman"/>
+              </w:rPr>
+              <w:t>Não</w:t>
             </w:r>
           </w:p>
         </w:tc>
@@ -14898,6 +16718,21 @@
               <w:t>INT</w:t>
             </w:r>
           </w:p>
+          <w:p>
+            <w:pPr>
+              <w:pStyle w:val="PargrafodaLista"/>
+              <w:ind w:left="0"/>
+              <w:rPr>
+                <w:rFonts w:ascii="Times New Roman" w:hAnsi="Times New Roman" w:cs="Times New Roman"/>
+              </w:rPr>
+            </w:pPr>
+            <w:r>
+              <w:rPr>
+                <w:rFonts w:ascii="Times New Roman" w:hAnsi="Times New Roman" w:cs="Times New Roman"/>
+              </w:rPr>
+              <w:t>UNSIGNED</w:t>
+            </w:r>
+          </w:p>
         </w:tc>
         <w:tc>
           <w:tcPr>
@@ -15202,11 +17037,8 @@
           <w:szCs w:val="28"/>
         </w:rPr>
       </w:pPr>
-    </w:p>
-    <w:p>
-      <w:pPr>
-        <w:pStyle w:val="PargrafodaLista"/>
-        <w:spacing w:line="360" w:lineRule="auto"/>
+      <w:proofErr w:type="spellStart"/>
+      <w:r>
         <w:rPr>
           <w:rFonts w:ascii="Times New Roman" w:hAnsi="Times New Roman" w:cs="Times New Roman"/>
           <w:b/>
@@ -15214,8 +17046,9 @@
           <w:sz w:val="28"/>
           <w:szCs w:val="28"/>
         </w:rPr>
-      </w:pPr>
-      <w:proofErr w:type="spellStart"/>
+        <w:lastRenderedPageBreak/>
+        <w:t>shifts_</w:t>
+      </w:r>
       <w:r>
         <w:rPr>
           <w:rFonts w:ascii="Times New Roman" w:hAnsi="Times New Roman" w:cs="Times New Roman"/>
@@ -15224,7 +17057,7 @@
           <w:sz w:val="28"/>
           <w:szCs w:val="28"/>
         </w:rPr>
-        <w:t>shifts_workers</w:t>
+        <w:t>veterinarians</w:t>
       </w:r>
       <w:proofErr w:type="spellEnd"/>
     </w:p>
@@ -15443,6 +17276,21 @@
               <w:t>INT</w:t>
             </w:r>
           </w:p>
+          <w:p>
+            <w:pPr>
+              <w:pStyle w:val="PargrafodaLista"/>
+              <w:ind w:left="0"/>
+              <w:rPr>
+                <w:rFonts w:ascii="Times New Roman" w:hAnsi="Times New Roman" w:cs="Times New Roman"/>
+              </w:rPr>
+            </w:pPr>
+            <w:r>
+              <w:rPr>
+                <w:rFonts w:ascii="Times New Roman" w:hAnsi="Times New Roman" w:cs="Times New Roman"/>
+              </w:rPr>
+              <w:t>UNSIGNED</w:t>
+            </w:r>
+          </w:p>
         </w:tc>
         <w:tc>
           <w:tcPr>
@@ -15684,6 +17532,21 @@
               <w:t>INT</w:t>
             </w:r>
           </w:p>
+          <w:p>
+            <w:pPr>
+              <w:pStyle w:val="PargrafodaLista"/>
+              <w:ind w:left="0"/>
+              <w:rPr>
+                <w:rFonts w:ascii="Times New Roman" w:hAnsi="Times New Roman" w:cs="Times New Roman"/>
+              </w:rPr>
+            </w:pPr>
+            <w:r>
+              <w:rPr>
+                <w:rFonts w:ascii="Times New Roman" w:hAnsi="Times New Roman" w:cs="Times New Roman"/>
+              </w:rPr>
+              <w:t>UNSIGNED</w:t>
+            </w:r>
+          </w:p>
         </w:tc>
         <w:tc>
           <w:tcPr>
@@ -15760,7 +17623,7 @@
                 <w:rFonts w:ascii="Times New Roman" w:hAnsi="Times New Roman" w:cs="Times New Roman"/>
                 <w:u w:val="dotted"/>
               </w:rPr>
-              <w:t>volunteers_id</w:t>
+              <w:t>veterinarians_id</w:t>
             </w:r>
             <w:proofErr w:type="spellEnd"/>
           </w:p>
@@ -15781,7 +17644,7 @@
               <w:rPr>
                 <w:rFonts w:ascii="Times New Roman" w:hAnsi="Times New Roman" w:cs="Times New Roman"/>
               </w:rPr>
-              <w:t>Id do voluntário</w:t>
+              <w:t>Id do veterinário</w:t>
             </w:r>
           </w:p>
         </w:tc>
@@ -15804,6 +17667,21 @@
               <w:t>INT</w:t>
             </w:r>
           </w:p>
+          <w:p>
+            <w:pPr>
+              <w:pStyle w:val="PargrafodaLista"/>
+              <w:ind w:left="0"/>
+              <w:rPr>
+                <w:rFonts w:ascii="Times New Roman" w:hAnsi="Times New Roman" w:cs="Times New Roman"/>
+              </w:rPr>
+            </w:pPr>
+            <w:r>
+              <w:rPr>
+                <w:rFonts w:ascii="Times New Roman" w:hAnsi="Times New Roman" w:cs="Times New Roman"/>
+              </w:rPr>
+              <w:t>UNSIGNED</w:t>
+            </w:r>
+          </w:p>
         </w:tc>
         <w:tc>
           <w:tcPr>
@@ -15856,21 +17734,6 @@
                 <w:rFonts w:ascii="Times New Roman" w:hAnsi="Times New Roman" w:cs="Times New Roman"/>
               </w:rPr>
               <w:t>Chave Estrangeira</w:t>
-            </w:r>
-          </w:p>
-          <w:p>
-            <w:pPr>
-              <w:pStyle w:val="PargrafodaLista"/>
-              <w:ind w:left="0"/>
-              <w:rPr>
-                <w:rFonts w:ascii="Times New Roman" w:hAnsi="Times New Roman" w:cs="Times New Roman"/>
-              </w:rPr>
-            </w:pPr>
-            <w:r>
-              <w:rPr>
-                <w:rFonts w:ascii="Times New Roman" w:hAnsi="Times New Roman" w:cs="Times New Roman"/>
-              </w:rPr>
-              <w:t>Obrigatório um ou outro</w:t>
             </w:r>
           </w:p>
         </w:tc>
@@ -15889,18 +17752,14 @@
               <w:ind w:left="0"/>
               <w:rPr>
                 <w:rFonts w:ascii="Times New Roman" w:hAnsi="Times New Roman" w:cs="Times New Roman"/>
-                <w:u w:val="dotted"/>
-              </w:rPr>
-            </w:pPr>
-            <w:proofErr w:type="spellStart"/>
-            <w:r>
-              <w:rPr>
-                <w:rFonts w:ascii="Times New Roman" w:hAnsi="Times New Roman" w:cs="Times New Roman"/>
-                <w:u w:val="dotted"/>
-              </w:rPr>
-              <w:t>veterinarians_id</w:t>
-            </w:r>
-            <w:proofErr w:type="spellEnd"/>
+              </w:rPr>
+            </w:pPr>
+            <w:r>
+              <w:rPr>
+                <w:rFonts w:ascii="Times New Roman" w:hAnsi="Times New Roman" w:cs="Times New Roman"/>
+              </w:rPr>
+              <w:t>notes</w:t>
+            </w:r>
           </w:p>
         </w:tc>
         <w:tc>
@@ -15919,7 +17778,7 @@
               <w:rPr>
                 <w:rFonts w:ascii="Times New Roman" w:hAnsi="Times New Roman" w:cs="Times New Roman"/>
               </w:rPr>
-              <w:t>Id do veterinário</w:t>
+              <w:t>Detalhes por exemplo se o trabalhador não apareceu</w:t>
             </w:r>
           </w:p>
         </w:tc>
@@ -15939,138 +17798,22 @@
               <w:rPr>
                 <w:rFonts w:ascii="Times New Roman" w:hAnsi="Times New Roman" w:cs="Times New Roman"/>
               </w:rPr>
-              <w:t>INT</w:t>
-            </w:r>
-          </w:p>
-        </w:tc>
-        <w:tc>
-          <w:tcPr>
-            <w:tcW w:w="1443" w:type="dxa"/>
-          </w:tcPr>
-          <w:p>
-            <w:pPr>
-              <w:pStyle w:val="PargrafodaLista"/>
-              <w:ind w:left="0"/>
-              <w:rPr>
-                <w:rFonts w:ascii="Times New Roman" w:hAnsi="Times New Roman" w:cs="Times New Roman"/>
-              </w:rPr>
-            </w:pPr>
-            <w:r>
-              <w:rPr>
-                <w:rFonts w:ascii="Times New Roman" w:hAnsi="Times New Roman" w:cs="Times New Roman"/>
-              </w:rPr>
-              <w:t>Não</w:t>
-            </w:r>
-          </w:p>
-        </w:tc>
-        <w:tc>
-          <w:tcPr>
-            <w:tcW w:w="1149" w:type="dxa"/>
-          </w:tcPr>
-          <w:p>
-            <w:pPr>
-              <w:pStyle w:val="PargrafodaLista"/>
-              <w:ind w:left="0"/>
-              <w:rPr>
-                <w:rFonts w:ascii="Times New Roman" w:hAnsi="Times New Roman" w:cs="Times New Roman"/>
-              </w:rPr>
-            </w:pPr>
-          </w:p>
-        </w:tc>
-        <w:tc>
-          <w:tcPr>
-            <w:tcW w:w="2141" w:type="dxa"/>
-          </w:tcPr>
-          <w:p>
-            <w:pPr>
-              <w:pStyle w:val="PargrafodaLista"/>
-              <w:ind w:left="0"/>
-              <w:rPr>
-                <w:rFonts w:ascii="Times New Roman" w:hAnsi="Times New Roman" w:cs="Times New Roman"/>
-              </w:rPr>
-            </w:pPr>
-            <w:r>
-              <w:rPr>
-                <w:rFonts w:ascii="Times New Roman" w:hAnsi="Times New Roman" w:cs="Times New Roman"/>
-              </w:rPr>
-              <w:t>Chave Estrangeira</w:t>
-            </w:r>
-          </w:p>
-          <w:p>
-            <w:pPr>
-              <w:pStyle w:val="PargrafodaLista"/>
-              <w:ind w:left="0"/>
-              <w:rPr>
-                <w:rFonts w:ascii="Times New Roman" w:hAnsi="Times New Roman" w:cs="Times New Roman"/>
-              </w:rPr>
-            </w:pPr>
-            <w:r>
-              <w:rPr>
-                <w:rFonts w:ascii="Times New Roman" w:hAnsi="Times New Roman" w:cs="Times New Roman"/>
-              </w:rPr>
-              <w:t>Obrigatório um ou outro</w:t>
-            </w:r>
-          </w:p>
-        </w:tc>
-      </w:tr>
-      <w:tr>
-        <w:tc>
-          <w:tcPr>
-            <w:tcW w:w="1789" w:type="dxa"/>
-          </w:tcPr>
-          <w:p>
-            <w:pPr>
-              <w:pStyle w:val="PargrafodaLista"/>
-              <w:ind w:left="0"/>
-              <w:rPr>
-                <w:rFonts w:ascii="Times New Roman" w:hAnsi="Times New Roman" w:cs="Times New Roman"/>
-              </w:rPr>
-            </w:pPr>
-            <w:r>
-              <w:rPr>
-                <w:rFonts w:ascii="Times New Roman" w:hAnsi="Times New Roman" w:cs="Times New Roman"/>
-              </w:rPr>
-              <w:t>notes</w:t>
-            </w:r>
-          </w:p>
-        </w:tc>
-        <w:tc>
-          <w:tcPr>
-            <w:tcW w:w="1349" w:type="dxa"/>
-          </w:tcPr>
-          <w:p>
-            <w:pPr>
-              <w:pStyle w:val="PargrafodaLista"/>
-              <w:ind w:left="0"/>
-              <w:rPr>
-                <w:rFonts w:ascii="Times New Roman" w:hAnsi="Times New Roman" w:cs="Times New Roman"/>
-              </w:rPr>
-            </w:pPr>
-            <w:r>
-              <w:rPr>
-                <w:rFonts w:ascii="Times New Roman" w:hAnsi="Times New Roman" w:cs="Times New Roman"/>
-              </w:rPr>
-              <w:t>Detalhes por exemplo se o trabalhador não apareceu</w:t>
-            </w:r>
-          </w:p>
-        </w:tc>
-        <w:tc>
-          <w:tcPr>
-            <w:tcW w:w="1584" w:type="dxa"/>
-          </w:tcPr>
-          <w:p>
-            <w:pPr>
-              <w:pStyle w:val="PargrafodaLista"/>
-              <w:ind w:left="0"/>
-              <w:rPr>
-                <w:rFonts w:ascii="Times New Roman" w:hAnsi="Times New Roman" w:cs="Times New Roman"/>
-              </w:rPr>
-            </w:pPr>
-            <w:r>
-              <w:rPr>
-                <w:rFonts w:ascii="Times New Roman" w:hAnsi="Times New Roman" w:cs="Times New Roman"/>
-              </w:rPr>
               <w:t>VARCHAR</w:t>
+            </w:r>
+          </w:p>
+          <w:p>
+            <w:pPr>
+              <w:pStyle w:val="PargrafodaLista"/>
+              <w:ind w:left="0"/>
+              <w:rPr>
+                <w:rFonts w:ascii="Times New Roman" w:hAnsi="Times New Roman" w:cs="Times New Roman"/>
+              </w:rPr>
+            </w:pPr>
+            <w:r>
+              <w:rPr>
+                <w:rFonts w:ascii="Times New Roman" w:hAnsi="Times New Roman" w:cs="Times New Roman"/>
+              </w:rPr>
+              <w:t>(255)</w:t>
             </w:r>
           </w:p>
         </w:tc>
@@ -16386,6 +18129,21 @@
               <w:t>INT</w:t>
             </w:r>
           </w:p>
+          <w:p>
+            <w:pPr>
+              <w:pStyle w:val="PargrafodaLista"/>
+              <w:ind w:left="0"/>
+              <w:rPr>
+                <w:rFonts w:ascii="Times New Roman" w:hAnsi="Times New Roman" w:cs="Times New Roman"/>
+              </w:rPr>
+            </w:pPr>
+            <w:r>
+              <w:rPr>
+                <w:rFonts w:ascii="Times New Roman" w:hAnsi="Times New Roman" w:cs="Times New Roman"/>
+              </w:rPr>
+              <w:t>UNSIGNED</w:t>
+            </w:r>
+          </w:p>
         </w:tc>
         <w:tc>
           <w:tcPr>
@@ -16512,6 +18270,21 @@
                 <w:rFonts w:ascii="Times New Roman" w:hAnsi="Times New Roman" w:cs="Times New Roman"/>
               </w:rPr>
               <w:t>INT</w:t>
+            </w:r>
+          </w:p>
+          <w:p>
+            <w:pPr>
+              <w:pStyle w:val="PargrafodaLista"/>
+              <w:ind w:left="0"/>
+              <w:rPr>
+                <w:rFonts w:ascii="Times New Roman" w:hAnsi="Times New Roman" w:cs="Times New Roman"/>
+              </w:rPr>
+            </w:pPr>
+            <w:r>
+              <w:rPr>
+                <w:rFonts w:ascii="Times New Roman" w:hAnsi="Times New Roman" w:cs="Times New Roman"/>
+              </w:rPr>
+              <w:t>UNSIGNED</w:t>
             </w:r>
           </w:p>
         </w:tc>
@@ -16637,6 +18410,21 @@
               <w:t>INT</w:t>
             </w:r>
           </w:p>
+          <w:p>
+            <w:pPr>
+              <w:pStyle w:val="PargrafodaLista"/>
+              <w:ind w:left="0"/>
+              <w:rPr>
+                <w:rFonts w:ascii="Times New Roman" w:hAnsi="Times New Roman" w:cs="Times New Roman"/>
+              </w:rPr>
+            </w:pPr>
+            <w:r>
+              <w:rPr>
+                <w:rFonts w:ascii="Times New Roman" w:hAnsi="Times New Roman" w:cs="Times New Roman"/>
+              </w:rPr>
+              <w:t>UNSIGNED</w:t>
+            </w:r>
+          </w:p>
         </w:tc>
         <w:tc>
           <w:tcPr>
@@ -16751,6 +18539,21 @@
                 <w:rFonts w:ascii="Times New Roman" w:hAnsi="Times New Roman" w:cs="Times New Roman"/>
               </w:rPr>
               <w:t>VARCHAR</w:t>
+            </w:r>
+          </w:p>
+          <w:p>
+            <w:pPr>
+              <w:pStyle w:val="PargrafodaLista"/>
+              <w:ind w:left="0"/>
+              <w:rPr>
+                <w:rFonts w:ascii="Times New Roman" w:hAnsi="Times New Roman" w:cs="Times New Roman"/>
+              </w:rPr>
+            </w:pPr>
+            <w:r>
+              <w:rPr>
+                <w:rFonts w:ascii="Times New Roman" w:hAnsi="Times New Roman" w:cs="Times New Roman"/>
+              </w:rPr>
+              <w:t>(50)</w:t>
             </w:r>
           </w:p>
         </w:tc>
@@ -17066,6 +18869,21 @@
               <w:t>INT</w:t>
             </w:r>
           </w:p>
+          <w:p>
+            <w:pPr>
+              <w:pStyle w:val="PargrafodaLista"/>
+              <w:ind w:left="0"/>
+              <w:rPr>
+                <w:rFonts w:ascii="Times New Roman" w:hAnsi="Times New Roman" w:cs="Times New Roman"/>
+              </w:rPr>
+            </w:pPr>
+            <w:r>
+              <w:rPr>
+                <w:rFonts w:ascii="Times New Roman" w:hAnsi="Times New Roman" w:cs="Times New Roman"/>
+              </w:rPr>
+              <w:t>UNSIGNED</w:t>
+            </w:r>
+          </w:p>
         </w:tc>
         <w:tc>
           <w:tcPr>
@@ -17202,6 +19020,21 @@
                 <w:rFonts w:ascii="Times New Roman" w:hAnsi="Times New Roman" w:cs="Times New Roman"/>
               </w:rPr>
               <w:t>VARCHAR</w:t>
+            </w:r>
+          </w:p>
+          <w:p>
+            <w:pPr>
+              <w:pStyle w:val="PargrafodaLista"/>
+              <w:ind w:left="0"/>
+              <w:rPr>
+                <w:rFonts w:ascii="Times New Roman" w:hAnsi="Times New Roman" w:cs="Times New Roman"/>
+              </w:rPr>
+            </w:pPr>
+            <w:r>
+              <w:rPr>
+                <w:rFonts w:ascii="Times New Roman" w:hAnsi="Times New Roman" w:cs="Times New Roman"/>
+              </w:rPr>
+              <w:t>(100)</w:t>
             </w:r>
           </w:p>
         </w:tc>
@@ -17257,8 +19090,6 @@
     </w:tbl>
     <w:p>
       <w:pPr>
-        <w:pStyle w:val="PargrafodaLista"/>
-        <w:spacing w:line="360" w:lineRule="auto"/>
         <w:rPr>
           <w:rFonts w:ascii="Times New Roman" w:hAnsi="Times New Roman" w:cs="Times New Roman"/>
           <w:b/>
@@ -17267,6 +19098,16 @@
           <w:szCs w:val="28"/>
         </w:rPr>
       </w:pPr>
+      <w:r>
+        <w:rPr>
+          <w:rFonts w:ascii="Times New Roman" w:hAnsi="Times New Roman" w:cs="Times New Roman"/>
+          <w:b/>
+          <w:bCs/>
+          <w:sz w:val="28"/>
+          <w:szCs w:val="28"/>
+        </w:rPr>
+        <w:br w:type="page"/>
+      </w:r>
     </w:p>
     <w:p>
       <w:pPr>
@@ -17289,6 +19130,7 @@
           <w:sz w:val="28"/>
           <w:szCs w:val="28"/>
         </w:rPr>
+        <w:lastRenderedPageBreak/>
         <w:t>breeds</w:t>
       </w:r>
       <w:proofErr w:type="spellEnd"/>
@@ -17302,11 +19144,11 @@
       </w:tblPr>
       <w:tblGrid>
         <w:gridCol w:w="1216"/>
-        <w:gridCol w:w="1331"/>
-        <w:gridCol w:w="1555"/>
+        <w:gridCol w:w="1329"/>
+        <w:gridCol w:w="1563"/>
         <w:gridCol w:w="1443"/>
         <w:gridCol w:w="1149"/>
-        <w:gridCol w:w="2095"/>
+        <w:gridCol w:w="2089"/>
       </w:tblGrid>
       <w:tr>
         <w:trPr>
@@ -17517,6 +19359,21 @@
               <w:t>INT</w:t>
             </w:r>
           </w:p>
+          <w:p>
+            <w:pPr>
+              <w:pStyle w:val="PargrafodaLista"/>
+              <w:ind w:left="0"/>
+              <w:rPr>
+                <w:rFonts w:ascii="Times New Roman" w:hAnsi="Times New Roman" w:cs="Times New Roman"/>
+              </w:rPr>
+            </w:pPr>
+            <w:r>
+              <w:rPr>
+                <w:rFonts w:ascii="Times New Roman" w:hAnsi="Times New Roman" w:cs="Times New Roman"/>
+              </w:rPr>
+              <w:t>UNSIGNED</w:t>
+            </w:r>
+          </w:p>
         </w:tc>
         <w:tc>
           <w:tcPr>
@@ -17643,6 +19500,21 @@
                 <w:rFonts w:ascii="Times New Roman" w:hAnsi="Times New Roman" w:cs="Times New Roman"/>
               </w:rPr>
               <w:t>INT</w:t>
+            </w:r>
+          </w:p>
+          <w:p>
+            <w:pPr>
+              <w:pStyle w:val="PargrafodaLista"/>
+              <w:ind w:left="0"/>
+              <w:rPr>
+                <w:rFonts w:ascii="Times New Roman" w:hAnsi="Times New Roman" w:cs="Times New Roman"/>
+              </w:rPr>
+            </w:pPr>
+            <w:r>
+              <w:rPr>
+                <w:rFonts w:ascii="Times New Roman" w:hAnsi="Times New Roman" w:cs="Times New Roman"/>
+              </w:rPr>
+              <w:t>UNSIGNED</w:t>
             </w:r>
           </w:p>
         </w:tc>
@@ -17766,6 +19638,21 @@
               <w:t>VARCHAR</w:t>
             </w:r>
           </w:p>
+          <w:p>
+            <w:pPr>
+              <w:pStyle w:val="PargrafodaLista"/>
+              <w:ind w:left="0"/>
+              <w:rPr>
+                <w:rFonts w:ascii="Times New Roman" w:hAnsi="Times New Roman" w:cs="Times New Roman"/>
+              </w:rPr>
+            </w:pPr>
+            <w:r>
+              <w:rPr>
+                <w:rFonts w:ascii="Times New Roman" w:hAnsi="Times New Roman" w:cs="Times New Roman"/>
+              </w:rPr>
+              <w:t>(100)</w:t>
+            </w:r>
+          </w:p>
         </w:tc>
         <w:tc>
           <w:tcPr>
@@ -17817,40 +19704,6 @@
         </w:tc>
       </w:tr>
     </w:tbl>
-    <w:p>
-      <w:pPr>
-        <w:pStyle w:val="PargrafodaLista"/>
-        <w:spacing w:line="360" w:lineRule="auto"/>
-        <w:rPr>
-          <w:rFonts w:ascii="Times New Roman" w:hAnsi="Times New Roman" w:cs="Times New Roman"/>
-          <w:b/>
-          <w:bCs/>
-          <w:sz w:val="28"/>
-          <w:szCs w:val="28"/>
-        </w:rPr>
-      </w:pPr>
-    </w:p>
-    <w:p>
-      <w:pPr>
-        <w:rPr>
-          <w:rFonts w:ascii="Times New Roman" w:hAnsi="Times New Roman" w:cs="Times New Roman"/>
-          <w:b/>
-          <w:bCs/>
-          <w:sz w:val="28"/>
-          <w:szCs w:val="28"/>
-        </w:rPr>
-      </w:pPr>
-      <w:r>
-        <w:rPr>
-          <w:rFonts w:ascii="Times New Roman" w:hAnsi="Times New Roman" w:cs="Times New Roman"/>
-          <w:b/>
-          <w:bCs/>
-          <w:sz w:val="28"/>
-          <w:szCs w:val="28"/>
-        </w:rPr>
-        <w:br w:type="page"/>
-      </w:r>
-    </w:p>
     <w:p>
       <w:pPr>
         <w:pStyle w:val="PargrafodaLista"/>
@@ -18113,6 +19966,21 @@
               <w:t>INT</w:t>
             </w:r>
           </w:p>
+          <w:p>
+            <w:pPr>
+              <w:pStyle w:val="PargrafodaLista"/>
+              <w:ind w:left="0"/>
+              <w:rPr>
+                <w:rFonts w:ascii="Times New Roman" w:hAnsi="Times New Roman" w:cs="Times New Roman"/>
+              </w:rPr>
+            </w:pPr>
+            <w:r>
+              <w:rPr>
+                <w:rFonts w:ascii="Times New Roman" w:hAnsi="Times New Roman" w:cs="Times New Roman"/>
+              </w:rPr>
+              <w:t>UNSIGNED</w:t>
+            </w:r>
+          </w:p>
         </w:tc>
         <w:tc>
           <w:tcPr>
@@ -18246,6 +20114,21 @@
                 <w:rFonts w:ascii="Times New Roman" w:hAnsi="Times New Roman" w:cs="Times New Roman"/>
               </w:rPr>
               <w:t>INT</w:t>
+            </w:r>
+          </w:p>
+          <w:p>
+            <w:pPr>
+              <w:pStyle w:val="PargrafodaLista"/>
+              <w:ind w:left="0"/>
+              <w:rPr>
+                <w:rFonts w:ascii="Times New Roman" w:hAnsi="Times New Roman" w:cs="Times New Roman"/>
+              </w:rPr>
+            </w:pPr>
+            <w:r>
+              <w:rPr>
+                <w:rFonts w:ascii="Times New Roman" w:hAnsi="Times New Roman" w:cs="Times New Roman"/>
+              </w:rPr>
+              <w:t>UNSIGNED</w:t>
             </w:r>
           </w:p>
         </w:tc>
@@ -18378,6 +20261,21 @@
               <w:t>INT</w:t>
             </w:r>
           </w:p>
+          <w:p>
+            <w:pPr>
+              <w:pStyle w:val="PargrafodaLista"/>
+              <w:ind w:left="0"/>
+              <w:rPr>
+                <w:rFonts w:ascii="Times New Roman" w:hAnsi="Times New Roman" w:cs="Times New Roman"/>
+              </w:rPr>
+            </w:pPr>
+            <w:r>
+              <w:rPr>
+                <w:rFonts w:ascii="Times New Roman" w:hAnsi="Times New Roman" w:cs="Times New Roman"/>
+              </w:rPr>
+              <w:t>UNSIGNED</w:t>
+            </w:r>
+          </w:p>
         </w:tc>
         <w:tc>
           <w:tcPr>
@@ -18494,6 +20392,21 @@
                 <w:rFonts w:ascii="Times New Roman" w:hAnsi="Times New Roman" w:cs="Times New Roman"/>
               </w:rPr>
               <w:t>VARCHAR</w:t>
+            </w:r>
+          </w:p>
+          <w:p>
+            <w:pPr>
+              <w:pStyle w:val="PargrafodaLista"/>
+              <w:ind w:left="0"/>
+              <w:rPr>
+                <w:rFonts w:ascii="Times New Roman" w:hAnsi="Times New Roman" w:cs="Times New Roman"/>
+              </w:rPr>
+            </w:pPr>
+            <w:r>
+              <w:rPr>
+                <w:rFonts w:ascii="Times New Roman" w:hAnsi="Times New Roman" w:cs="Times New Roman"/>
+              </w:rPr>
+              <w:t>(100)</w:t>
             </w:r>
           </w:p>
         </w:tc>
@@ -18750,7 +20663,7 @@
               <w:rPr>
                 <w:rFonts w:ascii="Times New Roman" w:hAnsi="Times New Roman" w:cs="Times New Roman"/>
               </w:rPr>
-              <w:t>Sim</w:t>
+              <w:t>Não</w:t>
             </w:r>
           </w:p>
         </w:tc>
@@ -18874,6 +20787,21 @@
               <w:t>VARCHAR</w:t>
             </w:r>
           </w:p>
+          <w:p>
+            <w:pPr>
+              <w:pStyle w:val="PargrafodaLista"/>
+              <w:ind w:left="0"/>
+              <w:rPr>
+                <w:rFonts w:ascii="Times New Roman" w:hAnsi="Times New Roman" w:cs="Times New Roman"/>
+              </w:rPr>
+            </w:pPr>
+            <w:r>
+              <w:rPr>
+                <w:rFonts w:ascii="Times New Roman" w:hAnsi="Times New Roman" w:cs="Times New Roman"/>
+              </w:rPr>
+              <w:t>(50)</w:t>
+            </w:r>
+          </w:p>
         </w:tc>
         <w:tc>
           <w:tcPr>
@@ -18891,7 +20819,7 @@
               <w:rPr>
                 <w:rFonts w:ascii="Times New Roman" w:hAnsi="Times New Roman" w:cs="Times New Roman"/>
               </w:rPr>
-              <w:t>Sim</w:t>
+              <w:t>Não</w:t>
             </w:r>
           </w:p>
         </w:tc>
@@ -19595,6 +21523,21 @@
               <w:t>INT</w:t>
             </w:r>
           </w:p>
+          <w:p>
+            <w:pPr>
+              <w:pStyle w:val="PargrafodaLista"/>
+              <w:ind w:left="0"/>
+              <w:rPr>
+                <w:rFonts w:ascii="Times New Roman" w:hAnsi="Times New Roman" w:cs="Times New Roman"/>
+              </w:rPr>
+            </w:pPr>
+            <w:r>
+              <w:rPr>
+                <w:rFonts w:ascii="Times New Roman" w:hAnsi="Times New Roman" w:cs="Times New Roman"/>
+              </w:rPr>
+              <w:t>UNSIGNED</w:t>
+            </w:r>
+          </w:p>
         </w:tc>
         <w:tc>
           <w:tcPr>
@@ -19716,6 +21659,21 @@
               <w:t>VARCHAR</w:t>
             </w:r>
           </w:p>
+          <w:p>
+            <w:pPr>
+              <w:pStyle w:val="PargrafodaLista"/>
+              <w:ind w:left="0"/>
+              <w:rPr>
+                <w:rFonts w:ascii="Times New Roman" w:hAnsi="Times New Roman" w:cs="Times New Roman"/>
+              </w:rPr>
+            </w:pPr>
+            <w:r>
+              <w:rPr>
+                <w:rFonts w:ascii="Times New Roman" w:hAnsi="Times New Roman" w:cs="Times New Roman"/>
+              </w:rPr>
+              <w:t>(255)</w:t>
+            </w:r>
+          </w:p>
         </w:tc>
         <w:tc>
           <w:tcPr>
@@ -20004,6 +21962,21 @@
                 <w:rFonts w:ascii="Times New Roman" w:hAnsi="Times New Roman" w:cs="Times New Roman"/>
               </w:rPr>
               <w:t>VARCHAR</w:t>
+            </w:r>
+          </w:p>
+          <w:p>
+            <w:pPr>
+              <w:pStyle w:val="PargrafodaLista"/>
+              <w:ind w:left="0"/>
+              <w:rPr>
+                <w:rFonts w:ascii="Times New Roman" w:hAnsi="Times New Roman" w:cs="Times New Roman"/>
+              </w:rPr>
+            </w:pPr>
+            <w:r>
+              <w:rPr>
+                <w:rFonts w:ascii="Times New Roman" w:hAnsi="Times New Roman" w:cs="Times New Roman"/>
+              </w:rPr>
+              <w:t>(255)</w:t>
             </w:r>
           </w:p>
         </w:tc>
@@ -20091,6 +22064,7 @@
           <w:sz w:val="28"/>
           <w:szCs w:val="28"/>
         </w:rPr>
+        <w:lastRenderedPageBreak/>
         <w:t>participants</w:t>
       </w:r>
       <w:proofErr w:type="spellEnd"/>
@@ -20104,11 +22078,11 @@
       </w:tblPr>
       <w:tblGrid>
         <w:gridCol w:w="1270"/>
-        <w:gridCol w:w="1335"/>
-        <w:gridCol w:w="1489"/>
+        <w:gridCol w:w="1318"/>
+        <w:gridCol w:w="1551"/>
         <w:gridCol w:w="1443"/>
         <w:gridCol w:w="1149"/>
-        <w:gridCol w:w="2103"/>
+        <w:gridCol w:w="2058"/>
       </w:tblGrid>
       <w:tr>
         <w:trPr>
@@ -20116,7 +22090,7 @@
         </w:trPr>
         <w:tc>
           <w:tcPr>
-            <w:tcW w:w="1123" w:type="dxa"/>
+            <w:tcW w:w="1270" w:type="dxa"/>
           </w:tcPr>
           <w:p>
             <w:pPr>
@@ -20137,7 +22111,7 @@
         </w:tc>
         <w:tc>
           <w:tcPr>
-            <w:tcW w:w="1349" w:type="dxa"/>
+            <w:tcW w:w="1318" w:type="dxa"/>
           </w:tcPr>
           <w:p>
             <w:pPr>
@@ -20158,7 +22132,7 @@
         </w:tc>
         <w:tc>
           <w:tcPr>
-            <w:tcW w:w="1584" w:type="dxa"/>
+            <w:tcW w:w="1551" w:type="dxa"/>
           </w:tcPr>
           <w:p>
             <w:pPr>
@@ -20221,7 +22195,7 @@
         </w:tc>
         <w:tc>
           <w:tcPr>
-            <w:tcW w:w="2141" w:type="dxa"/>
+            <w:tcW w:w="2058" w:type="dxa"/>
           </w:tcPr>
           <w:p>
             <w:pPr>
@@ -20247,7 +22221,7 @@
         </w:trPr>
         <w:tc>
           <w:tcPr>
-            <w:tcW w:w="1123" w:type="dxa"/>
+            <w:tcW w:w="1270" w:type="dxa"/>
           </w:tcPr>
           <w:p>
             <w:pPr>
@@ -20282,7 +22256,7 @@
         </w:tc>
         <w:tc>
           <w:tcPr>
-            <w:tcW w:w="1349" w:type="dxa"/>
+            <w:tcW w:w="1318" w:type="dxa"/>
           </w:tcPr>
           <w:p>
             <w:pPr>
@@ -20302,7 +22276,7 @@
         </w:tc>
         <w:tc>
           <w:tcPr>
-            <w:tcW w:w="1584" w:type="dxa"/>
+            <w:tcW w:w="1551" w:type="dxa"/>
           </w:tcPr>
           <w:p>
             <w:pPr>
@@ -20319,6 +22293,21 @@
               <w:t>INT</w:t>
             </w:r>
           </w:p>
+          <w:p>
+            <w:pPr>
+              <w:pStyle w:val="PargrafodaLista"/>
+              <w:ind w:left="0"/>
+              <w:rPr>
+                <w:rFonts w:ascii="Times New Roman" w:hAnsi="Times New Roman" w:cs="Times New Roman"/>
+              </w:rPr>
+            </w:pPr>
+            <w:r>
+              <w:rPr>
+                <w:rFonts w:ascii="Times New Roman" w:hAnsi="Times New Roman" w:cs="Times New Roman"/>
+              </w:rPr>
+              <w:t>UNSIGNED</w:t>
+            </w:r>
+          </w:p>
         </w:tc>
         <w:tc>
           <w:tcPr>
@@ -20362,7 +22351,7 @@
         </w:tc>
         <w:tc>
           <w:tcPr>
-            <w:tcW w:w="2141" w:type="dxa"/>
+            <w:tcW w:w="2058" w:type="dxa"/>
           </w:tcPr>
           <w:p>
             <w:pPr>
@@ -20386,7 +22375,7 @@
       <w:tr>
         <w:tc>
           <w:tcPr>
-            <w:tcW w:w="1123" w:type="dxa"/>
+            <w:tcW w:w="1270" w:type="dxa"/>
           </w:tcPr>
           <w:p>
             <w:pPr>
@@ -20410,7 +22399,7 @@
         </w:tc>
         <w:tc>
           <w:tcPr>
-            <w:tcW w:w="1349" w:type="dxa"/>
+            <w:tcW w:w="1318" w:type="dxa"/>
           </w:tcPr>
           <w:p>
             <w:pPr>
@@ -20430,7 +22419,7 @@
         </w:tc>
         <w:tc>
           <w:tcPr>
-            <w:tcW w:w="1584" w:type="dxa"/>
+            <w:tcW w:w="1551" w:type="dxa"/>
           </w:tcPr>
           <w:p>
             <w:pPr>
@@ -20447,6 +22436,21 @@
               <w:t>INT</w:t>
             </w:r>
           </w:p>
+          <w:p>
+            <w:pPr>
+              <w:pStyle w:val="PargrafodaLista"/>
+              <w:ind w:left="0"/>
+              <w:rPr>
+                <w:rFonts w:ascii="Times New Roman" w:hAnsi="Times New Roman" w:cs="Times New Roman"/>
+              </w:rPr>
+            </w:pPr>
+            <w:r>
+              <w:rPr>
+                <w:rFonts w:ascii="Times New Roman" w:hAnsi="Times New Roman" w:cs="Times New Roman"/>
+              </w:rPr>
+              <w:t>UNSIGNED</w:t>
+            </w:r>
+          </w:p>
         </w:tc>
         <w:tc>
           <w:tcPr>
@@ -20484,7 +22488,7 @@
         </w:tc>
         <w:tc>
           <w:tcPr>
-            <w:tcW w:w="2141" w:type="dxa"/>
+            <w:tcW w:w="2058" w:type="dxa"/>
           </w:tcPr>
           <w:p>
             <w:pPr>
@@ -20509,7 +22513,7 @@
         </w:trPr>
         <w:tc>
           <w:tcPr>
-            <w:tcW w:w="1123" w:type="dxa"/>
+            <w:tcW w:w="1270" w:type="dxa"/>
           </w:tcPr>
           <w:p>
             <w:pPr>
@@ -20533,7 +22537,7 @@
         </w:tc>
         <w:tc>
           <w:tcPr>
-            <w:tcW w:w="1349" w:type="dxa"/>
+            <w:tcW w:w="1318" w:type="dxa"/>
           </w:tcPr>
           <w:p>
             <w:pPr>
@@ -20553,7 +22557,7 @@
         </w:tc>
         <w:tc>
           <w:tcPr>
-            <w:tcW w:w="1584" w:type="dxa"/>
+            <w:tcW w:w="1551" w:type="dxa"/>
           </w:tcPr>
           <w:p>
             <w:pPr>
@@ -20570,6 +22574,21 @@
               <w:t>INT</w:t>
             </w:r>
           </w:p>
+          <w:p>
+            <w:pPr>
+              <w:pStyle w:val="PargrafodaLista"/>
+              <w:ind w:left="0"/>
+              <w:rPr>
+                <w:rFonts w:ascii="Times New Roman" w:hAnsi="Times New Roman" w:cs="Times New Roman"/>
+              </w:rPr>
+            </w:pPr>
+            <w:r>
+              <w:rPr>
+                <w:rFonts w:ascii="Times New Roman" w:hAnsi="Times New Roman" w:cs="Times New Roman"/>
+              </w:rPr>
+              <w:t>UNSIGNED</w:t>
+            </w:r>
+          </w:p>
         </w:tc>
         <w:tc>
           <w:tcPr>
@@ -20607,7 +22626,7 @@
         </w:tc>
         <w:tc>
           <w:tcPr>
-            <w:tcW w:w="2141" w:type="dxa"/>
+            <w:tcW w:w="2058" w:type="dxa"/>
           </w:tcPr>
           <w:p>
             <w:pPr>
@@ -20622,14 +22641,376 @@
                 <w:rFonts w:ascii="Times New Roman" w:hAnsi="Times New Roman" w:cs="Times New Roman"/>
               </w:rPr>
               <w:t>Chave Estrangeira</w:t>
+            </w:r>
+          </w:p>
+        </w:tc>
+      </w:tr>
+    </w:tbl>
+    <w:p>
+      <w:pPr>
+        <w:pStyle w:val="PargrafodaLista"/>
+        <w:spacing w:line="360" w:lineRule="auto"/>
+        <w:rPr>
+          <w:rFonts w:ascii="Times New Roman" w:hAnsi="Times New Roman" w:cs="Times New Roman"/>
+          <w:b/>
+          <w:bCs/>
+          <w:sz w:val="28"/>
+          <w:szCs w:val="28"/>
+        </w:rPr>
+      </w:pPr>
+    </w:p>
+    <w:p>
+      <w:pPr>
+        <w:pStyle w:val="PargrafodaLista"/>
+        <w:spacing w:line="360" w:lineRule="auto"/>
+        <w:rPr>
+          <w:rFonts w:ascii="Times New Roman" w:hAnsi="Times New Roman" w:cs="Times New Roman"/>
+          <w:b/>
+          <w:bCs/>
+          <w:sz w:val="28"/>
+          <w:szCs w:val="28"/>
+        </w:rPr>
+      </w:pPr>
+      <w:proofErr w:type="spellStart"/>
+      <w:r>
+        <w:rPr>
+          <w:rFonts w:ascii="Times New Roman" w:hAnsi="Times New Roman" w:cs="Times New Roman"/>
+          <w:b/>
+          <w:bCs/>
+          <w:sz w:val="28"/>
+          <w:szCs w:val="28"/>
+        </w:rPr>
+        <w:t>p</w:t>
+      </w:r>
+      <w:r>
+        <w:rPr>
+          <w:rFonts w:ascii="Times New Roman" w:hAnsi="Times New Roman" w:cs="Times New Roman"/>
+          <w:b/>
+          <w:bCs/>
+          <w:sz w:val="28"/>
+          <w:szCs w:val="28"/>
+        </w:rPr>
+        <w:t>articipants</w:t>
+      </w:r>
+      <w:r>
+        <w:rPr>
+          <w:rFonts w:ascii="Times New Roman" w:hAnsi="Times New Roman" w:cs="Times New Roman"/>
+          <w:b/>
+          <w:bCs/>
+          <w:sz w:val="28"/>
+          <w:szCs w:val="28"/>
+        </w:rPr>
+        <w:t>_animals</w:t>
+      </w:r>
+      <w:proofErr w:type="spellEnd"/>
+    </w:p>
+    <w:tbl>
+      <w:tblPr>
+        <w:tblStyle w:val="TabeladeGrelha4-Destaque1"/>
+        <w:tblW w:w="8789" w:type="dxa"/>
+        <w:tblInd w:w="595" w:type="dxa"/>
+        <w:tblLook w:val="0420" w:firstRow="1" w:lastRow="0" w:firstColumn="0" w:lastColumn="0" w:noHBand="0" w:noVBand="1"/>
+      </w:tblPr>
+      <w:tblGrid>
+        <w:gridCol w:w="1643"/>
+        <w:gridCol w:w="1256"/>
+        <w:gridCol w:w="1462"/>
+        <w:gridCol w:w="1443"/>
+        <w:gridCol w:w="1149"/>
+        <w:gridCol w:w="1836"/>
+      </w:tblGrid>
+      <w:tr>
+        <w:trPr>
+          <w:cnfStyle w:val="100000000000" w:firstRow="1" w:lastRow="0" w:firstColumn="0" w:lastColumn="0" w:oddVBand="0" w:evenVBand="0" w:oddHBand="0" w:evenHBand="0" w:firstRowFirstColumn="0" w:firstRowLastColumn="0" w:lastRowFirstColumn="0" w:lastRowLastColumn="0"/>
+        </w:trPr>
+        <w:tc>
+          <w:tcPr>
+            <w:tcW w:w="1270" w:type="dxa"/>
+          </w:tcPr>
+          <w:p>
+            <w:pPr>
+              <w:pStyle w:val="PargrafodaLista"/>
+              <w:ind w:left="0"/>
+              <w:jc w:val="center"/>
+              <w:rPr>
+                <w:rFonts w:ascii="Times New Roman" w:hAnsi="Times New Roman" w:cs="Times New Roman"/>
+              </w:rPr>
+            </w:pPr>
+            <w:r>
+              <w:rPr>
+                <w:rFonts w:ascii="Times New Roman" w:hAnsi="Times New Roman" w:cs="Times New Roman"/>
+              </w:rPr>
+              <w:t>Coluna</w:t>
+            </w:r>
+          </w:p>
+        </w:tc>
+        <w:tc>
+          <w:tcPr>
+            <w:tcW w:w="1318" w:type="dxa"/>
+          </w:tcPr>
+          <w:p>
+            <w:pPr>
+              <w:pStyle w:val="PargrafodaLista"/>
+              <w:ind w:left="0"/>
+              <w:jc w:val="center"/>
+              <w:rPr>
+                <w:rFonts w:ascii="Times New Roman" w:hAnsi="Times New Roman" w:cs="Times New Roman"/>
+              </w:rPr>
+            </w:pPr>
+            <w:r>
+              <w:rPr>
+                <w:rFonts w:ascii="Times New Roman" w:hAnsi="Times New Roman" w:cs="Times New Roman"/>
+              </w:rPr>
+              <w:t>Descrição</w:t>
+            </w:r>
+          </w:p>
+        </w:tc>
+        <w:tc>
+          <w:tcPr>
+            <w:tcW w:w="1551" w:type="dxa"/>
+          </w:tcPr>
+          <w:p>
+            <w:pPr>
+              <w:pStyle w:val="PargrafodaLista"/>
+              <w:ind w:left="0"/>
+              <w:jc w:val="center"/>
+              <w:rPr>
+                <w:rFonts w:ascii="Times New Roman" w:hAnsi="Times New Roman" w:cs="Times New Roman"/>
+              </w:rPr>
+            </w:pPr>
+            <w:r>
+              <w:rPr>
+                <w:rFonts w:ascii="Times New Roman" w:hAnsi="Times New Roman" w:cs="Times New Roman"/>
+              </w:rPr>
+              <w:t>Tipo</w:t>
+            </w:r>
+          </w:p>
+        </w:tc>
+        <w:tc>
+          <w:tcPr>
+            <w:tcW w:w="1443" w:type="dxa"/>
+          </w:tcPr>
+          <w:p>
+            <w:pPr>
+              <w:pStyle w:val="PargrafodaLista"/>
+              <w:ind w:left="0"/>
+              <w:jc w:val="center"/>
+              <w:rPr>
+                <w:rFonts w:ascii="Times New Roman" w:hAnsi="Times New Roman" w:cs="Times New Roman"/>
+              </w:rPr>
+            </w:pPr>
+            <w:r>
+              <w:rPr>
+                <w:rFonts w:ascii="Times New Roman" w:hAnsi="Times New Roman" w:cs="Times New Roman"/>
+              </w:rPr>
+              <w:t>Obrigatório</w:t>
+            </w:r>
+          </w:p>
+        </w:tc>
+        <w:tc>
+          <w:tcPr>
+            <w:tcW w:w="1149" w:type="dxa"/>
+          </w:tcPr>
+          <w:p>
+            <w:pPr>
+              <w:pStyle w:val="PargrafodaLista"/>
+              <w:ind w:left="0"/>
+              <w:jc w:val="center"/>
+              <w:rPr>
+                <w:rFonts w:ascii="Times New Roman" w:hAnsi="Times New Roman" w:cs="Times New Roman"/>
+              </w:rPr>
+            </w:pPr>
+            <w:r>
+              <w:rPr>
+                <w:rFonts w:ascii="Times New Roman" w:hAnsi="Times New Roman" w:cs="Times New Roman"/>
+              </w:rPr>
+              <w:t>Chave Primária</w:t>
+            </w:r>
+          </w:p>
+        </w:tc>
+        <w:tc>
+          <w:tcPr>
+            <w:tcW w:w="2058" w:type="dxa"/>
+          </w:tcPr>
+          <w:p>
+            <w:pPr>
+              <w:pStyle w:val="PargrafodaLista"/>
+              <w:ind w:left="0"/>
+              <w:jc w:val="center"/>
+              <w:rPr>
+                <w:rFonts w:ascii="Times New Roman" w:hAnsi="Times New Roman" w:cs="Times New Roman"/>
+              </w:rPr>
+            </w:pPr>
+            <w:r>
+              <w:rPr>
+                <w:rFonts w:ascii="Times New Roman" w:hAnsi="Times New Roman" w:cs="Times New Roman"/>
+              </w:rPr>
+              <w:t>Observações</w:t>
             </w:r>
           </w:p>
         </w:tc>
       </w:tr>
       <w:tr>
-        <w:tc>
-          <w:tcPr>
-            <w:tcW w:w="1123" w:type="dxa"/>
+        <w:trPr>
+          <w:cnfStyle w:val="000000100000" w:firstRow="0" w:lastRow="0" w:firstColumn="0" w:lastColumn="0" w:oddVBand="0" w:evenVBand="0" w:oddHBand="1" w:evenHBand="0" w:firstRowFirstColumn="0" w:firstRowLastColumn="0" w:lastRowFirstColumn="0" w:lastRowLastColumn="0"/>
+        </w:trPr>
+        <w:tc>
+          <w:tcPr>
+            <w:tcW w:w="1270" w:type="dxa"/>
+          </w:tcPr>
+          <w:p>
+            <w:pPr>
+              <w:pStyle w:val="PargrafodaLista"/>
+              <w:ind w:left="0"/>
+              <w:rPr>
+                <w:rFonts w:ascii="Times New Roman" w:hAnsi="Times New Roman" w:cs="Times New Roman"/>
+                <w:b/>
+                <w:bCs/>
+                <w:u w:val="single"/>
+              </w:rPr>
+            </w:pPr>
+            <w:r>
+              <w:rPr>
+                <w:rFonts w:ascii="Times New Roman" w:hAnsi="Times New Roman" w:cs="Times New Roman"/>
+                <w:b/>
+                <w:bCs/>
+                <w:u w:val="single"/>
+              </w:rPr>
+              <w:t>i</w:t>
+            </w:r>
+            <w:r>
+              <w:rPr>
+                <w:rFonts w:ascii="Times New Roman" w:hAnsi="Times New Roman" w:cs="Times New Roman"/>
+                <w:b/>
+                <w:bCs/>
+                <w:u w:val="single"/>
+              </w:rPr>
+              <w:t>d</w:t>
+            </w:r>
+          </w:p>
+        </w:tc>
+        <w:tc>
+          <w:tcPr>
+            <w:tcW w:w="1318" w:type="dxa"/>
+          </w:tcPr>
+          <w:p>
+            <w:pPr>
+              <w:pStyle w:val="PargrafodaLista"/>
+              <w:ind w:left="0"/>
+              <w:rPr>
+                <w:rFonts w:ascii="Times New Roman" w:hAnsi="Times New Roman" w:cs="Times New Roman"/>
+              </w:rPr>
+            </w:pPr>
+            <w:r>
+              <w:rPr>
+                <w:rFonts w:ascii="Times New Roman" w:hAnsi="Times New Roman" w:cs="Times New Roman"/>
+              </w:rPr>
+              <w:t>Id da coluna</w:t>
+            </w:r>
+          </w:p>
+        </w:tc>
+        <w:tc>
+          <w:tcPr>
+            <w:tcW w:w="1551" w:type="dxa"/>
+          </w:tcPr>
+          <w:p>
+            <w:pPr>
+              <w:pStyle w:val="PargrafodaLista"/>
+              <w:ind w:left="0"/>
+              <w:rPr>
+                <w:rFonts w:ascii="Times New Roman" w:hAnsi="Times New Roman" w:cs="Times New Roman"/>
+              </w:rPr>
+            </w:pPr>
+            <w:r>
+              <w:rPr>
+                <w:rFonts w:ascii="Times New Roman" w:hAnsi="Times New Roman" w:cs="Times New Roman"/>
+              </w:rPr>
+              <w:t>INT</w:t>
+            </w:r>
+          </w:p>
+          <w:p>
+            <w:pPr>
+              <w:pStyle w:val="PargrafodaLista"/>
+              <w:ind w:left="0"/>
+              <w:rPr>
+                <w:rFonts w:ascii="Times New Roman" w:hAnsi="Times New Roman" w:cs="Times New Roman"/>
+              </w:rPr>
+            </w:pPr>
+            <w:r>
+              <w:rPr>
+                <w:rFonts w:ascii="Times New Roman" w:hAnsi="Times New Roman" w:cs="Times New Roman"/>
+              </w:rPr>
+              <w:t>UNSIGNED</w:t>
+            </w:r>
+          </w:p>
+        </w:tc>
+        <w:tc>
+          <w:tcPr>
+            <w:tcW w:w="1443" w:type="dxa"/>
+          </w:tcPr>
+          <w:p>
+            <w:pPr>
+              <w:pStyle w:val="PargrafodaLista"/>
+              <w:ind w:left="0"/>
+              <w:rPr>
+                <w:rFonts w:ascii="Times New Roman" w:hAnsi="Times New Roman" w:cs="Times New Roman"/>
+              </w:rPr>
+            </w:pPr>
+            <w:r>
+              <w:rPr>
+                <w:rFonts w:ascii="Times New Roman" w:hAnsi="Times New Roman" w:cs="Times New Roman"/>
+              </w:rPr>
+              <w:t>Sim</w:t>
+            </w:r>
+          </w:p>
+        </w:tc>
+        <w:tc>
+          <w:tcPr>
+            <w:tcW w:w="1149" w:type="dxa"/>
+          </w:tcPr>
+          <w:p>
+            <w:pPr>
+              <w:pStyle w:val="PargrafodaLista"/>
+              <w:ind w:left="0"/>
+              <w:rPr>
+                <w:rFonts w:ascii="Times New Roman" w:hAnsi="Times New Roman" w:cs="Times New Roman"/>
+              </w:rPr>
+            </w:pPr>
+            <w:r>
+              <w:rPr>
+                <w:rFonts w:ascii="Times New Roman" w:hAnsi="Times New Roman" w:cs="Times New Roman"/>
+              </w:rPr>
+              <w:t>Sim</w:t>
+            </w:r>
+          </w:p>
+        </w:tc>
+        <w:tc>
+          <w:tcPr>
+            <w:tcW w:w="2058" w:type="dxa"/>
+          </w:tcPr>
+          <w:p>
+            <w:pPr>
+              <w:pStyle w:val="PargrafodaLista"/>
+              <w:ind w:left="0"/>
+              <w:rPr>
+                <w:rFonts w:ascii="Times New Roman" w:hAnsi="Times New Roman" w:cs="Times New Roman"/>
+              </w:rPr>
+            </w:pPr>
+            <w:proofErr w:type="spellStart"/>
+            <w:r>
+              <w:rPr>
+                <w:rFonts w:ascii="Times New Roman" w:hAnsi="Times New Roman" w:cs="Times New Roman"/>
+              </w:rPr>
+              <w:t>Auto_Increment</w:t>
+            </w:r>
+            <w:proofErr w:type="spellEnd"/>
+          </w:p>
+        </w:tc>
+      </w:tr>
+      <w:tr>
+        <w:tc>
+          <w:tcPr>
+            <w:tcW w:w="1270" w:type="dxa"/>
           </w:tcPr>
           <w:p>
             <w:pPr>
@@ -20646,34 +23027,49 @@
                 <w:rFonts w:ascii="Times New Roman" w:hAnsi="Times New Roman" w:cs="Times New Roman"/>
                 <w:u w:val="dotted"/>
               </w:rPr>
-              <w:t>animals_id</w:t>
+              <w:t>participants</w:t>
+            </w:r>
+            <w:r>
+              <w:rPr>
+                <w:rFonts w:ascii="Times New Roman" w:hAnsi="Times New Roman" w:cs="Times New Roman"/>
+                <w:u w:val="dotted"/>
+              </w:rPr>
+              <w:t>_id</w:t>
             </w:r>
             <w:proofErr w:type="spellEnd"/>
           </w:p>
         </w:tc>
         <w:tc>
           <w:tcPr>
-            <w:tcW w:w="1349" w:type="dxa"/>
-          </w:tcPr>
-          <w:p>
-            <w:pPr>
-              <w:pStyle w:val="PargrafodaLista"/>
-              <w:ind w:left="0"/>
-              <w:rPr>
-                <w:rFonts w:ascii="Times New Roman" w:hAnsi="Times New Roman" w:cs="Times New Roman"/>
-              </w:rPr>
-            </w:pPr>
-            <w:r>
-              <w:rPr>
-                <w:rFonts w:ascii="Times New Roman" w:hAnsi="Times New Roman" w:cs="Times New Roman"/>
-              </w:rPr>
-              <w:t>Id do animal</w:t>
-            </w:r>
-          </w:p>
-        </w:tc>
-        <w:tc>
-          <w:tcPr>
-            <w:tcW w:w="1584" w:type="dxa"/>
+            <w:tcW w:w="1318" w:type="dxa"/>
+          </w:tcPr>
+          <w:p>
+            <w:pPr>
+              <w:pStyle w:val="PargrafodaLista"/>
+              <w:ind w:left="0"/>
+              <w:rPr>
+                <w:rFonts w:ascii="Times New Roman" w:hAnsi="Times New Roman" w:cs="Times New Roman"/>
+              </w:rPr>
+            </w:pPr>
+            <w:r>
+              <w:rPr>
+                <w:rFonts w:ascii="Times New Roman" w:hAnsi="Times New Roman" w:cs="Times New Roman"/>
+              </w:rPr>
+              <w:t xml:space="preserve">Id do </w:t>
+            </w:r>
+            <w:proofErr w:type="spellStart"/>
+            <w:r>
+              <w:rPr>
+                <w:rFonts w:ascii="Times New Roman" w:hAnsi="Times New Roman" w:cs="Times New Roman"/>
+              </w:rPr>
+              <w:t>participant</w:t>
+            </w:r>
+            <w:proofErr w:type="spellEnd"/>
+          </w:p>
+        </w:tc>
+        <w:tc>
+          <w:tcPr>
+            <w:tcW w:w="1551" w:type="dxa"/>
           </w:tcPr>
           <w:p>
             <w:pPr>
@@ -20690,6 +23086,21 @@
               <w:t>INT</w:t>
             </w:r>
           </w:p>
+          <w:p>
+            <w:pPr>
+              <w:pStyle w:val="PargrafodaLista"/>
+              <w:ind w:left="0"/>
+              <w:rPr>
+                <w:rFonts w:ascii="Times New Roman" w:hAnsi="Times New Roman" w:cs="Times New Roman"/>
+              </w:rPr>
+            </w:pPr>
+            <w:r>
+              <w:rPr>
+                <w:rFonts w:ascii="Times New Roman" w:hAnsi="Times New Roman" w:cs="Times New Roman"/>
+              </w:rPr>
+              <w:t>UNSIGNED</w:t>
+            </w:r>
+          </w:p>
         </w:tc>
         <w:tc>
           <w:tcPr>
@@ -20707,7 +23118,7 @@
               <w:rPr>
                 <w:rFonts w:ascii="Times New Roman" w:hAnsi="Times New Roman" w:cs="Times New Roman"/>
               </w:rPr>
-              <w:t>Não</w:t>
+              <w:t>Sim</w:t>
             </w:r>
           </w:p>
         </w:tc>
@@ -20727,7 +23138,158 @@
         </w:tc>
         <w:tc>
           <w:tcPr>
-            <w:tcW w:w="2141" w:type="dxa"/>
+            <w:tcW w:w="2058" w:type="dxa"/>
+          </w:tcPr>
+          <w:p>
+            <w:pPr>
+              <w:pStyle w:val="PargrafodaLista"/>
+              <w:ind w:left="0"/>
+              <w:rPr>
+                <w:rFonts w:ascii="Times New Roman" w:hAnsi="Times New Roman" w:cs="Times New Roman"/>
+              </w:rPr>
+            </w:pPr>
+            <w:r>
+              <w:rPr>
+                <w:rFonts w:ascii="Times New Roman" w:hAnsi="Times New Roman" w:cs="Times New Roman"/>
+              </w:rPr>
+              <w:t>Chave Estrangeira</w:t>
+            </w:r>
+          </w:p>
+        </w:tc>
+      </w:tr>
+      <w:tr>
+        <w:trPr>
+          <w:cnfStyle w:val="000000100000" w:firstRow="0" w:lastRow="0" w:firstColumn="0" w:lastColumn="0" w:oddVBand="0" w:evenVBand="0" w:oddHBand="1" w:evenHBand="0" w:firstRowFirstColumn="0" w:firstRowLastColumn="0" w:lastRowFirstColumn="0" w:lastRowLastColumn="0"/>
+        </w:trPr>
+        <w:tc>
+          <w:tcPr>
+            <w:tcW w:w="1270" w:type="dxa"/>
+          </w:tcPr>
+          <w:p>
+            <w:pPr>
+              <w:pStyle w:val="PargrafodaLista"/>
+              <w:ind w:left="0"/>
+              <w:rPr>
+                <w:rFonts w:ascii="Times New Roman" w:hAnsi="Times New Roman" w:cs="Times New Roman"/>
+                <w:u w:val="dotted"/>
+              </w:rPr>
+            </w:pPr>
+            <w:proofErr w:type="spellStart"/>
+            <w:r>
+              <w:rPr>
+                <w:rFonts w:ascii="Times New Roman" w:hAnsi="Times New Roman" w:cs="Times New Roman"/>
+                <w:u w:val="dotted"/>
+              </w:rPr>
+              <w:t>animal</w:t>
+            </w:r>
+            <w:r>
+              <w:rPr>
+                <w:rFonts w:ascii="Times New Roman" w:hAnsi="Times New Roman" w:cs="Times New Roman"/>
+                <w:u w:val="dotted"/>
+              </w:rPr>
+              <w:t>s_id</w:t>
+            </w:r>
+            <w:proofErr w:type="spellEnd"/>
+          </w:p>
+        </w:tc>
+        <w:tc>
+          <w:tcPr>
+            <w:tcW w:w="1318" w:type="dxa"/>
+          </w:tcPr>
+          <w:p>
+            <w:pPr>
+              <w:pStyle w:val="PargrafodaLista"/>
+              <w:ind w:left="0"/>
+              <w:rPr>
+                <w:rFonts w:ascii="Times New Roman" w:hAnsi="Times New Roman" w:cs="Times New Roman"/>
+              </w:rPr>
+            </w:pPr>
+            <w:r>
+              <w:rPr>
+                <w:rFonts w:ascii="Times New Roman" w:hAnsi="Times New Roman" w:cs="Times New Roman"/>
+              </w:rPr>
+              <w:t xml:space="preserve">Id do </w:t>
+            </w:r>
+            <w:r>
+              <w:rPr>
+                <w:rFonts w:ascii="Times New Roman" w:hAnsi="Times New Roman" w:cs="Times New Roman"/>
+              </w:rPr>
+              <w:t>animal</w:t>
+            </w:r>
+          </w:p>
+        </w:tc>
+        <w:tc>
+          <w:tcPr>
+            <w:tcW w:w="1551" w:type="dxa"/>
+          </w:tcPr>
+          <w:p>
+            <w:pPr>
+              <w:pStyle w:val="PargrafodaLista"/>
+              <w:ind w:left="0"/>
+              <w:rPr>
+                <w:rFonts w:ascii="Times New Roman" w:hAnsi="Times New Roman" w:cs="Times New Roman"/>
+              </w:rPr>
+            </w:pPr>
+            <w:r>
+              <w:rPr>
+                <w:rFonts w:ascii="Times New Roman" w:hAnsi="Times New Roman" w:cs="Times New Roman"/>
+              </w:rPr>
+              <w:t>INT</w:t>
+            </w:r>
+          </w:p>
+          <w:p>
+            <w:pPr>
+              <w:pStyle w:val="PargrafodaLista"/>
+              <w:ind w:left="0"/>
+              <w:rPr>
+                <w:rFonts w:ascii="Times New Roman" w:hAnsi="Times New Roman" w:cs="Times New Roman"/>
+              </w:rPr>
+            </w:pPr>
+            <w:r>
+              <w:rPr>
+                <w:rFonts w:ascii="Times New Roman" w:hAnsi="Times New Roman" w:cs="Times New Roman"/>
+              </w:rPr>
+              <w:t>UNSIGNED</w:t>
+            </w:r>
+          </w:p>
+        </w:tc>
+        <w:tc>
+          <w:tcPr>
+            <w:tcW w:w="1443" w:type="dxa"/>
+          </w:tcPr>
+          <w:p>
+            <w:pPr>
+              <w:pStyle w:val="PargrafodaLista"/>
+              <w:ind w:left="0"/>
+              <w:rPr>
+                <w:rFonts w:ascii="Times New Roman" w:hAnsi="Times New Roman" w:cs="Times New Roman"/>
+              </w:rPr>
+            </w:pPr>
+            <w:r>
+              <w:rPr>
+                <w:rFonts w:ascii="Times New Roman" w:hAnsi="Times New Roman" w:cs="Times New Roman"/>
+              </w:rPr>
+              <w:t>Sim</w:t>
+            </w:r>
+          </w:p>
+        </w:tc>
+        <w:tc>
+          <w:tcPr>
+            <w:tcW w:w="1149" w:type="dxa"/>
+          </w:tcPr>
+          <w:p>
+            <w:pPr>
+              <w:pStyle w:val="PargrafodaLista"/>
+              <w:ind w:left="0"/>
+              <w:rPr>
+                <w:rFonts w:ascii="Times New Roman" w:hAnsi="Times New Roman" w:cs="Times New Roman"/>
+              </w:rPr>
+            </w:pPr>
+          </w:p>
+        </w:tc>
+        <w:tc>
+          <w:tcPr>
+            <w:tcW w:w="2058" w:type="dxa"/>
           </w:tcPr>
           <w:p>
             <w:pPr>
@@ -21009,6 +23571,21 @@
               <w:t>INT</w:t>
             </w:r>
           </w:p>
+          <w:p>
+            <w:pPr>
+              <w:pStyle w:val="PargrafodaLista"/>
+              <w:ind w:left="0"/>
+              <w:rPr>
+                <w:rFonts w:ascii="Times New Roman" w:hAnsi="Times New Roman" w:cs="Times New Roman"/>
+              </w:rPr>
+            </w:pPr>
+            <w:r>
+              <w:rPr>
+                <w:rFonts w:ascii="Times New Roman" w:hAnsi="Times New Roman" w:cs="Times New Roman"/>
+              </w:rPr>
+              <w:t>UNSIGNED</w:t>
+            </w:r>
+          </w:p>
         </w:tc>
         <w:tc>
           <w:tcPr>
@@ -21135,6 +23712,21 @@
                 <w:rFonts w:ascii="Times New Roman" w:hAnsi="Times New Roman" w:cs="Times New Roman"/>
               </w:rPr>
               <w:t>INT</w:t>
+            </w:r>
+          </w:p>
+          <w:p>
+            <w:pPr>
+              <w:pStyle w:val="PargrafodaLista"/>
+              <w:ind w:left="0"/>
+              <w:rPr>
+                <w:rFonts w:ascii="Times New Roman" w:hAnsi="Times New Roman" w:cs="Times New Roman"/>
+              </w:rPr>
+            </w:pPr>
+            <w:r>
+              <w:rPr>
+                <w:rFonts w:ascii="Times New Roman" w:hAnsi="Times New Roman" w:cs="Times New Roman"/>
+              </w:rPr>
+              <w:t>UNSIGNED</w:t>
             </w:r>
           </w:p>
         </w:tc>
@@ -21260,6 +23852,21 @@
               <w:t>INT</w:t>
             </w:r>
           </w:p>
+          <w:p>
+            <w:pPr>
+              <w:pStyle w:val="PargrafodaLista"/>
+              <w:ind w:left="0"/>
+              <w:rPr>
+                <w:rFonts w:ascii="Times New Roman" w:hAnsi="Times New Roman" w:cs="Times New Roman"/>
+              </w:rPr>
+            </w:pPr>
+            <w:r>
+              <w:rPr>
+                <w:rFonts w:ascii="Times New Roman" w:hAnsi="Times New Roman" w:cs="Times New Roman"/>
+              </w:rPr>
+              <w:t>UNSIGNED</w:t>
+            </w:r>
+          </w:p>
         </w:tc>
         <w:tc>
           <w:tcPr>
@@ -21378,6 +23985,21 @@
                 <w:rFonts w:ascii="Times New Roman" w:hAnsi="Times New Roman" w:cs="Times New Roman"/>
               </w:rPr>
               <w:t>INT</w:t>
+            </w:r>
+          </w:p>
+          <w:p>
+            <w:pPr>
+              <w:pStyle w:val="PargrafodaLista"/>
+              <w:ind w:left="0"/>
+              <w:rPr>
+                <w:rFonts w:ascii="Times New Roman" w:hAnsi="Times New Roman" w:cs="Times New Roman"/>
+              </w:rPr>
+            </w:pPr>
+            <w:r>
+              <w:rPr>
+                <w:rFonts w:ascii="Times New Roman" w:hAnsi="Times New Roman" w:cs="Times New Roman"/>
+              </w:rPr>
+              <w:t>UNSIGNED</w:t>
             </w:r>
           </w:p>
         </w:tc>
@@ -21501,6 +24123,21 @@
               <w:t>VARCHAR</w:t>
             </w:r>
           </w:p>
+          <w:p>
+            <w:pPr>
+              <w:pStyle w:val="PargrafodaLista"/>
+              <w:ind w:left="0"/>
+              <w:rPr>
+                <w:rFonts w:ascii="Times New Roman" w:hAnsi="Times New Roman" w:cs="Times New Roman"/>
+              </w:rPr>
+            </w:pPr>
+            <w:r>
+              <w:rPr>
+                <w:rFonts w:ascii="Times New Roman" w:hAnsi="Times New Roman" w:cs="Times New Roman"/>
+              </w:rPr>
+              <w:t>(50)</w:t>
+            </w:r>
+          </w:p>
         </w:tc>
         <w:tc>
           <w:tcPr>
@@ -21909,6 +24546,21 @@
               <w:t>EXT</w:t>
             </w:r>
           </w:p>
+          <w:p>
+            <w:pPr>
+              <w:pStyle w:val="PargrafodaLista"/>
+              <w:ind w:left="0"/>
+              <w:rPr>
+                <w:rFonts w:ascii="Times New Roman" w:hAnsi="Times New Roman" w:cs="Times New Roman"/>
+              </w:rPr>
+            </w:pPr>
+            <w:r>
+              <w:rPr>
+                <w:rFonts w:ascii="Times New Roman" w:hAnsi="Times New Roman" w:cs="Times New Roman"/>
+              </w:rPr>
+              <w:t>(8192)</w:t>
+            </w:r>
+          </w:p>
         </w:tc>
         <w:tc>
           <w:tcPr>
@@ -21962,8 +24614,6 @@
     </w:tbl>
     <w:p>
       <w:pPr>
-        <w:pStyle w:val="PargrafodaLista"/>
-        <w:spacing w:line="360" w:lineRule="auto"/>
         <w:rPr>
           <w:rFonts w:ascii="Times New Roman" w:hAnsi="Times New Roman" w:cs="Times New Roman"/>
           <w:b/>
@@ -21972,6 +24622,16 @@
           <w:szCs w:val="28"/>
         </w:rPr>
       </w:pPr>
+      <w:r>
+        <w:rPr>
+          <w:rFonts w:ascii="Times New Roman" w:hAnsi="Times New Roman" w:cs="Times New Roman"/>
+          <w:b/>
+          <w:bCs/>
+          <w:sz w:val="28"/>
+          <w:szCs w:val="28"/>
+        </w:rPr>
+        <w:br w:type="page"/>
+      </w:r>
     </w:p>
     <w:p>
       <w:pPr>
@@ -21994,6 +24654,7 @@
           <w:sz w:val="28"/>
           <w:szCs w:val="28"/>
         </w:rPr>
+        <w:lastRenderedPageBreak/>
         <w:t>vaccinations</w:t>
       </w:r>
       <w:proofErr w:type="spellEnd"/>
@@ -22222,6 +24883,21 @@
               <w:t>INT</w:t>
             </w:r>
           </w:p>
+          <w:p>
+            <w:pPr>
+              <w:pStyle w:val="PargrafodaLista"/>
+              <w:ind w:left="0"/>
+              <w:rPr>
+                <w:rFonts w:ascii="Times New Roman" w:hAnsi="Times New Roman" w:cs="Times New Roman"/>
+              </w:rPr>
+            </w:pPr>
+            <w:r>
+              <w:rPr>
+                <w:rFonts w:ascii="Times New Roman" w:hAnsi="Times New Roman" w:cs="Times New Roman"/>
+              </w:rPr>
+              <w:t>UNSIGNED</w:t>
+            </w:r>
+          </w:p>
         </w:tc>
         <w:tc>
           <w:tcPr>
@@ -22348,6 +25024,21 @@
                 <w:rFonts w:ascii="Times New Roman" w:hAnsi="Times New Roman" w:cs="Times New Roman"/>
               </w:rPr>
               <w:t>INT</w:t>
+            </w:r>
+          </w:p>
+          <w:p>
+            <w:pPr>
+              <w:pStyle w:val="PargrafodaLista"/>
+              <w:ind w:left="0"/>
+              <w:rPr>
+                <w:rFonts w:ascii="Times New Roman" w:hAnsi="Times New Roman" w:cs="Times New Roman"/>
+              </w:rPr>
+            </w:pPr>
+            <w:r>
+              <w:rPr>
+                <w:rFonts w:ascii="Times New Roman" w:hAnsi="Times New Roman" w:cs="Times New Roman"/>
+              </w:rPr>
+              <w:t>UNSIGNED</w:t>
             </w:r>
           </w:p>
         </w:tc>
@@ -22473,6 +25164,21 @@
               <w:t>INT</w:t>
             </w:r>
           </w:p>
+          <w:p>
+            <w:pPr>
+              <w:pStyle w:val="PargrafodaLista"/>
+              <w:ind w:left="0"/>
+              <w:rPr>
+                <w:rFonts w:ascii="Times New Roman" w:hAnsi="Times New Roman" w:cs="Times New Roman"/>
+              </w:rPr>
+            </w:pPr>
+            <w:r>
+              <w:rPr>
+                <w:rFonts w:ascii="Times New Roman" w:hAnsi="Times New Roman" w:cs="Times New Roman"/>
+              </w:rPr>
+              <w:t>UNSIGNED</w:t>
+            </w:r>
+          </w:p>
         </w:tc>
         <w:tc>
           <w:tcPr>
@@ -22589,6 +25295,21 @@
                 <w:rFonts w:ascii="Times New Roman" w:hAnsi="Times New Roman" w:cs="Times New Roman"/>
               </w:rPr>
               <w:t>VARCHAR</w:t>
+            </w:r>
+          </w:p>
+          <w:p>
+            <w:pPr>
+              <w:pStyle w:val="PargrafodaLista"/>
+              <w:ind w:left="0"/>
+              <w:rPr>
+                <w:rFonts w:ascii="Times New Roman" w:hAnsi="Times New Roman" w:cs="Times New Roman"/>
+              </w:rPr>
+            </w:pPr>
+            <w:r>
+              <w:rPr>
+                <w:rFonts w:ascii="Times New Roman" w:hAnsi="Times New Roman" w:cs="Times New Roman"/>
+              </w:rPr>
+              <w:t>(150)</w:t>
             </w:r>
           </w:p>
         </w:tc>
@@ -22777,27 +25498,6 @@
         </w:tc>
       </w:tr>
     </w:tbl>
-    <w:p>
-      <w:pPr>
-        <w:rPr>
-          <w:rFonts w:ascii="Times New Roman" w:hAnsi="Times New Roman" w:cs="Times New Roman"/>
-          <w:b/>
-          <w:bCs/>
-          <w:sz w:val="28"/>
-          <w:szCs w:val="28"/>
-        </w:rPr>
-      </w:pPr>
-      <w:r>
-        <w:rPr>
-          <w:rFonts w:ascii="Times New Roman" w:hAnsi="Times New Roman" w:cs="Times New Roman"/>
-          <w:b/>
-          <w:bCs/>
-          <w:sz w:val="28"/>
-          <w:szCs w:val="28"/>
-        </w:rPr>
-        <w:br w:type="page"/>
-      </w:r>
-    </w:p>
     <w:p>
       <w:pPr>
         <w:pStyle w:val="PargrafodaLista"/>
@@ -23060,6 +25760,21 @@
               <w:t>INT</w:t>
             </w:r>
           </w:p>
+          <w:p>
+            <w:pPr>
+              <w:pStyle w:val="PargrafodaLista"/>
+              <w:ind w:left="0"/>
+              <w:rPr>
+                <w:rFonts w:ascii="Times New Roman" w:hAnsi="Times New Roman" w:cs="Times New Roman"/>
+              </w:rPr>
+            </w:pPr>
+            <w:r>
+              <w:rPr>
+                <w:rFonts w:ascii="Times New Roman" w:hAnsi="Times New Roman" w:cs="Times New Roman"/>
+              </w:rPr>
+              <w:t>UNSIGNED</w:t>
+            </w:r>
+          </w:p>
         </w:tc>
         <w:tc>
           <w:tcPr>
@@ -23193,6 +25908,21 @@
                 <w:rFonts w:ascii="Times New Roman" w:hAnsi="Times New Roman" w:cs="Times New Roman"/>
               </w:rPr>
               <w:t>INT</w:t>
+            </w:r>
+          </w:p>
+          <w:p>
+            <w:pPr>
+              <w:pStyle w:val="PargrafodaLista"/>
+              <w:ind w:left="0"/>
+              <w:rPr>
+                <w:rFonts w:ascii="Times New Roman" w:hAnsi="Times New Roman" w:cs="Times New Roman"/>
+              </w:rPr>
+            </w:pPr>
+            <w:r>
+              <w:rPr>
+                <w:rFonts w:ascii="Times New Roman" w:hAnsi="Times New Roman" w:cs="Times New Roman"/>
+              </w:rPr>
+              <w:t>UNSIGNED</w:t>
             </w:r>
           </w:p>
         </w:tc>
@@ -23325,6 +26055,21 @@
               <w:t>INT</w:t>
             </w:r>
           </w:p>
+          <w:p>
+            <w:pPr>
+              <w:pStyle w:val="PargrafodaLista"/>
+              <w:ind w:left="0"/>
+              <w:rPr>
+                <w:rFonts w:ascii="Times New Roman" w:hAnsi="Times New Roman" w:cs="Times New Roman"/>
+              </w:rPr>
+            </w:pPr>
+            <w:r>
+              <w:rPr>
+                <w:rFonts w:ascii="Times New Roman" w:hAnsi="Times New Roman" w:cs="Times New Roman"/>
+              </w:rPr>
+              <w:t>UNSIGNED</w:t>
+            </w:r>
+          </w:p>
         </w:tc>
         <w:tc>
           <w:tcPr>
@@ -23812,6 +26557,21 @@
               <w:t>VARCHAR</w:t>
             </w:r>
           </w:p>
+          <w:p>
+            <w:pPr>
+              <w:pStyle w:val="PargrafodaLista"/>
+              <w:ind w:left="0"/>
+              <w:rPr>
+                <w:rFonts w:ascii="Times New Roman" w:hAnsi="Times New Roman" w:cs="Times New Roman"/>
+              </w:rPr>
+            </w:pPr>
+            <w:r>
+              <w:rPr>
+                <w:rFonts w:ascii="Times New Roman" w:hAnsi="Times New Roman" w:cs="Times New Roman"/>
+              </w:rPr>
+              <w:t>(255)</w:t>
+            </w:r>
+          </w:p>
         </w:tc>
         <w:tc>
           <w:tcPr>
@@ -23865,8 +26625,6 @@
     </w:tbl>
     <w:p>
       <w:pPr>
-        <w:pStyle w:val="PargrafodaLista"/>
-        <w:spacing w:line="360" w:lineRule="auto"/>
         <w:rPr>
           <w:rFonts w:ascii="Times New Roman" w:hAnsi="Times New Roman" w:cs="Times New Roman"/>
           <w:b/>
@@ -23875,6 +26633,16 @@
           <w:szCs w:val="28"/>
         </w:rPr>
       </w:pPr>
+      <w:r>
+        <w:rPr>
+          <w:rFonts w:ascii="Times New Roman" w:hAnsi="Times New Roman" w:cs="Times New Roman"/>
+          <w:b/>
+          <w:bCs/>
+          <w:sz w:val="28"/>
+          <w:szCs w:val="28"/>
+        </w:rPr>
+        <w:br w:type="page"/>
+      </w:r>
     </w:p>
     <w:p>
       <w:pPr>
@@ -23897,6 +26665,7 @@
           <w:sz w:val="28"/>
           <w:szCs w:val="28"/>
         </w:rPr>
+        <w:lastRenderedPageBreak/>
         <w:t>missing_animals</w:t>
       </w:r>
       <w:proofErr w:type="spellEnd"/>
@@ -24116,6 +26885,21 @@
               <w:t>INT</w:t>
             </w:r>
           </w:p>
+          <w:p>
+            <w:pPr>
+              <w:pStyle w:val="PargrafodaLista"/>
+              <w:ind w:left="0"/>
+              <w:rPr>
+                <w:rFonts w:ascii="Times New Roman" w:hAnsi="Times New Roman" w:cs="Times New Roman"/>
+              </w:rPr>
+            </w:pPr>
+            <w:r>
+              <w:rPr>
+                <w:rFonts w:ascii="Times New Roman" w:hAnsi="Times New Roman" w:cs="Times New Roman"/>
+              </w:rPr>
+              <w:t>UNSIGNED</w:t>
+            </w:r>
+          </w:p>
         </w:tc>
         <w:tc>
           <w:tcPr>
@@ -24242,6 +27026,21 @@
                 <w:rFonts w:ascii="Times New Roman" w:hAnsi="Times New Roman" w:cs="Times New Roman"/>
               </w:rPr>
               <w:t>INT</w:t>
+            </w:r>
+          </w:p>
+          <w:p>
+            <w:pPr>
+              <w:pStyle w:val="PargrafodaLista"/>
+              <w:ind w:left="0"/>
+              <w:rPr>
+                <w:rFonts w:ascii="Times New Roman" w:hAnsi="Times New Roman" w:cs="Times New Roman"/>
+              </w:rPr>
+            </w:pPr>
+            <w:r>
+              <w:rPr>
+                <w:rFonts w:ascii="Times New Roman" w:hAnsi="Times New Roman" w:cs="Times New Roman"/>
+              </w:rPr>
+              <w:t>UNSIGNED</w:t>
             </w:r>
           </w:p>
         </w:tc>
@@ -24367,6 +27166,21 @@
               <w:t>INT</w:t>
             </w:r>
           </w:p>
+          <w:p>
+            <w:pPr>
+              <w:pStyle w:val="PargrafodaLista"/>
+              <w:ind w:left="0"/>
+              <w:rPr>
+                <w:rFonts w:ascii="Times New Roman" w:hAnsi="Times New Roman" w:cs="Times New Roman"/>
+              </w:rPr>
+            </w:pPr>
+            <w:r>
+              <w:rPr>
+                <w:rFonts w:ascii="Times New Roman" w:hAnsi="Times New Roman" w:cs="Times New Roman"/>
+              </w:rPr>
+              <w:t>UNSIGNED</w:t>
+            </w:r>
+          </w:p>
         </w:tc>
         <w:tc>
           <w:tcPr>
@@ -24483,6 +27297,21 @@
                 <w:rFonts w:ascii="Times New Roman" w:hAnsi="Times New Roman" w:cs="Times New Roman"/>
               </w:rPr>
               <w:t>VARCHAR</w:t>
+            </w:r>
+          </w:p>
+          <w:p>
+            <w:pPr>
+              <w:pStyle w:val="PargrafodaLista"/>
+              <w:ind w:left="0"/>
+              <w:rPr>
+                <w:rFonts w:ascii="Times New Roman" w:hAnsi="Times New Roman" w:cs="Times New Roman"/>
+              </w:rPr>
+            </w:pPr>
+            <w:r>
+              <w:rPr>
+                <w:rFonts w:ascii="Times New Roman" w:hAnsi="Times New Roman" w:cs="Times New Roman"/>
+              </w:rPr>
+              <w:t>(100)</w:t>
             </w:r>
           </w:p>
         </w:tc>
@@ -24600,6 +27429,21 @@
               <w:t>VARCHAR</w:t>
             </w:r>
           </w:p>
+          <w:p>
+            <w:pPr>
+              <w:pStyle w:val="PargrafodaLista"/>
+              <w:ind w:left="0"/>
+              <w:rPr>
+                <w:rFonts w:ascii="Times New Roman" w:hAnsi="Times New Roman" w:cs="Times New Roman"/>
+              </w:rPr>
+            </w:pPr>
+            <w:r>
+              <w:rPr>
+                <w:rFonts w:ascii="Times New Roman" w:hAnsi="Times New Roman" w:cs="Times New Roman"/>
+              </w:rPr>
+              <w:t>(20)</w:t>
+            </w:r>
+          </w:p>
         </w:tc>
         <w:tc>
           <w:tcPr>
@@ -24847,6 +27691,21 @@
               <w:t>VARCHAR</w:t>
             </w:r>
           </w:p>
+          <w:p>
+            <w:pPr>
+              <w:pStyle w:val="PargrafodaLista"/>
+              <w:ind w:left="0"/>
+              <w:rPr>
+                <w:rFonts w:ascii="Times New Roman" w:hAnsi="Times New Roman" w:cs="Times New Roman"/>
+              </w:rPr>
+            </w:pPr>
+            <w:r>
+              <w:rPr>
+                <w:rFonts w:ascii="Times New Roman" w:hAnsi="Times New Roman" w:cs="Times New Roman"/>
+              </w:rPr>
+              <w:t>(255)</w:t>
+            </w:r>
+          </w:p>
         </w:tc>
         <w:tc>
           <w:tcPr>
@@ -24961,6 +27820,21 @@
                 <w:rFonts w:ascii="Times New Roman" w:hAnsi="Times New Roman" w:cs="Times New Roman"/>
               </w:rPr>
               <w:t>VARCHAR</w:t>
+            </w:r>
+          </w:p>
+          <w:p>
+            <w:pPr>
+              <w:pStyle w:val="PargrafodaLista"/>
+              <w:ind w:left="0"/>
+              <w:rPr>
+                <w:rFonts w:ascii="Times New Roman" w:hAnsi="Times New Roman" w:cs="Times New Roman"/>
+              </w:rPr>
+            </w:pPr>
+            <w:r>
+              <w:rPr>
+                <w:rFonts w:ascii="Times New Roman" w:hAnsi="Times New Roman" w:cs="Times New Roman"/>
+              </w:rPr>
+              <w:t>(255)</w:t>
             </w:r>
           </w:p>
         </w:tc>
@@ -25166,8 +28040,16 @@
               <w:rPr>
                 <w:rFonts w:ascii="Times New Roman" w:hAnsi="Times New Roman" w:cs="Times New Roman"/>
               </w:rPr>
-              <w:t xml:space="preserve"> Missing</w:t>
-            </w:r>
+              <w:t xml:space="preserve"> </w:t>
+            </w:r>
+            <w:proofErr w:type="spellStart"/>
+            <w:r>
+              <w:rPr>
+                <w:rFonts w:ascii="Times New Roman" w:hAnsi="Times New Roman" w:cs="Times New Roman"/>
+              </w:rPr>
+              <w:t>Missing</w:t>
+            </w:r>
+            <w:proofErr w:type="spellEnd"/>
           </w:p>
         </w:tc>
       </w:tr>
@@ -25229,7 +28111,7 @@
         </w:rPr>
         <w:drawing>
           <wp:inline distT="0" distB="0" distL="0" distR="0">
-            <wp:extent cx="5400040" cy="3738245"/>
+            <wp:extent cx="4868984" cy="5400775"/>
             <wp:effectExtent l="0" t="0" r="0" b="0"/>
             <wp:docPr id="385905522" name="Imagem 1"/>
             <wp:cNvGraphicFramePr>
@@ -25239,15 +28121,15 @@
               <a:graphicData uri="http://schemas.openxmlformats.org/drawingml/2006/picture">
                 <pic:pic xmlns:pic="http://schemas.openxmlformats.org/drawingml/2006/picture">
                   <pic:nvPicPr>
-                    <pic:cNvPr id="385905522" name="Imagem 385905522"/>
+                    <pic:cNvPr id="385905522" name="Imagem 1"/>
                     <pic:cNvPicPr/>
                   </pic:nvPicPr>
                   <pic:blipFill>
-                    <a:blip r:embed="rId13" cstate="print">
+                    <a:blip r:embed="rId12" cstate="print">
                       <a:extLst>
                         <a:ext uri="{BEBA8EAE-BF5A-486C-A8C5-ECC9F3942E4B}">
                           <a14:imgProps xmlns:a14="http://schemas.microsoft.com/office/drawing/2010/main">
-                            <a14:imgLayer r:embed="rId14">
+                            <a14:imgLayer r:embed="rId13">
                               <a14:imgEffect>
                                 <a14:sharpenSoften amount="50000"/>
                               </a14:imgEffect>
@@ -25269,7 +28151,7 @@
                   <pic:spPr>
                     <a:xfrm>
                       <a:off x="0" y="0"/>
-                      <a:ext cx="5400040" cy="3738245"/>
+                      <a:ext cx="4922329" cy="5459946"/>
                     </a:xfrm>
                     <a:prstGeom prst="rect">
                       <a:avLst/>
@@ -25283,10 +28165,10 @@
       </w:r>
     </w:p>
     <w:sectPr>
-      <w:headerReference w:type="default" r:id="rId15"/>
-      <w:footerReference w:type="even" r:id="rId16"/>
-      <w:footerReference w:type="default" r:id="rId17"/>
-      <w:footerReference w:type="first" r:id="rId18"/>
+      <w:headerReference w:type="default" r:id="rId14"/>
+      <w:footerReference w:type="even" r:id="rId15"/>
+      <w:footerReference w:type="default" r:id="rId16"/>
+      <w:footerReference w:type="first" r:id="rId17"/>
       <w:pgSz w:w="11906" w:h="16838"/>
       <w:pgMar w:top="1417" w:right="1701" w:bottom="1417" w:left="1701" w:header="454" w:footer="454" w:gutter="0"/>
       <w:pgNumType w:start="0"/>
@@ -25461,7 +28343,23 @@
         <w:sz w:val="40"/>
         <w:szCs w:val="40"/>
       </w:rPr>
-      <w:t>Março 2026</w:t>
+      <w:t>Ma</w:t>
+    </w:r>
+    <w:r>
+      <w:rPr>
+        <w:rFonts w:ascii="Times New Roman" w:hAnsi="Times New Roman" w:cs="Times New Roman"/>
+        <w:sz w:val="40"/>
+        <w:szCs w:val="40"/>
+      </w:rPr>
+      <w:t>i</w:t>
+    </w:r>
+    <w:r>
+      <w:rPr>
+        <w:rFonts w:ascii="Times New Roman" w:hAnsi="Times New Roman" w:cs="Times New Roman"/>
+        <w:sz w:val="40"/>
+        <w:szCs w:val="40"/>
+      </w:rPr>
+      <w:t>o 2026</w:t>
     </w:r>
   </w:p>
   <w:p>
@@ -25541,7 +28439,7 @@
           <wp:extent cx="1281723" cy="709241"/>
           <wp:effectExtent l="0" t="0" r="1270" b="2540"/>
           <wp:wrapNone/>
-          <wp:docPr id="828202817" name="Imagem 6"/>
+          <wp:docPr id="623293941" name="Imagem 6"/>
           <wp:cNvGraphicFramePr>
             <a:graphicFrameLocks xmlns:a="http://schemas.openxmlformats.org/drawingml/2006/main" noChangeAspect="1"/>
           </wp:cNvGraphicFramePr>
